--- a/doc/CSMP_InterfaceGuide.docx
+++ b/doc/CSMP_InterfaceGuide.docx
@@ -12,8 +12,6 @@
       </w:pPr>
       <w:bookmarkStart w:id="0" w:name="_Toc453730299"/>
       <w:bookmarkStart w:id="1" w:name="_Toc506274833"/>
-      <w:bookmarkStart w:id="2" w:name="_GoBack"/>
-      <w:bookmarkEnd w:id="2"/>
     </w:p>
     <w:p/>
     <w:p/>
@@ -333,7 +331,7 @@
           <w:sz w:val="28"/>
           <w:lang w:val="en-US"/>
         </w:rPr>
-        <w:t>25/03/2017</w:t>
+        <w:t>10/03/2017</w:t>
       </w:r>
       <w:r>
         <w:rPr>
@@ -544,10 +542,12 @@
       <w:pPr>
         <w:pStyle w:val="Heading2"/>
       </w:pPr>
+      <w:bookmarkStart w:id="2" w:name="_GoBack"/>
       <w:r>
         <w:t>Foundations of Model Building</w:t>
       </w:r>
     </w:p>
+    <w:bookmarkEnd w:id="2"/>
     <w:p>
       <w:pPr>
         <w:pStyle w:val="Heading2"/>
@@ -569,7 +569,16 @@
         <w:pStyle w:val="BodyText"/>
       </w:pPr>
       <w:r>
-        <w:t>Current document provides short theoretical background and recommendations on the optimal definition of CAD Computer Aided Design (CAD) geometry in Boundary Representation (BREP) format for further import to the geometry editor of the ICEM CFD mesh generation code. This workflow reflects the specifics of building and discretisation of complex multiply connected free form Non-uniform B-spline (NURBS) geometry, prepared in the Rhino3D geometrical CAD package [1] for further simulation in the CSP 3D code. Typical transport simulation in a fractured fault configuration is shown in Fig. 1. This geometry includes 3D free form displaced highly permeable fractured fault, with fractures as 3D free form surfaces. Concentration of a passive advector, transported by a highly inhomogeneous velocity field in the fracture-matrix continuum is represented by a rainbow scheme.</w:t>
+        <w:t>Current document provides short theoretical background and recommendations on the optimal definition of CAD Computer Aided Design (CAD) geometry in Boundary Repr</w:t>
+      </w:r>
+      <w:r>
+        <w:t>esentation (BREP) format for further import to the geometry editor of the ICEM CFD mesh generation code. This workflow reflects the specifics of building and discretisation of complex multiply connected free form Non-uniform B-spline (NURBS) geometry, prep</w:t>
+      </w:r>
+      <w:r>
+        <w:t>ared in the Rhino3D geometrical CAD package [1] for further simulation in the CSP 3D code. Typical transport simulation in a fractured fault configuration is shown in Fig. 1. This geometry includes 3D free form displaced highly permeable fractured fault, w</w:t>
+      </w:r>
+      <w:r>
+        <w:t>ith fractures as 3D free form surfaces. Concentration of a passive advector, transported by a highly inhomogeneous velocity field in the fracture-matrix continuum is represented by a rainbow scheme.</w:t>
       </w:r>
     </w:p>
     <w:p>
@@ -636,7 +645,10 @@
         <w:jc w:val="center"/>
       </w:pPr>
       <w:r>
-        <w:t>Fig 1. CSP4.0 computational model of the complex fault geometry with unstructured hybrid mesh.</w:t>
+        <w:t xml:space="preserve">Fig 1. CSP4.0 computational model of the complex fault </w:t>
+      </w:r>
+      <w:r>
+        <w:t>geometry with unstructured hybrid mesh.</w:t>
       </w:r>
     </w:p>
     <w:p>
@@ -664,7 +676,10 @@
         <w:pStyle w:val="Heading3"/>
       </w:pPr>
       <w:r>
-        <w:t>2.1 NURBS curves and surfaces: geometry</w:t>
+        <w:t>2.1 NURBS curves and surf</w:t>
+      </w:r>
+      <w:r>
+        <w:t>aces: geometry</w:t>
       </w:r>
     </w:p>
     <w:p>
@@ -683,7 +698,15 @@
           <w:szCs w:val="20"/>
           <w:highlight w:val="white"/>
         </w:rPr>
-        <w:t xml:space="preserve">The NURBS curve is a composite curve, consisting from connected curved segments, spanning between the knots (black dots on Fig 2 b)) [2]. The position of the spline knots (some parameter values in side the spline parametric interval, lines at Fig 2.a)) is defined by the position of the so-called control points (P0-P6, Fig 2). Knots are also shown at parametric positions on Fig 2 a), so the shape of the curve will be defined by the weighted sum of univariate B-spline functions </w:t>
+        <w:t>The NURBS curve is a composite curve, consisting from connected curved segments, spanning between the knots (black dots on Fig 2 b)) [2]. The position of the spline knots (some parameter values in side the spline parametric interval, lines a</w:t>
+      </w:r>
+      <w:r>
+        <w:rPr>
+          <w:color w:val="000000"/>
+          <w:szCs w:val="20"/>
+          <w:highlight w:val="white"/>
+        </w:rPr>
+        <w:t xml:space="preserve">t Fig 2.a)) is defined by the position of the so-called control points (P0-P6, Fig 2). Knots are also shown at parametric positions on Fig 2 a), so the shape of the curve will be defined by the weighted sum of univariate B-spline functions </w:t>
       </w:r>
       <w:r>
         <w:rPr>
@@ -712,7 +735,15 @@
           <w:szCs w:val="20"/>
           <w:highlight w:val="white"/>
         </w:rPr>
-        <w:t xml:space="preserve"> at the given control points positions. To move the spline we need just to relocate the control plygon. Changing degree of spline, we change the number B-spline functions in the summation and the way how close the curve is to control polygon.</w:t>
+        <w:t xml:space="preserve"> at the given</w:t>
+      </w:r>
+      <w:r>
+        <w:rPr>
+          <w:color w:val="000000"/>
+          <w:szCs w:val="20"/>
+          <w:highlight w:val="white"/>
+        </w:rPr>
+        <w:t xml:space="preserve"> control points positions. To move the spline we need just to relocate the control plygon. Changing degree of spline, we change the number B-spline functions in the summation and the way how close the curve is to control polygon.</w:t>
       </w:r>
     </w:p>
     <w:p>
@@ -728,7 +759,16 @@
         <w:t>The degree of spline.</w:t>
       </w:r>
       <w:r>
-        <w:t xml:space="preserve"> This number is usually 1, 2, 3 or 5, but can be any positive whole number. NURBS lines and polylines are usually degree 1, NURBS circles are degree 2, and most free-form curves are degree 3 or 5. Sometimes the terms linear, quadratic, cubic, and quintic are used. Linear means degree 1, quadratic means degree 2, cubic means degree 3, and quintic means degree 5. You may see references to the order of a NURBS curve. The order of a NURBS curve is positive whole number equal to (degree+1). Consequently, the degree is equal to order-1.It is possible to </w:t>
+        <w:t xml:space="preserve"> This</w:t>
+      </w:r>
+      <w:r>
+        <w:t xml:space="preserve"> number is usually 1, 2, 3 or 5, but can be any positive whole number. NURBS lines and polylines are usually degree 1, NURBS circles are degree 2, and most free-form curves are degree 3 or 5. Sometimes the terms linear, quadratic, cubic, and quintic are us</w:t>
+      </w:r>
+      <w:r>
+        <w:t>ed. Linear means degree 1, quadratic means degree 2, cubic means degree 3, and quintic means degree 5. You may see references to the order of a NURBS curve. The order of a NURBS curve is positive whole number equal to (degree+1). Consequently, the degree i</w:t>
+      </w:r>
+      <w:r>
+        <w:t xml:space="preserve">s equal to order-1.It is possible to </w:t>
       </w:r>
       <w:r>
         <w:lastRenderedPageBreak/>
@@ -816,7 +856,14 @@
           <w:color w:val="000000"/>
           <w:szCs w:val="20"/>
         </w:rPr>
-        <w:t>Fig 2. Parametric interval and quadratic B-spline functions (a) of a NURBS curve with control polygon (b).</w:t>
+        <w:t xml:space="preserve">Fig 2. Parametric interval and quadratic B-spline functions (a) </w:t>
+      </w:r>
+      <w:r>
+        <w:rPr>
+          <w:color w:val="000000"/>
+          <w:szCs w:val="20"/>
+        </w:rPr>
+        <w:t>of a NURBS curve with control polygon (b).</w:t>
       </w:r>
     </w:p>
     <w:p>
@@ -874,10 +921,10 @@
             <v:path o:extrusionok="f" gradientshapeok="t" o:connecttype="rect"/>
             <o:lock v:ext="edit" aspectratio="t"/>
           </v:shapetype>
-          <v:shape id="_x0000_i1025" type="#_x0000_t75" style="width:156.65pt;height:30.65pt" o:ole="">
+          <v:shape id="_x0000_i1026" type="#_x0000_t75" style="width:156.65pt;height:30.65pt" o:ole="">
             <v:imagedata r:id="rId10" o:title=""/>
           </v:shape>
-          <o:OLEObject Type="Embed" ProgID="Equation.3" ShapeID="_x0000_i1025" DrawAspect="Content" ObjectID="_1425783376" r:id="rId11"/>
+          <o:OLEObject Type="Embed" ProgID="Equation.3" ShapeID="_x0000_i1026" DrawAspect="Content" ObjectID="_1424527045" r:id="rId11"/>
         </w:object>
       </w:r>
     </w:p>
@@ -928,7 +975,10 @@
         <w:jc w:val="both"/>
       </w:pPr>
       <w:r>
-        <w:t xml:space="preserve">One of easiest ways to change the shape of a NURBS curve is to move its control points. </w:t>
+        <w:t>One of easiest ways to change the shape of a NURBS curve</w:t>
+      </w:r>
+      <w:r>
+        <w:t xml:space="preserve"> is to move its control points. </w:t>
       </w:r>
     </w:p>
     <w:p>
@@ -938,7 +988,13 @@
         <w:jc w:val="both"/>
       </w:pPr>
       <w:r>
-        <w:t>The control points have an associated number called a weight. With a few exceptions, weights are positive numbers. When a curve’s control points all have the same weight (usually 1), the curve is called non-rational, otherwise the curve is called rational. The R in NURBS stands for rational and indicates that a NURBS curve has the possibility of being rational. In practice, most NURBS curves are non-rational. A few NURBS curves, circles and ellipses being notable examples, are always</w:t>
+        <w:t>The control points have an associated number called a weight. With a few exceptions, weights are positive numbers. When a curve’s control points all have the same weight (usually 1), the curve is called non-rational, otherw</w:t>
+      </w:r>
+      <w:r>
+        <w:t>ise the curve is called rational. The R in NURBS stands for rational and indicates that a NURBS curve has the possibility of being rational. In practice, most NURBS curves are non-rational. A few NURBS curves, circles and ellipses being notable examples, a</w:t>
+      </w:r>
+      <w:r>
+        <w:t>re always</w:t>
       </w:r>
     </w:p>
     <w:p>
@@ -968,7 +1024,13 @@
         <w:jc w:val="both"/>
       </w:pPr>
       <w:r>
-        <w:t>This list of knot numbers must satisfy several technical conditions. The standard way to ensure that the technical conditions are satisfied is to require the numbers to stay the same or get larger as you go down the list and to limit the number of duplicate values to no more than the degree. For example, for a degree 3 NURBS curve with 11 control points, the list of numbers 0,0,0,1,2,2,2,3,7,7,9,9,9 is a satisfactory list of knots. The list 0,0,0,1,2,2,2,2,7,7,9,9,9 is unacceptable because there are four 2s and four is larger than the degree.</w:t>
+        <w:t>This list of knot numbers must satis</w:t>
+      </w:r>
+      <w:r>
+        <w:t>fy several technical conditions. The standard way to ensure that the technical conditions are satisfied is to require the numbers to stay the same or get larger as you go down the list and to limit the number of duplicate values to no more than the degree.</w:t>
+      </w:r>
+      <w:r>
+        <w:t xml:space="preserve"> For example, for a degree 3 NURBS curve with 11 control points, the list of numbers 0,0,0,1,2,2,2,3,7,7,9,9,9 is a satisfactory list of knots. The list 0,0,0,1,2,2,2,2,7,7,9,9,9 is unacceptable because there are four 2s and four is larger than the degree.</w:t>
       </w:r>
     </w:p>
     <w:p>
@@ -978,11 +1040,17 @@
         <w:jc w:val="both"/>
       </w:pPr>
       <w:r>
-        <w:t xml:space="preserve">The number of times a knot value is duplicated is called the knot’s multiplicity. In the preceding example of a satisfactory list of knots, the knot value 0 has multiplicity three, the knot value 1 has multiplicity one, the knot value 2 has multiplicity three, the knot value 3 has multiplicity one, the knot value 7 has multiplicity two, and the knot </w:t>
+        <w:t>The number of times a knot value is duplicated is called the knot’s multiplicity. In the preceding example of a satisfactory list of knots, the knot value 0 has multiplicity three, the knot value 1 has multiplicity one, the knot value 2 has multiplicity t</w:t>
+      </w:r>
+      <w:r>
+        <w:t xml:space="preserve">hree, the knot value 3 has multiplicity one, the knot value 7 has multiplicity two, and the knot </w:t>
       </w:r>
       <w:r>
         <w:lastRenderedPageBreak/>
-        <w:t>value 9 has multiplicity three. A knot value is said to be a full-multiplicity knot if it is duplicated degree many times. In the example, the knot values 0, 2, and 9 have full multiplicity. A knot value that appears only once is called a simple knot. In the example, the knot values 1 and 3 are simple knots.</w:t>
+        <w:t>value 9 has multiplicity three. A knot value is said to be a full-multiplicity knot if it is duplicated degree many times. In the example, the knot values 0, 2</w:t>
+      </w:r>
+      <w:r>
+        <w:t>, and 9 have full multiplicity. A knot value that appears only once is called a simple knot. In the example, the knot values 1 and 3 are simple knots.</w:t>
       </w:r>
     </w:p>
     <w:p>
@@ -992,7 +1060,13 @@
         <w:jc w:val="both"/>
       </w:pPr>
       <w:r>
-        <w:t>If a list of knots starts with a full multiplicity knot, is followed by simple knots, terminates with a full multiplicity knot, and the values are equally spaced, then the knots are called uniform. For example, if a degree 3 NURBS curve with 7 control points has knots 0,0,0,1,2,3,4,4,4, then the curve has uniform knots. The knots 0,0,0,1,2,5,6,6,6 are not uniform. Knots that are not uniform are called non</w:t>
+        <w:t>If a list of knots starts with a full multiplicity knot, is followed by simple knots, terminates with a f</w:t>
+      </w:r>
+      <w:r>
+        <w:t>ull multiplicity knot, and the values are equally spaced, then the knots are called uniform. For example, if a degree 3 NURBS curve with 7 control points has knots 0,0,0,1,2,3,4,4,4, then the curve has uniform knots. The knots 0,0,0,1,2,5,6,6,6 are not uni</w:t>
+      </w:r>
+      <w:r>
+        <w:t>form. Knots that are not uniform are called non</w:t>
       </w:r>
       <w:r>
         <w:noBreakHyphen/>
@@ -1010,11 +1084,20 @@
         <w:jc w:val="both"/>
       </w:pPr>
       <w:r>
-        <w:t>Duplicate knot values in the middle of the knot list make a NURBS curve less smooth. At the extreme, a full multiplicity knot in the middle of the knot list means there is a place on the NURBS curve that can be bent into a sharp kink. For this reason, some designers like to add and remove knots and then adjust control points to make curves have smoother or kinkier shapes. Since the number of knots is equal to (N+degree</w:t>
+        <w:t>Duplicate knot values in the middle of the knot list make a NURBS curve less s</w:t>
+      </w:r>
+      <w:r>
+        <w:t>mooth. At the extreme, a full multiplicity knot in the middle of the knot list means there is a place on the NURBS curve that can be bent into a sharp kink. For this reason, some designers like to add and remove knots and then adjust control points to make</w:t>
+      </w:r>
+      <w:r>
+        <w:t xml:space="preserve"> curves have smoother or kinkier shapes. Since the number of knots is equal to (N+degree</w:t>
       </w:r>
       <w:r>
         <w:noBreakHyphen/>
-        <w:t xml:space="preserve">1), where N is the number of control points, adding knots also adds control points and removing knots removes control points. Knots can be added without changing the shape of a NURBS curve. In general, removing knots will change the shape of a curve. </w:t>
+        <w:t>1), where N is the number of control points, adding knots also adds control points and removing knots removes control points. Knots can be added without changing the s</w:t>
+      </w:r>
+      <w:r>
+        <w:t xml:space="preserve">hape of a NURBS curve. In general, removing knots will change the shape of a curve. </w:t>
       </w:r>
     </w:p>
     <w:p>
@@ -1025,7 +1108,16 @@
         <w:jc w:val="both"/>
       </w:pPr>
       <w:r>
-        <w:t>A common misconception is that each knot is paired with a control point. This is true only for degree 1 NURBS (polylines). For higher degree NURBS, there are groups of 2 x degree knots that correspond to groups of degree+1 control points. For example, suppose we have a degree 3 NURBS with 7 control points and knots 0,0,0,1,2,5,8,8,8. The first four control points are grouped with the first six knots. The second through fifth control points are grouped with the knots 0,0,1,2,5,8. The third through sixth control points are grouped with the knots 0,1,2,5,8,8. The last four control points are grouped with the last six knots. Some modelers that use older algorithms for NURBS evaluation require two extra knot values for a total of degree+N+1 knots.</w:t>
+        <w:t>A common misconception is that each knot is paired with a control point. This is true only for degree 1 NURBS (polylines). For higher degree NURBS, there are groups of 2 x</w:t>
+      </w:r>
+      <w:r>
+        <w:t xml:space="preserve"> degree knots that correspond to groups of degree+1 control points. For example, suppose we have a degree 3 NURBS with 7 control points and knots 0,0,0,1,2,5,8,8,8. The first four control points are grouped with the first six knots. The second through fift</w:t>
+      </w:r>
+      <w:r>
+        <w:t>h control points are grouped with the knots 0,0,1,2,5,8. The third through sixth control points are grouped with the knots 0,1,2,5,8,8. The last four control points are grouped with the last six knots. Some modelers that use older algorithms for NURBS eval</w:t>
+      </w:r>
+      <w:r>
+        <w:t>uation require two extra knot values for a total of degree+N+1 knots.</w:t>
       </w:r>
     </w:p>
     <w:p>
@@ -1273,61 +1365,93 @@
           <w:szCs w:val="20"/>
           <w:highlight w:val="white"/>
         </w:rPr>
-        <w:t>To create a NURBS surface we use control points net in 3D (Fig 3 a)) and the tensor product of the B-spline functions, so this type of surface is called a tensor product surface. Again, it is a composite surface with an order of continuity, defined by the order of blending functions. If we use control polygon, shown in Fig. 3 we will receive the tensor product NURBS surface, shown in Fig. 4.</w:t>
-      </w:r>
-    </w:p>
-    <w:p>
-      <w:pPr>
-        <w:jc w:val="center"/>
+        <w:t>To create a NURBS surface we use control points net in 3D (Fig 3 a)) and the tensor product of the B-spline function</w:t>
+      </w:r>
+      <w:r>
         <w:rPr>
           <w:color w:val="000000"/>
           <w:szCs w:val="20"/>
           <w:highlight w:val="white"/>
         </w:rPr>
-      </w:pPr>
+        <w:t>s, so this type of surface is called a tensor product surface. Again, it is a composite surface with an order of continuity, defined by the order of blending functions. If we use control polygon, shown in Fig. 3 we will receive the tensor product NURBS sur</w:t>
+      </w:r>
       <w:r>
         <w:rPr>
           <w:color w:val="000000"/>
           <w:szCs w:val="20"/>
           <w:highlight w:val="white"/>
         </w:rPr>
-        <w:t>Fig 4. Tensor product NURBS surface, corresponding to control net at Fig 3.</w:t>
-      </w:r>
-    </w:p>
-    <w:p>
-      <w:pPr>
-        <w:jc w:val="both"/>
+        <w:t>face, shown in Fig. 4.</w:t>
+      </w:r>
+    </w:p>
+    <w:p>
+      <w:pPr>
+        <w:jc w:val="center"/>
         <w:rPr>
           <w:color w:val="000000"/>
           <w:szCs w:val="20"/>
           <w:highlight w:val="white"/>
         </w:rPr>
       </w:pPr>
-    </w:p>
-    <w:p>
-      <w:pPr>
-        <w:pStyle w:val="Heading3"/>
-      </w:pPr>
-      <w:r>
-        <w:t>2.2 NURBS curves and surfaces: topology</w:t>
-      </w:r>
-    </w:p>
-    <w:p>
-      <w:pPr>
-        <w:jc w:val="both"/>
+      <w:r>
         <w:rPr>
           <w:color w:val="000000"/>
           <w:szCs w:val="20"/>
           <w:highlight w:val="white"/>
         </w:rPr>
-      </w:pPr>
-      <w:r>
+        <w:t>Fig 4. Tensor product NURBS surface, corresponding to control net at Fig 3.</w:t>
+      </w:r>
+    </w:p>
+    <w:p>
+      <w:pPr>
+        <w:jc w:val="both"/>
         <w:rPr>
           <w:color w:val="000000"/>
           <w:szCs w:val="20"/>
           <w:highlight w:val="white"/>
         </w:rPr>
-        <w:t>The fundamental property of BREP geometrical format is approximation of volumetric objects by their outer/inner boundary by NURBS bounding surfaces and curves (see 2.1). Fig. 5 shows a cubic shape, with NURBS definition of the outer boundary, where actually planes are also defined as NURBS objects. The material point inside the volume will uniquely define the properties of the domain in our computational model.</w:t>
+      </w:pPr>
+    </w:p>
+    <w:p>
+      <w:pPr>
+        <w:pStyle w:val="Heading3"/>
+      </w:pPr>
+      <w:r>
+        <w:t>2.2 NURBS curves and surfaces: topology</w:t>
+      </w:r>
+    </w:p>
+    <w:p>
+      <w:pPr>
+        <w:jc w:val="both"/>
+        <w:rPr>
+          <w:color w:val="000000"/>
+          <w:szCs w:val="20"/>
+          <w:highlight w:val="white"/>
+        </w:rPr>
+      </w:pPr>
+      <w:r>
+        <w:rPr>
+          <w:color w:val="000000"/>
+          <w:szCs w:val="20"/>
+          <w:highlight w:val="white"/>
+        </w:rPr>
+        <w:t>The fundamental property of BREP geometrical format is approximation of volumetric objects by their outer/inner boun</w:t>
+      </w:r>
+      <w:r>
+        <w:rPr>
+          <w:color w:val="000000"/>
+          <w:szCs w:val="20"/>
+          <w:highlight w:val="white"/>
+        </w:rPr>
+        <w:t>dary by NURBS bounding surfaces and curves (see 2.1). Fig. 5 shows a cubic shape, with NURBS definition of the outer boundary, where actually planes are also defined as NURBS objects. The material point inside the volume will uniquely define the properties</w:t>
+      </w:r>
+      <w:r>
+        <w:rPr>
+          <w:color w:val="000000"/>
+          <w:szCs w:val="20"/>
+          <w:highlight w:val="white"/>
+        </w:rPr>
+        <w:t xml:space="preserve"> of the domain in our computational model.</w:t>
       </w:r>
     </w:p>
     <w:p>
@@ -1868,6 +1992,7 @@
         <w:pict>
           <v:shape id="_x0000_s1032" type="#_x0000_t75" style="position:absolute;left:0;text-align:left;margin-left:63pt;margin-top:167.4pt;width:333pt;height:321.9pt;z-index:251660288" fillcolor="#0c9">
             <v:imagedata r:id="rId15" o:title=""/>
+            <v:textbox style="mso-next-textbox:#_x0000_s1032"/>
             <w10:wrap type="topAndBottom"/>
           </v:shape>
         </w:pict>
@@ -1878,24 +2003,56 @@
           <w:szCs w:val="20"/>
           <w:highlight w:val="white"/>
         </w:rPr>
-        <w:t>In this context, BREP uses a graph of topological relations of the geometrical entities of the model, shown in Fig. 6. Starting from the root node of the CAD MODEL, which is the CAD itself with model related attributes (material, for example) we go to the BODY, representing full isolated 3D shape, say, fracture. Each BODY consists of two LUMPS, forming the external and internal (if it has one) boundary of the object. Each LUMP is composed from several SHELLS, and each SHELL is just a collection of adjoining FACES. Each FACE is bounded (trimmed) by the LOOP, which is a collection of adjoining edges. A COEDGE is a special case of edge, belonging to two neighbouring loops. The lowest level entity in the hierarchy of the geometrical elements is a VERTEX. It is interesting to point out, that for patch-independent meshing mesh generator requires direct access to faces of the model, as shown in the right had side of Fig 6.</w:t>
-      </w:r>
-    </w:p>
-    <w:p>
-      <w:pPr>
-        <w:jc w:val="center"/>
+        <w:t>In this context, BREP uses a graph of topological relations of the geometrical entities of the model, shown in Fig. 6. St</w:t>
+      </w:r>
+      <w:r>
         <w:rPr>
           <w:color w:val="000000"/>
           <w:szCs w:val="20"/>
           <w:highlight w:val="white"/>
         </w:rPr>
-      </w:pPr>
+        <w:t>arting from the root node of the CAD MODEL, which is the CAD itself with model related attributes (material, for example) we go to the BODY, representing full isolated 3D shape, say, fracture. Each BODY consists of two LUMPS, forming the external and inter</w:t>
+      </w:r>
       <w:r>
         <w:rPr>
           <w:color w:val="000000"/>
           <w:szCs w:val="20"/>
           <w:highlight w:val="white"/>
         </w:rPr>
+        <w:t xml:space="preserve">nal (if it has one) boundary of the object. Each LUMP is composed from several SHELLS, and each SHELL is just a collection of adjoining FACES. Each FACE is bounded (trimmed) by the LOOP, which is a collection of adjoining edges. A COEDGE is a special case </w:t>
+      </w:r>
+      <w:r>
+        <w:rPr>
+          <w:color w:val="000000"/>
+          <w:szCs w:val="20"/>
+          <w:highlight w:val="white"/>
+        </w:rPr>
+        <w:t xml:space="preserve">of edge, belonging to two neighbouring loops. The lowest level entity in the hierarchy of the geometrical elements is a VERTEX. It is interesting to point out, that for patch-independent meshing mesh generator requires direct access to faces of the model, </w:t>
+      </w:r>
+      <w:r>
+        <w:rPr>
+          <w:color w:val="000000"/>
+          <w:szCs w:val="20"/>
+          <w:highlight w:val="white"/>
+        </w:rPr>
+        <w:t>as shown in the right had side of Fig 6.</w:t>
+      </w:r>
+    </w:p>
+    <w:p>
+      <w:pPr>
+        <w:jc w:val="center"/>
+        <w:rPr>
+          <w:color w:val="000000"/>
+          <w:szCs w:val="20"/>
+          <w:highlight w:val="white"/>
+        </w:rPr>
+      </w:pPr>
+      <w:r>
+        <w:rPr>
+          <w:color w:val="000000"/>
+          <w:szCs w:val="20"/>
+          <w:highlight w:val="white"/>
+        </w:rPr>
         <w:t>Fig 6. Graph of the topological tree of the geometric model in the BREP</w:t>
       </w:r>
       <w:r>
@@ -1934,9 +2091,10 @@
         <w:pict>
           <v:shape id="_x0000_s1027" type="#_x0000_t75" style="position:absolute;left:0;text-align:left;margin-left:261pt;margin-top:160.3pt;width:129.5pt;height:136.35pt;z-index:251655168" fillcolor="#0c9">
             <v:imagedata r:id="rId16" o:title=""/>
+            <v:textbox style="mso-next-textbox:#_x0000_s1027"/>
             <w10:wrap type="topAndBottom"/>
           </v:shape>
-          <o:OLEObject Type="Embed" ProgID="Word.Picture.8" ShapeID="_x0000_s1027" DrawAspect="Content" ObjectID="_1425783396" r:id="rId17"/>
+          <o:OLEObject Type="Embed" ProgID="Word.Picture.8" ShapeID="_x0000_s1027" DrawAspect="Content" ObjectID="_1424527065" r:id="rId17"/>
         </w:pict>
       </w:r>
       <w:r>
@@ -1947,16 +2105,26 @@
         <w:pict>
           <v:shape id="_x0000_s1026" type="#_x0000_t75" style="position:absolute;left:0;text-align:left;margin-left:45pt;margin-top:160.3pt;width:131.2pt;height:108.05pt;z-index:251654144" fillcolor="#0c9">
             <v:imagedata r:id="rId18" o:title=""/>
+            <v:textbox style="mso-next-textbox:#_x0000_s1026"/>
             <w10:wrap type="topAndBottom"/>
           </v:shape>
         </w:pict>
       </w:r>
       <w:r>
-        <w:t xml:space="preserve">Geometrical models provide definition of surfaces and curves for spatial disretisation (mesh generation) as required by the computational applications. Main problem of the CAD-mesh interface is in inherently different requirements for the CAD and computational models. While CAD models have the main purpose of the efficient free form geometry definition and manipulation, computational models are mainly required to capture subdivision of space into isolated volumetric entities by the </w:t>
+        <w:t>Geometrical models provide definition of surfaces and curve</w:t>
+      </w:r>
+      <w:r>
+        <w:t xml:space="preserve">s for spatial disretisation (mesh generation) as required by the computational applications. Main problem of the CAD-mesh interface is in inherently different requirements for the CAD and computational models. While CAD models have the main purpose of the </w:t>
+      </w:r>
+      <w:r>
+        <w:t xml:space="preserve">efficient free form geometry definition and manipulation, computational models are mainly required to capture subdivision of space into isolated volumetric entities by the </w:t>
       </w:r>
       <w:r>
         <w:lastRenderedPageBreak/>
-        <w:t>geometric simplicies –Finite Elements (FE) or Finite Volumes (FV). CAD models normally do not have the property of conformal space subdivision and contain the so-called “errors” mainly gaps and overlaps between the patches [5,6], as shown in Fig. 7 a). We</w:t>
+        <w:t>geometric simplicies –Finite Elements (FE) or Finite Volumes (FV). CAD models normal</w:t>
+      </w:r>
+      <w:r>
+        <w:t>ly do not have the property of conformal space subdivision and contain the so-called “errors” mainly gaps and overlaps between the patches [5,6], as shown in Fig. 7 a). We</w:t>
       </w:r>
       <w:r>
         <w:rPr>
@@ -1970,7 +2138,15 @@
           <w:iCs/>
           <w:szCs w:val="20"/>
         </w:rPr>
-        <w:t xml:space="preserve">independent and dependent errors </w:t>
+        <w:t>i</w:t>
+      </w:r>
+      <w:r>
+        <w:rPr>
+          <w:i/>
+          <w:iCs/>
+          <w:szCs w:val="20"/>
+        </w:rPr>
+        <w:t xml:space="preserve">ndependent and dependent errors </w:t>
       </w:r>
       <w:r>
         <w:rPr>
@@ -2033,7 +2209,25 @@
         <w:rPr>
           <w:szCs w:val="20"/>
         </w:rPr>
-        <w:t>While independent CAD errors are real geometrical errors that violate water tightness of the geometric boundary and make impossible valid mesh generation (for example, gap between two surface patches in Fig 7 a)), dependent errors are attributed to valid geometrical entities, but they create specific geometric problems a given meshing algorithm can fail (for example, long taper face in Fig 7 b)). However, both classes of errors do create problems for meshing, but dependent errors are easier to avoid. These errors are commonly attributed to the known shapes of patches (mainly the so called “sliver” high aspect ratio patches). Detailed classification and examples of the dependent and independent CAD errors are given in Annex 2.</w:t>
+        <w:t xml:space="preserve">While independent CAD errors are real geometrical errors that violate water tightness of the geometric boundary and make </w:t>
+      </w:r>
+      <w:r>
+        <w:rPr>
+          <w:szCs w:val="20"/>
+        </w:rPr>
+        <w:t>impossible valid mesh generation (for example, gap between two surface patches in Fig 7 a)), dependent errors are attributed to valid geometrical entities, but they create specific geometric problems a given meshing algorithm can fail (for example, long ta</w:t>
+      </w:r>
+      <w:r>
+        <w:rPr>
+          <w:szCs w:val="20"/>
+        </w:rPr>
+        <w:t xml:space="preserve">per face in Fig 7 b)). However, both classes of errors do create problems for meshing, but dependent errors are easier to avoid. These errors are commonly attributed to the known shapes of patches (mainly the so called “sliver” high aspect ratio patches). </w:t>
+      </w:r>
+      <w:r>
+        <w:rPr>
+          <w:szCs w:val="20"/>
+        </w:rPr>
+        <w:t>Detailed classification and examples of the dependent and independent CAD errors are given in Annex 2.</w:t>
       </w:r>
     </w:p>
     <w:p>
@@ -2068,14 +2262,29 @@
           <w:szCs w:val="20"/>
           <w:highlight w:val="white"/>
         </w:rPr>
-        <w:t xml:space="preserve">Most of independent CAD errors are closely connected with the tolerance problems of NURBS approximation of the object's boundary. Should the tolerance of two sub-volumes of the model be </w:t>
-      </w:r>
-      <w:r>
-        <w:rPr>
+        <w:t>Most of independent CAD errors are closely connected with the tolerance problems of NURBS approximation of t</w:t>
+      </w:r>
+      <w:r>
+        <w:rPr>
+          <w:color w:val="000000"/>
           <w:szCs w:val="20"/>
           <w:highlight w:val="white"/>
         </w:rPr>
-        <w:t>different, it can lead to gaps or overlaps in the model boundary (similar to the situation in Fig 7 a)). The mesh generator interprets these gaps as independent errors and overall consistency of the mesh will be violated. It is therefore important to maintain same tolerance of NURBS modelling throughout the whole process of model development and export as well.</w:t>
+        <w:t xml:space="preserve">he object's boundary. Should the tolerance of two sub-volumes of the model be </w:t>
+      </w:r>
+      <w:r>
+        <w:rPr>
+          <w:szCs w:val="20"/>
+          <w:highlight w:val="white"/>
+        </w:rPr>
+        <w:t>different, it can lead to gaps or overlaps in the model boundary (similar to the situation in Fig 7 a)). The mesh generator interprets these gaps as independent errors and overal</w:t>
+      </w:r>
+      <w:r>
+        <w:rPr>
+          <w:szCs w:val="20"/>
+          <w:highlight w:val="white"/>
+        </w:rPr>
+        <w:t>l consistency of the mesh will be violated. It is therefore important to maintain same tolerance of NURBS modelling throughout the whole process of model development and export as well.</w:t>
       </w:r>
     </w:p>
     <w:p>
@@ -2118,7 +2327,15 @@
           <w:szCs w:val="20"/>
           <w:highlight w:val="white"/>
         </w:rPr>
-        <w:t xml:space="preserve">Check the default tolerance of the CAD modeller, the </w:t>
+        <w:t xml:space="preserve">Check the default tolerance </w:t>
+      </w:r>
+      <w:r>
+        <w:rPr>
+          <w:color w:val="000000"/>
+          <w:szCs w:val="20"/>
+          <w:highlight w:val="white"/>
+        </w:rPr>
+        <w:t xml:space="preserve">of the CAD modeller, the </w:t>
       </w:r>
       <w:r>
         <w:rPr>
@@ -2160,7 +2377,14 @@
           <w:szCs w:val="20"/>
           <w:highlight w:val="white"/>
         </w:rPr>
-        <w:t xml:space="preserve">If the model is typically interfaced with ICEM mesh generator via the IGES (International Graphics Exchange) format, therefore the tolerance of the IGES format should be </w:t>
+        <w:t>If the model is typically interfaced with ICEM mesh generator via the IGES (International Graphics Exchange) for</w:t>
+      </w:r>
+      <w:r>
+        <w:rPr>
+          <w:szCs w:val="20"/>
+          <w:highlight w:val="white"/>
+        </w:rPr>
+        <w:t xml:space="preserve">mat, therefore the tolerance of the IGES format should be </w:t>
       </w:r>
       <w:r>
         <w:rPr>
@@ -2213,7 +2437,15 @@
           <w:szCs w:val="20"/>
           <w:highlight w:val="white"/>
         </w:rPr>
-        <w:t xml:space="preserve"> tolerance, removing the so-called non-manifold vertices in the mesh. This, however, can lead to the situation, when the surface triangles will be non-aliened;</w:t>
+        <w:t xml:space="preserve"> tolerance, removing the so-called non-manifold ve</w:t>
+      </w:r>
+      <w:r>
+        <w:rPr>
+          <w:color w:val="000000"/>
+          <w:szCs w:val="20"/>
+          <w:highlight w:val="white"/>
+        </w:rPr>
+        <w:t>rtices in the mesh. This, however, can lead to the situation, when the surface triangles will be non-aliened;</w:t>
       </w:r>
     </w:p>
     <w:p>
@@ -2226,7 +2458,10 @@
         <w:pStyle w:val="BodyText"/>
       </w:pPr>
       <w:r>
-        <w:t>Fig 8 shows typical NURBS curve intersection problem, when the accuracy of the ACIS modeller is not sufficient to maintain surfaces intersection in 3D, resulting in a trimming curve, not lying on the surface (Rhino 3D CAD package).</w:t>
+        <w:t xml:space="preserve">Fig 8 shows typical NURBS curve intersection problem, when the accuracy of the ACIS modeller is not sufficient to maintain surfaces intersection </w:t>
+      </w:r>
+      <w:r>
+        <w:t>in 3D, resulting in a trimming curve, not lying on the surface (Rhino 3D CAD package).</w:t>
       </w:r>
     </w:p>
     <w:p>
@@ -2244,7 +2479,7 @@
           <v:shape id="_x0000_i1027" type="#_x0000_t75" style="width:277.35pt;height:228pt" o:ole="">
             <v:imagedata r:id="rId19" o:title=""/>
           </v:shape>
-          <o:OLEObject Type="Embed" ProgID="PBrush" ShapeID="_x0000_i1027" DrawAspect="Content" ObjectID="_1425783377" r:id="rId20"/>
+          <o:OLEObject Type="Embed" ProgID="PBrush" ShapeID="_x0000_i1027" DrawAspect="Content" ObjectID="_1424527046" r:id="rId20"/>
         </w:object>
       </w:r>
       <w:r>
@@ -2286,7 +2521,13 @@
         <w:rPr>
           <w:highlight w:val="white"/>
         </w:rPr>
-        <w:t>2.4 Brief description of the algorithms in the ICEM CFD mesh generator</w:t>
+        <w:t>2.4 Brief description of the algorithms in th</w:t>
+      </w:r>
+      <w:r>
+        <w:rPr>
+          <w:highlight w:val="white"/>
+        </w:rPr>
+        <w:t>e ICEM CFD mesh generator</w:t>
       </w:r>
     </w:p>
     <w:p>
@@ -2311,11 +2552,32 @@
           <w:szCs w:val="20"/>
           <w:highlight w:val="white"/>
         </w:rPr>
-        <w:t>The ICEM CFD mesh generator uses the octree method for unstructured 3D tetrahedral mesh generation [4]. Surface mesh is created as a by-product of volumetric meshing (the so called "fill"). The ICEM CFD mesh generator therefore does not require fully watertight CAD model and can handle small gaps and overlaps between the patches. The draw back of this approach is the necessity to define explicit “separators” for patches, intersecting at small angles. This leads to significant increase of manual operations during meshing of a typical geological geometry (see, for example Fig. 39). The quality of reconstructed surface mesh is also considered to be worth then in incremental meshing. However, possibility to mesh imperfect geometry permits to use IGES input for surface definition and minimises influence of certain geometric shapes on the quality of the mesh (i.e. the number of patch shapes that are will result in bad mesh is less)</w:t>
+        <w:t>The ICEM CFD mesh generator uses the octree method for unstructured 3D tetrahedral mesh generation [4]. Surface mesh is created as a by-product of volumetric meshing (the so called "fill"). The ICEM CFD mesh generator therefore d</w:t>
       </w:r>
       <w:r>
         <w:rPr>
           <w:szCs w:val="20"/>
+          <w:highlight w:val="white"/>
+        </w:rPr>
+        <w:t>oes not require fully watertight CAD model and can handle small gaps and overlaps between the patches. The draw back of this approach is the necessity to define explicit “separators” for patches, intersecting at small angles. This leads to significant incr</w:t>
+      </w:r>
+      <w:r>
+        <w:rPr>
+          <w:szCs w:val="20"/>
+          <w:highlight w:val="white"/>
+        </w:rPr>
+        <w:t>ease of manual operations during meshing of a typical geological geometry (see, for example Fig. 39). The quality of reconstructed surface mesh is also considered to be worth then in incremental meshing. However, possibility to mesh imperfect geometry perm</w:t>
+      </w:r>
+      <w:r>
+        <w:rPr>
+          <w:szCs w:val="20"/>
+          <w:highlight w:val="white"/>
+        </w:rPr>
+        <w:t>its to use IGES input for surface definition and minimises influence of certain geometric shapes on the quality of the mesh (i.e. the number of patch shapes that are will result in bad mesh is less)</w:t>
+      </w:r>
+      <w:r>
+        <w:rPr>
+          <w:szCs w:val="20"/>
         </w:rPr>
         <w:t>.</w:t>
       </w:r>
@@ -2333,8 +2595,10 @@
         <w:pStyle w:val="Heading2"/>
       </w:pPr>
       <w:r>
-        <w:lastRenderedPageBreak/>
-        <w:t>3. Workflow of GUI-driven geometric modelling in Rhino3D and Discretisation in ICEM CFD</w:t>
+        <w:t>3. Workflow of GUI-driven geometric modelling in Rhino</w:t>
+      </w:r>
+      <w:r>
+        <w:t>3D and Discretisation in ICEM CFD</w:t>
       </w:r>
     </w:p>
     <w:p>
@@ -2350,7 +2614,13 @@
         <w:jc w:val="both"/>
       </w:pPr>
       <w:r>
-        <w:t xml:space="preserve">Typical geometry creation in Rhino3D [] involves generation of free-form fault-type geometry, using free form spline curves and surfaces. One starts with the creation of rail spline curves to define at least two spline surfaces for further definition of the watertight fracture solid. Here we use two spline curves, interpolation the point wise data to define fault surfaces. Each surface provides the upper and lower boundaries of the fault geometry; side surfaces of the fault will be created by cutting (trimming) of these surfaces by a box-type 3D solid. </w:t>
+        <w:t>Typical geometry creation in Rhino3D [] involves generation of free-form fault-type geometry, using free form spline curves an</w:t>
+      </w:r>
+      <w:r>
+        <w:t>d surfaces. One starts with the creation of rail spline curves to define at least two spline surfaces for further definition of the watertight fracture solid. Here we use two spline curves, interpolation the point wise data to define fault surfaces. Each s</w:t>
+      </w:r>
+      <w:r>
+        <w:t xml:space="preserve">urface provides the upper and lower boundaries of the fault geometry; side surfaces of the fault will be created by cutting (trimming) of these surfaces by a box-type 3D solid. </w:t>
       </w:r>
     </w:p>
     <w:p>
@@ -2370,7 +2640,10 @@
         <w:jc w:val="both"/>
       </w:pPr>
       <w:r>
-        <w:t>Interpolate geologically mapped points by a curve in X direction for upper fault surface;</w:t>
+        <w:t>Inter</w:t>
+      </w:r>
+      <w:r>
+        <w:t>polate geologically mapped points by a curve in X direction for upper fault surface;</w:t>
       </w:r>
     </w:p>
     <w:p>
@@ -2401,7 +2674,14 @@
           <w:i/>
           <w:iCs/>
         </w:rPr>
-        <w:t>Surface-&gt;Loft</w:t>
+        <w:t>Surface-&gt;</w:t>
+      </w:r>
+      <w:r>
+        <w:rPr>
+          <w:i/>
+          <w:iCs/>
+        </w:rPr>
+        <w:t>Loft</w:t>
       </w:r>
       <w:r>
         <w:t xml:space="preserve">. It is recommended to accept default Rhino lofting settings, shown in Fig 9. </w:t>
@@ -2438,7 +2718,10 @@
         <w:t>Edit-&gt;Layers-&gt;EditLayers</w:t>
       </w:r>
       <w:r>
-        <w:t xml:space="preserve"> create two more layers for upper and lower fault surfaces;</w:t>
+        <w:t xml:space="preserve"> crea</w:t>
+      </w:r>
+      <w:r>
+        <w:t>te two more layers for upper and lower fault surfaces;</w:t>
       </w:r>
     </w:p>
     <w:p>
@@ -2526,7 +2809,10 @@
         <w:pStyle w:val="BodyText2"/>
       </w:pPr>
       <w:r>
-        <w:t>Fig 9. Lofting of 2 free form surfaces for further generation of watertight free form solid geometry of a fault.</w:t>
+        <w:t>Fig 9. Lofting of 2 free form surfaces for further generation of watertight free form solid geom</w:t>
+      </w:r>
+      <w:r>
+        <w:t>etry of a fault.</w:t>
       </w:r>
     </w:p>
     <w:p>
@@ -2617,7 +2903,10 @@
         <w:spacing w:after="120"/>
       </w:pPr>
       <w:r>
-        <w:t>Fig 10. Create a trimming box with smaller dimensions in plane, then upper and lower surfaces of the fault</w:t>
+        <w:t>Fig 10. Create a trimming box with smaller dimensions in pla</w:t>
+      </w:r>
+      <w:r>
+        <w:t>ne, then upper and lower surfaces of the fault</w:t>
       </w:r>
     </w:p>
     <w:p>
@@ -2662,7 +2951,10 @@
         <w:t>Solid-&gt;Intersection</w:t>
       </w:r>
       <w:r>
-        <w:t xml:space="preserve"> at Rhino3D first prompt chose first solid – the box. At Rhino3D second prompt chose second surface – upper fault surface (blue). Perform intersection. The result is shown in Fig. 11.</w:t>
+        <w:t xml:space="preserve"> at Rhino3D first prompt chose first solid – the box. At Rhino3D second prompt chose second surf</w:t>
+      </w:r>
+      <w:r>
+        <w:t>ace – upper fault surface (blue). Perform intersection. The result is shown in Fig. 11.</w:t>
       </w:r>
     </w:p>
     <w:p>
@@ -2754,7 +3046,10 @@
         <w:t>Solid-&gt;Intersection</w:t>
       </w:r>
       <w:r>
-        <w:t xml:space="preserve"> at Rhino3D first prompt chose trimmed box. At Rhino3D second prompt chose second surface – lower fault surface (red). Perform intersection. The result of the operation is shown in Fig 12.</w:t>
+        <w:t xml:space="preserve"> at Rhino3D first prompt chose trimmed box. At Rh</w:t>
+      </w:r>
+      <w:r>
+        <w:t>ino3D second prompt chose second surface – lower fault surface (red). Perform intersection. The result of the operation is shown in Fig 12.</w:t>
       </w:r>
     </w:p>
     <w:p>
@@ -2834,7 +3129,10 @@
         <w:jc w:val="both"/>
       </w:pPr>
       <w:r>
-        <w:t>Highlight and delete support blue and red curves (see Fig 12), used for lofting.</w:t>
+        <w:t xml:space="preserve">Highlight and delete support </w:t>
+      </w:r>
+      <w:r>
+        <w:t>blue and red curves (see Fig 12), used for lofting.</w:t>
       </w:r>
     </w:p>
     <w:p>
@@ -2931,7 +3229,10 @@
       </w:pPr>
       <w:r>
         <w:lastRenderedPageBreak/>
-        <w:t>Very important to define points inside the domains of our model, using the “point” command of Rhino3D. In this case we need 3 points inside the fault and in the upper and lover parts of the box, separated by the fault.</w:t>
+        <w:t>Very important to define</w:t>
+      </w:r>
+      <w:r>
+        <w:t xml:space="preserve"> points inside the domains of our model, using the “point” command of Rhino3D. In this case we need 3 points inside the fault and in the upper and lover parts of the box, separated by the fault.</w:t>
       </w:r>
     </w:p>
     <w:p>
@@ -2945,7 +3246,10 @@
         <w:jc w:val="both"/>
       </w:pPr>
       <w:r>
-        <w:t xml:space="preserve">The geometry needs to be imported to ICEM CFD mesh generator via the IGES (International Graphics Exchange Format). IGES export is produced by the following Rhino3D command </w:t>
+        <w:t xml:space="preserve">The geometry needs to be imported to ICEM CFD mesh generator </w:t>
+      </w:r>
+      <w:r>
+        <w:t xml:space="preserve">via the IGES (International Graphics Exchange Format). IGES export is produced by the following Rhino3D command </w:t>
       </w:r>
       <w:r>
         <w:rPr>
@@ -2955,7 +3259,10 @@
         <w:t>File-&gt;ExportSelected</w:t>
       </w:r>
       <w:r>
-        <w:t>. On the Rhino3D prompt select by the mouse all required objects. Export is a critical operation and IGES format should be always “default”, as shown in Fig. 14.</w:t>
+        <w:t>. On the Rhino3D prompt select by the mouse all required objects. Export is a critical operation and IGES format should be a</w:t>
+      </w:r>
+      <w:r>
+        <w:t>lways “default”, as shown in Fig. 14.</w:t>
       </w:r>
     </w:p>
     <w:p>
@@ -3043,20 +3350,29 @@
         <w:pStyle w:val="Heading3"/>
       </w:pPr>
       <w:r>
-        <w:t>3.2 Typical GUI-driven Meshing Operations in the ICEM CFD mesh generator</w:t>
-      </w:r>
-    </w:p>
-    <w:p>
-      <w:pPr>
-        <w:jc w:val="both"/>
-      </w:pPr>
-    </w:p>
-    <w:p>
-      <w:pPr>
-        <w:jc w:val="both"/>
-      </w:pPr>
-      <w:r>
-        <w:t>Next step is to import IGES spline geometry to Tetin, which is the geometric pre-processor of ICEM CFD mesh generator. Typical import screen is shown in Fig 15. It is recommended to create separate sub-directory in the ICEM work directory, later this directory will be the ICEM project, where all the geometry and mesh files of the current configuration will be stored. IGES file (extension *.igs or *.iges) should be also stored in that sub-directory.</w:t>
+        <w:t>3.2 Typica</w:t>
+      </w:r>
+      <w:r>
+        <w:t>l GUI-driven Meshing Operations in the ICEM CFD mesh generator</w:t>
+      </w:r>
+    </w:p>
+    <w:p>
+      <w:pPr>
+        <w:jc w:val="both"/>
+      </w:pPr>
+    </w:p>
+    <w:p>
+      <w:pPr>
+        <w:jc w:val="both"/>
+      </w:pPr>
+      <w:r>
+        <w:t>Next step is to import IGES spline geometry to Tetin, which is the geometric pre-processor of ICEM CFD mesh generator. Typical import screen is shown in Fig 15. It is recommended to create sep</w:t>
+      </w:r>
+      <w:r>
+        <w:t>arate sub-directory in the ICEM work directory, later this directory will be the ICEM project, where all the geometry and mesh files of the current configuration will be stored. IGES file (extension *.igs or *.iges) should be also stored in that sub-direct</w:t>
+      </w:r>
+      <w:r>
+        <w:t>ory.</w:t>
       </w:r>
     </w:p>
     <w:p>
@@ -3072,10 +3388,10 @@
       </w:pPr>
       <w:r>
         <w:object w:dxaOrig="4584" w:dyaOrig="3360">
-          <v:shape id="_x0000_i1028" type="#_x0000_t75" style="width:206.65pt;height:152pt" o:ole="">
+          <v:shape id="_x0000_i1034" type="#_x0000_t75" style="width:206.65pt;height:152pt" o:ole="">
             <v:imagedata r:id="rId27" o:title=""/>
           </v:shape>
-          <o:OLEObject Type="Embed" ProgID="PBrush" ShapeID="_x0000_i1028" DrawAspect="Content" ObjectID="_1425783378" r:id="rId28"/>
+          <o:OLEObject Type="Embed" ProgID="PBrush" ShapeID="_x0000_i1034" DrawAspect="Content" ObjectID="_1424527047" r:id="rId28"/>
         </w:object>
       </w:r>
       <w:r>
@@ -3083,10 +3399,10 @@
       </w:r>
       <w:r>
         <w:object w:dxaOrig="4440" w:dyaOrig="3312">
-          <v:shape id="_x0000_i1029" type="#_x0000_t75" style="width:204pt;height:151.35pt" o:ole="">
+          <v:shape id="_x0000_i1035" type="#_x0000_t75" style="width:204pt;height:151.35pt" o:ole="">
             <v:imagedata r:id="rId29" o:title=""/>
           </v:shape>
-          <o:OLEObject Type="Embed" ProgID="PBrush" ShapeID="_x0000_i1029" DrawAspect="Content" ObjectID="_1425783379" r:id="rId30"/>
+          <o:OLEObject Type="Embed" ProgID="PBrush" ShapeID="_x0000_i1035" DrawAspect="Content" ObjectID="_1424527048" r:id="rId30"/>
         </w:object>
       </w:r>
     </w:p>
@@ -3115,7 +3431,10 @@
         <w:t>“Default”</w:t>
       </w:r>
       <w:r>
-        <w:t xml:space="preserve"> directive file option should be chosen.</w:t>
+        <w:t xml:space="preserve"> directive file option should be chose</w:t>
+      </w:r>
+      <w:r>
+        <w:t>n.</w:t>
       </w:r>
     </w:p>
     <w:p>
@@ -3222,10 +3541,10 @@
       </w:pPr>
       <w:r>
         <w:object w:dxaOrig="6229" w:dyaOrig="4656">
-          <v:shape id="_x0000_i1030" type="#_x0000_t75" style="width:290pt;height:216.65pt" o:ole="">
+          <v:shape id="_x0000_i1037" type="#_x0000_t75" style="width:290pt;height:216.65pt" o:ole="">
             <v:imagedata r:id="rId32" o:title=""/>
           </v:shape>
-          <o:OLEObject Type="Embed" ProgID="PBrush" ShapeID="_x0000_i1030" DrawAspect="Content" ObjectID="_1425783380" r:id="rId33"/>
+          <o:OLEObject Type="Embed" ProgID="PBrush" ShapeID="_x0000_i1037" DrawAspect="Content" ObjectID="_1424527049" r:id="rId33"/>
         </w:object>
       </w:r>
     </w:p>
@@ -3235,7 +3554,10 @@
         <w:spacing w:after="120"/>
       </w:pPr>
       <w:r>
-        <w:t xml:space="preserve">Fig 17. Adjusting the orientation of the imported geometry via </w:t>
+        <w:t>Fig 17</w:t>
+      </w:r>
+      <w:r>
+        <w:t xml:space="preserve">. Adjusting the orientation of the imported geometry via </w:t>
       </w:r>
       <w:r>
         <w:rPr>
@@ -3266,7 +3588,10 @@
         <w:t>“Levels”</w:t>
       </w:r>
       <w:r>
-        <w:t>, which are found in the IGES file, see Fig 18.</w:t>
+        <w:t>, which are found in the IGE</w:t>
+      </w:r>
+      <w:r>
+        <w:t>S file, see Fig 18.</w:t>
       </w:r>
     </w:p>
     <w:p>
@@ -3365,10 +3690,10 @@
       </w:pPr>
       <w:r>
         <w:object w:dxaOrig="9109" w:dyaOrig="6829">
-          <v:shape id="_x0000_i1031" type="#_x0000_t75" style="width:414.65pt;height:311.35pt" o:ole="">
+          <v:shape id="_x0000_i1039" type="#_x0000_t75" style="width:414.65pt;height:311.35pt" o:ole="">
             <v:imagedata r:id="rId35" o:title=""/>
           </v:shape>
-          <o:OLEObject Type="Embed" ProgID="PBrush" ShapeID="_x0000_i1031" DrawAspect="Content" ObjectID="_1425783381" r:id="rId36"/>
+          <o:OLEObject Type="Embed" ProgID="PBrush" ShapeID="_x0000_i1039" DrawAspect="Content" ObjectID="_1424527050" r:id="rId36"/>
         </w:object>
       </w:r>
     </w:p>
@@ -3379,7 +3704,10 @@
         <w:jc w:val="left"/>
       </w:pPr>
       <w:r>
-        <w:t>Fig 19. Positioning of the trimming curves to separate family during IGES translation.</w:t>
+        <w:t>Fig 19. Positioning of</w:t>
+      </w:r>
+      <w:r>
+        <w:t xml:space="preserve"> the trimming curves to separate family during IGES translation.</w:t>
       </w:r>
     </w:p>
     <w:p>
@@ -3400,7 +3728,10 @@
       </w:r>
       <w:r>
         <w:lastRenderedPageBreak/>
-        <w:t xml:space="preserve">the highest possible number of families, as ICEM distinguishes different sub-regions of the model by family names. If in future some sub-region will require assignment of a different property (permeability, porosity, etc.), </w:t>
+        <w:t xml:space="preserve">the highest possible number </w:t>
+      </w:r>
+      <w:r>
+        <w:t xml:space="preserve">of families, as ICEM distinguishes different sub-regions of the model by family names. If in future some sub-region will require assignment of a different property (permeability, porosity, etc.), </w:t>
       </w:r>
       <w:r>
         <w:rPr>
@@ -3410,7 +3741,10 @@
         <w:t>a priory</w:t>
       </w:r>
       <w:r>
-        <w:t xml:space="preserve"> presence of a family can help. At this stage of model preparation for meshing standard CSP box-shape boundary names should be introduced. This is achieved by switching to the </w:t>
+        <w:t xml:space="preserve"> presence of a family can help. At this stage of mod</w:t>
+      </w:r>
+      <w:r>
+        <w:t xml:space="preserve">el preparation for meshing standard CSP box-shape boundary names should be introduced. This is achieved by switching to the </w:t>
       </w:r>
       <w:r>
         <w:rPr>
@@ -3420,7 +3754,10 @@
         <w:t>“Geometry”</w:t>
       </w:r>
       <w:r>
-        <w:t xml:space="preserve"> main level sub-menu, ticking the appropriate dot at the upper line of menus. In the “surface” sub-menu of that level we press the </w:t>
+        <w:t xml:space="preserve"> main level sub-menu, ticking the appropriate dot at the upper line of menus. In the “surface” sub-menu of that level we p</w:t>
+      </w:r>
+      <w:r>
+        <w:t xml:space="preserve">ress the </w:t>
       </w:r>
       <w:r>
         <w:rPr>
@@ -3430,7 +3767,10 @@
         <w:t>“Change family”</w:t>
       </w:r>
       <w:r>
-        <w:t xml:space="preserve"> button and by the left mouse button we select appropriate (in our example – Left) boundary of the matrix region (see Fig 20). Middle button of the mouse terminates select mode and brings the dialog of new family assignment. Then in the “New family” menu we enter the name of the standard CSP boundary flags (“LEFT”, “RIGHT”, “TOP”, “BOTTOM”, “FRONT”, “BACK”).</w:t>
+        <w:t xml:space="preserve"> button and by the left mouse button we select appropriate (in our example – Left) boundary of the matrix region (see Fig 20). Middle button of the mouse terminates select mode and brings the dialog of new family assignment. Then in</w:t>
+      </w:r>
+      <w:r>
+        <w:t xml:space="preserve"> the “New family” menu we enter the name of the standard CSP boundary flags (“LEFT”, “RIGHT”, “TOP”, “BOTTOM”, “FRONT”, “BACK”).</w:t>
       </w:r>
     </w:p>
     <w:p>
@@ -3441,10 +3781,10 @@
       </w:pPr>
       <w:r>
         <w:object w:dxaOrig="9181" w:dyaOrig="6877">
-          <v:shape id="_x0000_i1032" type="#_x0000_t75" style="width:414.65pt;height:310.65pt" o:ole="">
+          <v:shape id="_x0000_i1040" type="#_x0000_t75" style="width:414.65pt;height:310.65pt" o:ole="">
             <v:imagedata r:id="rId37" o:title=""/>
           </v:shape>
-          <o:OLEObject Type="Embed" ProgID="PBrush" ShapeID="_x0000_i1032" DrawAspect="Content" ObjectID="_1425783382" r:id="rId38"/>
+          <o:OLEObject Type="Embed" ProgID="PBrush" ShapeID="_x0000_i1040" DrawAspect="Content" ObjectID="_1424527051" r:id="rId38"/>
         </w:object>
       </w:r>
     </w:p>
@@ -3464,7 +3804,10 @@
         <w:jc w:val="both"/>
       </w:pPr>
       <w:r>
-        <w:t xml:space="preserve">Described procedure should be repeated for all standard CSP boundary families. At this stage it is recommended to go to the main menu option </w:t>
+        <w:t xml:space="preserve">Described procedure should be repeated for </w:t>
+      </w:r>
+      <w:r>
+        <w:t xml:space="preserve">all standard CSP boundary families. At this stage it is recommended to go to the main menu option </w:t>
       </w:r>
       <w:r>
         <w:rPr>
@@ -3484,7 +3827,16 @@
         <w:t>“Save”</w:t>
       </w:r>
       <w:r>
-        <w:t xml:space="preserve"> save the geometry file. The result of family assignment is given at Fig. 21. It is important, that the bounding box of the geometry and internal surfaces should be trimmed by edges (curves or lines) and geometrical points at the corners of the box, otherwise the mesh will be invalid, not adjusting to edges of the box, see Fig. 19. It is possible to create such edges in ICEM dialog, using command Geometry-&gt;Curve-&gt; Create-&gt;Extract but this is not recommended, as ICEM tends to extract all curves from the intersections of surfaces and that will duplicate existing trimming curves on the free form surfaces, for example, on our fault sub-region. To check presence of edges in the geometry one should tick off all the boxes except curves in the </w:t>
+        <w:t xml:space="preserve"> save the geometry file. The result of family assignment is given at Fig. 21. It is important, that the bounding box of the geome</w:t>
+      </w:r>
+      <w:r>
+        <w:t>try and internal surfaces should be trimmed by edges (curves or lines) and geometrical points at the corners of the box, otherwise the mesh will be invalid, not adjusting to edges of the box, see Fig. 19. It is possible to create such edges in ICEM dialog,</w:t>
+      </w:r>
+      <w:r>
+        <w:t xml:space="preserve"> using command Geometry-&gt;Curve-&gt; Create-&gt;Extract but this is not recommended, as ICEM tends to extract all curves from the intersections of surfaces and that will duplicate existing trimming curves on the free form surfaces, for example, on our fault sub-r</w:t>
+      </w:r>
+      <w:r>
+        <w:t xml:space="preserve">egion. To check presence of edges in the geometry one should tick off all the boxes except curves in the </w:t>
       </w:r>
       <w:r>
         <w:rPr>
@@ -3512,7 +3864,13 @@
       </w:pPr>
       <w:r>
         <w:lastRenderedPageBreak/>
-        <w:t xml:space="preserve">Next operation in geometry preparation deals with introduction of the so-called material points that distinguish different sub-volumes of the geometric model. For complex models it is recommended to introduce material points during model preparation in Rhino3D. In this case it will be simple points in 3D space and material points in ICEM are introduced using command </w:t>
+        <w:t>Next operation in geometry preparation deals with introduction of the so-called material points that disti</w:t>
+      </w:r>
+      <w:r>
+        <w:t>nguish different sub-volumes of the geometric model. For complex models it is recommended to introduce material points during model preparation in Rhino3D. In this case it will be simple points in 3D space and material points in ICEM are introduced using c</w:t>
+      </w:r>
+      <w:r>
+        <w:t xml:space="preserve">ommand </w:t>
       </w:r>
       <w:r>
         <w:rPr>
@@ -3599,7 +3957,10 @@
         <w:spacing w:after="120"/>
       </w:pPr>
       <w:r>
-        <w:t>Fig 21. Check of the trimming curves in the geometry.</w:t>
+        <w:t>Fig 21. Check of the tr</w:t>
+      </w:r>
+      <w:r>
+        <w:t>imming curves in the geometry.</w:t>
       </w:r>
     </w:p>
     <w:p>
@@ -3747,7 +4108,10 @@
         <w:spacing w:after="120"/>
       </w:pPr>
       <w:r>
-        <w:t>Fig 23. Full set of material points for the geometry with two regions.</w:t>
+        <w:t>Fig 23. Full set of material points for th</w:t>
+      </w:r>
+      <w:r>
+        <w:t>e geometry with two regions.</w:t>
       </w:r>
     </w:p>
     <w:p>
@@ -3772,7 +4136,10 @@
         <w:jc w:val="both"/>
       </w:pPr>
       <w:r>
-        <w:t xml:space="preserve">The next operation sets up the spacing of the mesh in different regions of the model. Pressing menu sequence </w:t>
+        <w:t>The next operation sets up the spacing of the mesh in different reg</w:t>
+      </w:r>
+      <w:r>
+        <w:t xml:space="preserve">ions of the model. Pressing menu sequence </w:t>
       </w:r>
       <w:r>
         <w:rPr>
@@ -3873,7 +4240,10 @@
         <w:t>“Mesh Parameters”</w:t>
       </w:r>
       <w:r>
-        <w:t xml:space="preserve"> dialog box (Fig 24) ticking the </w:t>
+        <w:t xml:space="preserve"> dia</w:t>
+      </w:r>
+      <w:r>
+        <w:t xml:space="preserve">log box (Fig 24) ticking the </w:t>
       </w:r>
       <w:r>
         <w:rPr>
@@ -3893,7 +4263,10 @@
         <w:t>“Fast transition”</w:t>
       </w:r>
       <w:r>
-        <w:t xml:space="preserve"> option that defines the gradient of element sizes change between regions of the model with different element sizes. Applying </w:t>
+        <w:t xml:space="preserve"> option that defines the gradient of element sizes change between regions of the model with different el</w:t>
+      </w:r>
+      <w:r>
+        <w:t xml:space="preserve">ement sizes. Applying </w:t>
       </w:r>
       <w:r>
         <w:rPr>
@@ -4000,7 +4373,10 @@
         <w:t>Size</w:t>
       </w:r>
       <w:r>
-        <w:t xml:space="preserve"> parameter (5) and size of elements will be respectively bigger. It is important, that at the internal sub-regions boundaries, corresponding to the </w:t>
+        <w:t xml:space="preserve"> parameter (5) and si</w:t>
+      </w:r>
+      <w:r>
+        <w:t xml:space="preserve">ze of elements will be respectively bigger. It is important, that at the internal sub-regions boundaries, corresponding to the </w:t>
       </w:r>
       <w:r>
         <w:rPr>
@@ -4020,7 +4396,10 @@
         <w:t>“Int Wall”</w:t>
       </w:r>
       <w:r>
-        <w:t xml:space="preserve"> boxes should be ticked in. The same procedure is used for surface representations of fractures, for </w:t>
+        <w:t xml:space="preserve"> boxes should be ticked in. The same procedure is used for surface representations of fractures, fo</w:t>
+      </w:r>
+      <w:r>
+        <w:t xml:space="preserve">r </w:t>
       </w:r>
       <w:r>
         <w:lastRenderedPageBreak/>
@@ -4073,7 +4452,10 @@
         <w:t>“Save”</w:t>
       </w:r>
       <w:r>
-        <w:t xml:space="preserve"> and save the geometry file.</w:t>
+        <w:t xml:space="preserve"> and save the geo</w:t>
+      </w:r>
+      <w:r>
+        <w:t>metry file.</w:t>
       </w:r>
     </w:p>
     <w:p>
@@ -4112,7 +4494,10 @@
         <w:t>Meshing-&gt;Tetra-&gt;FromCAD/SurfaceMesh</w:t>
       </w:r>
       <w:r>
-        <w:t xml:space="preserve"> will invoke the following file menu (Fig 26), defining the input geometry file and expert options of meshing:</w:t>
+        <w:t xml:space="preserve"> will invoke the following file menu (Fig 26), definin</w:t>
+      </w:r>
+      <w:r>
+        <w:t>g the input geometry file and expert options of meshing:</w:t>
       </w:r>
     </w:p>
     <w:p>
@@ -4201,7 +4586,13 @@
         <w:jc w:val="both"/>
       </w:pPr>
       <w:r>
-        <w:t xml:space="preserve">In the setting, shown in Fig 26 it is assumed, that we perform tetrahedral meshing, as the smoother will perform 5 iterations and apparently perform local mode movement and swapping of the tetrahedrons diagonals in order to improve the mesh. After smoothening the efficiency of hybrid meshing, based on the merging of 12 tetrahedrons to one hexahedron will be lower, so in case of further hybrid meshing the parameter </w:t>
+        <w:t>In the setting, shown in Fig 26 it is assumed, that we perform tetrahedral meshing, as the smoother will perform 5 iterat</w:t>
+      </w:r>
+      <w:r>
+        <w:t>ions and apparently perform local mode movement and swapping of the tetrahedrons diagonals in order to improve the mesh. After smoothening the efficiency of hybrid meshing, based on the merging of 12 tetrahedrons to one hexahedron will be lower, so in case</w:t>
+      </w:r>
+      <w:r>
+        <w:t xml:space="preserve"> of further hybrid meshing the parameter </w:t>
       </w:r>
       <w:r>
         <w:rPr>
@@ -4311,7 +4702,13 @@
         <w:t>“Message”</w:t>
       </w:r>
       <w:r>
-        <w:t xml:space="preserve"> window and mesh will be loaded to the editor window, as shown in Fig 27. Sometimes the geometry description is not adequate (some bounding curves are not presented and the mesh generator positions tetrahedrons only using surfaces definition, Fig 28) and therefore loaded surface and volume mesh should be carefully checked for validity.</w:t>
+        <w:t xml:space="preserve"> window and mesh will be loaded to the editor window,</w:t>
+      </w:r>
+      <w:r>
+        <w:t xml:space="preserve"> as shown in Fig 27. Sometimes the geometry description is not adequate (some bounding curves are not presented and the mesh generator positions tetrahedrons only using surfaces definition, Fig 28) and therefore loaded surface and volume mesh should be car</w:t>
+      </w:r>
+      <w:r>
+        <w:t>efully checked for validity.</w:t>
       </w:r>
     </w:p>
     <w:p>
@@ -4539,7 +4936,10 @@
         <w:jc w:val="both"/>
       </w:pPr>
       <w:r>
-        <w:t xml:space="preserve">Mesh smoothening, analyses and modification is carried out in the high level menu </w:t>
+        <w:t>Mesh smoothening</w:t>
+      </w:r>
+      <w:r>
+        <w:t xml:space="preserve">, analyses and modification is carried out in the high level menu </w:t>
       </w:r>
       <w:r>
         <w:rPr>
@@ -4574,7 +4974,10 @@
         <w:t>EditMesh-&gt;Diagnostics-&gt;CheckMesh</w:t>
       </w:r>
       <w:r>
-        <w:t>. Typical values of the dialog are given in Fig 30.</w:t>
+        <w:t>. Typical values of the dialog are given</w:t>
+      </w:r>
+      <w:r>
+        <w:t xml:space="preserve"> in Fig 30.</w:t>
       </w:r>
     </w:p>
     <w:p>
@@ -4653,7 +5056,10 @@
         <w:jc w:val="both"/>
       </w:pPr>
       <w:r>
-        <w:t xml:space="preserve">Pressing the button “Create Subset” we give the command to put problematic elements into a separate sub-group, and this is rather handy for further mesh editing and improvement. Each subset can be visualised by ticking in “Display Subset” option in the “Display” menu of ICEM. </w:t>
+        <w:t>Pressing the button “Create Subset” we give the command to put problematic elements into a separate sub-group, and this is rather handy for further mesh editing and improvement. Each subset can be</w:t>
+      </w:r>
+      <w:r>
+        <w:t xml:space="preserve"> visualised by ticking in “Display Subset” option in the “Display” menu of ICEM. </w:t>
       </w:r>
     </w:p>
     <w:p>
@@ -4688,7 +5094,13 @@
         <w:t>“overlapping elements”</w:t>
       </w:r>
       <w:r>
-        <w:t xml:space="preserve"> do not create any problems for further FE computations. In most cases these problems are created by duplicate curves in the geometry and affect only duplication of the bar elements, used for curves discretisation in ICEM. As in standard cases CSP do not use bar elements in 2D and 3D models, these duplicate elements will not show up, unless for very special cases. All the other problems with the mesh are critical, especially the so called “non-manifold” vertices.</w:t>
+        <w:t xml:space="preserve"> do not create any problems for further FE computations. In most cases these problems are created by duplicate curve</w:t>
+      </w:r>
+      <w:r>
+        <w:t>s in the geometry and affect only duplication of the bar elements, used for curves discretisation in ICEM. As in standard cases CSP do not use bar elements in 2D and 3D models, these duplicate elements will not show up, unless for very special cases. All t</w:t>
+      </w:r>
+      <w:r>
+        <w:t>he other problems with the mesh are critical, especially the so called “non-manifold” vertices.</w:t>
       </w:r>
     </w:p>
     <w:p>
@@ -4707,7 +5119,13 @@
         </w:rPr>
       </w:pPr>
       <w:r>
-        <w:t xml:space="preserve">Next step involves check of the mesh quality with respect to some quality metrics. Quality metrics defines an ideal element and distance of the given element to that ideal in some metrics space. ICEM have a variety of different metrics and it is recommended to use for quality checks the default synthetic metrics, using several different criterions. Calculation of the metrics quality for the whole mesh and/or subsets of the mesh is invoked by the command </w:t>
+        <w:t>Next step involves check of the mesh quality with respect to some quality metrics. Quality metrics defines an ideal element and distance of the given element t</w:t>
+      </w:r>
+      <w:r>
+        <w:t>o that ideal in some metrics space. ICEM have a variety of different metrics and it is recommended to use for quality checks the default synthetic metrics, using several different criterions. Calculation of the metrics quality for the whole mesh and/or sub</w:t>
+      </w:r>
+      <w:r>
+        <w:t xml:space="preserve">sets of the mesh is invoked by the command </w:t>
       </w:r>
       <w:r>
         <w:rPr>
@@ -4859,7 +5277,10 @@
         <w:jc w:val="both"/>
       </w:pPr>
       <w:r>
-        <w:t>Let us remind, that if we are generating hybrid mesh, no smoothening should be carried out after tetrahedral mesh generation. This is connected with the specifics of the octree mesh generation technique, when hybrid mesh is most efficiently created by indirect method of ICEM on original non-smoothed octree mesh.</w:t>
+        <w:t>Let us remind, that if we are generating hybrid mesh, no smoothening should be carried out after tetrahedral mesh generation. This is connected with the specifics of the octree mesh generation technique, when hybrid mesh is most efficiently created by indi</w:t>
+      </w:r>
+      <w:r>
+        <w:t>rect method of ICEM on original non-smoothed octree mesh.</w:t>
       </w:r>
     </w:p>
     <w:p>
@@ -4956,7 +5377,10 @@
         <w:pStyle w:val="BodyText2"/>
       </w:pPr>
       <w:r>
-        <w:t>Fig 32. Quality of hybrid mesh generation query and recommended value.</w:t>
+        <w:t>Fig 32</w:t>
+      </w:r>
+      <w:r>
+        <w:t>. Quality of hybrid mesh generation query and recommended value.</w:t>
       </w:r>
     </w:p>
     <w:p>
@@ -4980,7 +5404,10 @@
         <w:jc w:val="both"/>
       </w:pPr>
       <w:r>
-        <w:t xml:space="preserve">Normally the hybrid mesh inherits all the topological/consistency problems of the initial tetrahedral mesh, but in some cases hybridisation can introduces own errors, so it is recommended to check the validity of generated hybrid mesh as well. This is done via command </w:t>
+        <w:t>Normally the hybrid mesh inherits all the top</w:t>
+      </w:r>
+      <w:r>
+        <w:t xml:space="preserve">ological/consistency problems of the initial tetrahedral mesh, but in some cases hybridisation can introduces own errors, so it is recommended to check the validity of generated hybrid mesh as well. This is done via command </w:t>
       </w:r>
       <w:r>
         <w:rPr>
@@ -5015,11 +5442,20 @@
         <w:t>EditMesh-&gt;Smooth</w:t>
       </w:r>
       <w:r>
-        <w:t xml:space="preserve">. Activating this command, we receive access to the smoothening menu and also receive information about mesh quality, as shown in Fig </w:t>
+        <w:t>. Activating this command, we receive access to the smoothening menu and also receive information ab</w:t>
+      </w:r>
+      <w:r>
+        <w:t xml:space="preserve">out mesh quality, as shown in Fig </w:t>
       </w:r>
       <w:r>
         <w:lastRenderedPageBreak/>
-        <w:t>31. It is recommended to perform 5-7 cycles of smoothening (optimisation), bearing in mind that this process uses a combination of local and global mesh optimisation techniques with respect to the default or user defined mesh quality metrics. This explains why in some cases increasing number of smoothening iterations does not improve overall quality of the mesh (due to locality of optimisation criterion). For big meshes around 1 million elements that process could be rather lengthy.</w:t>
+        <w:t>31. It is recommended to perform 5-7 cycles of smoothening (optimisation), bearing in mind that this process uses a combination of local and global mesh optimisation techniques with respect to the default or user defined m</w:t>
+      </w:r>
+      <w:r>
+        <w:t>esh quality metrics. This explains why in some cases increasing number of smoothening iterations does not improve overall quality of the mesh (due to locality of optimisation criterion). For big meshes around 1 million elements that process could be rather</w:t>
+      </w:r>
+      <w:r>
+        <w:t xml:space="preserve"> lengthy.</w:t>
       </w:r>
     </w:p>
     <w:p>
@@ -5232,7 +5668,10 @@
       </w:pPr>
       <w:r>
         <w:lastRenderedPageBreak/>
-        <w:t xml:space="preserve">Using first-level “Edit Mesh” menu it is also possible to convert linear finite elements to quadratic, applying ICEM command </w:t>
+        <w:t>Using first-level “Edit Mesh” menu it is also possible to convert lin</w:t>
+      </w:r>
+      <w:r>
+        <w:t xml:space="preserve">ear finite elements to quadratic, applying ICEM command </w:t>
       </w:r>
       <w:r>
         <w:rPr>
@@ -5344,7 +5783,13 @@
         <w:jc w:val="both"/>
       </w:pPr>
       <w:r>
-        <w:t xml:space="preserve">To run simulations, generated mesh need to be output in the internal format (ascii or binary) of the CSP code. The latest version of CSP uses the binary format of mesh storage and requires definition of the ICEM families with the standard CSP names for box-shaped models (see above). The output menu is invoked by the ICEM GUI command </w:t>
+        <w:t>To run sim</w:t>
+      </w:r>
+      <w:r>
+        <w:t>ulations, generated mesh need to be output in the internal format (ascii or binary) of the CSP code. The latest version of CSP uses the binary format of mesh storage and requires definition of the ICEM families with the standard CSP names for box-shaped mo</w:t>
+      </w:r>
+      <w:r>
+        <w:t xml:space="preserve">dels (see above). The output menu is invoked by the ICEM GUI command </w:t>
       </w:r>
       <w:r>
         <w:rPr>
@@ -5434,7 +5879,10 @@
       </w:pPr>
       <w:r>
         <w:lastRenderedPageBreak/>
-        <w:t>Pressing OK on the prompt of the mesh generator we must save the ICEM project (see above) and later on choose the ICEM binary domain mesh file to be converted to the CSP format (Fig. 37):</w:t>
+        <w:t>Pressing OK</w:t>
+      </w:r>
+      <w:r>
+        <w:t xml:space="preserve"> on the prompt of the mesh generator we must save the ICEM project (see above) and later on choose the ICEM binary domain mesh file to be converted to the CSP format (Fig. 37):</w:t>
       </w:r>
     </w:p>
     <w:p>
@@ -5510,7 +5958,10 @@
         <w:jc w:val="both"/>
       </w:pPr>
       <w:r>
-        <w:t>After that ICEM GUI prompts the user (see Fig 38) to define ASCII of BINARY format (BINARY should be used) and a name for a group of CSP mesh files (in this example ICEM-CSP.*, which will correspond to ICEM-CSP.dat, ICEM-CSP.asc and ICEM-CSP.log files) in the ICEM project directory.</w:t>
+        <w:t>After that ICEM GUI prompts the user (s</w:t>
+      </w:r>
+      <w:r>
+        <w:t>ee Fig 38) to define ASCII of BINARY format (BINARY should be used) and a name for a group of CSP mesh files (in this example ICEM-CSP.*, which will correspond to ICEM-CSP.dat, ICEM-CSP.asc and ICEM-CSP.log files) in the ICEM project directory.</w:t>
       </w:r>
     </w:p>
     <w:p>
@@ -5580,7 +6031,10 @@
         <w:pStyle w:val="BodyText2"/>
       </w:pPr>
       <w:r>
-        <w:t>Fig 38. CSP options dialog in ICEM.</w:t>
+        <w:t xml:space="preserve">Fig 38. </w:t>
+      </w:r>
+      <w:r>
+        <w:t>CSP options dialog in ICEM.</w:t>
       </w:r>
     </w:p>
     <w:p>
@@ -5618,7 +6072,10 @@
         <w:jc w:val="both"/>
       </w:pPr>
       <w:r>
-        <w:t>Unfortunately, there is no hard and fast rule how to produce the geometry, well suited for mesh generation. It should be kept in mind that most of the meshing errors are resulting from [3]:</w:t>
+        <w:t>Unfortunately, there is no hard and fast rule how to p</w:t>
+      </w:r>
+      <w:r>
+        <w:t>roduce the geometry, well suited for mesh generation. It should be kept in mind that most of the meshing errors are resulting from [3]:</w:t>
       </w:r>
     </w:p>
     <w:p>
@@ -5644,7 +6101,10 @@
         <w:jc w:val="both"/>
       </w:pPr>
       <w:r>
-        <w:t>The missing elements of the geometry: trimming curves that bound the underlying surface, vertices, bounding the curves (see, for example, see paragraph 3.2 and Annex 2).</w:t>
+        <w:t>The missing element</w:t>
+      </w:r>
+      <w:r>
+        <w:t>s of the geometry: trimming curves that bound the underlying surface, vertices, bounding the curves (see, for example, see paragraph 3.2 and Annex 2).</w:t>
       </w:r>
     </w:p>
     <w:p>
@@ -5673,7 +6133,10 @@
       </w:pPr>
       <w:r>
         <w:lastRenderedPageBreak/>
-        <w:t>As an example example, let us consider typical free-form fault geometry with fracture surfaces as shown in Fig. 39. The geometry was prepared in Rhino3D and exported to ICEM CFD via IGES format.</w:t>
+        <w:t>As an example example, let us consider typ</w:t>
+      </w:r>
+      <w:r>
+        <w:t>ical free-form fault geometry with fracture surfaces as shown in Fig. 39. The geometry was prepared in Rhino3D and exported to ICEM CFD via IGES format.</w:t>
       </w:r>
     </w:p>
     <w:p>
@@ -5741,7 +6204,10 @@
         <w:spacing w:after="120"/>
       </w:pPr>
       <w:r>
-        <w:t>Fig 39. Complex fault geometry with multiple intersecting free-form surfaces. Special attention should be paid to adequate parameters in the “Model Mesh” menu.</w:t>
+        <w:t>Fig 39. Complex fault geometry with multiple intersecting free-form surfaces. Special attention shoul</w:t>
+      </w:r>
+      <w:r>
+        <w:t>d be paid to adequate parameters in the “Model Mesh” menu.</w:t>
       </w:r>
     </w:p>
     <w:p>
@@ -5821,11 +6287,17 @@
         <w:jc w:val="both"/>
       </w:pPr>
       <w:r>
-        <w:t xml:space="preserve">Fig 40 shows adequate values of the edge and triangle tolerances for a 750x80x80 meters model with expected 400K elements. However, edge criterion could be too small, as we will see during the mesh generation process. Starting ICEM CFD Tet </w:t>
+        <w:t xml:space="preserve">Fig 40 shows adequate </w:t>
+      </w:r>
+      <w:r>
+        <w:t xml:space="preserve">values of the edge and triangle tolerances for a 750x80x80 meters model with expected 400K elements. However, edge criterion could be too small, as we will see during the mesh generation process. Starting ICEM CFD Tet </w:t>
       </w:r>
       <w:r>
         <w:lastRenderedPageBreak/>
-        <w:t>mesh generation code, we will receive the following output in the Message window of the mesh generator (Fig 41):</w:t>
+        <w:t xml:space="preserve">mesh generation code, we will receive </w:t>
+      </w:r>
+      <w:r>
+        <w:t>the following output in the Message window of the mesh generator (Fig 41):</w:t>
       </w:r>
     </w:p>
     <w:p>
@@ -5905,7 +6377,10 @@
         <w:jc w:val="both"/>
       </w:pPr>
       <w:r>
-        <w:t xml:space="preserve">This indicates, that most probably in some of the regions the trimming curves of the railed surfaces do not lie on the surface and the attempt to position the mesh modes both on curves and surface will result in the so called “non-manifold” vertices. </w:t>
+        <w:t>This indicates, that most probably in some of the reg</w:t>
+      </w:r>
+      <w:r>
+        <w:t xml:space="preserve">ions the trimming curves of the railed surfaces do not lie on the surface and the attempt to position the mesh modes both on curves and surface will result in the so called “non-manifold” vertices. </w:t>
       </w:r>
     </w:p>
     <w:p>
@@ -5915,10 +6390,10 @@
       </w:pPr>
       <w:r>
         <w:object w:dxaOrig="8249" w:dyaOrig="5941">
-          <v:shape id="_x0000_i1033" type="#_x0000_t75" style="width:5in;height:259.35pt" o:ole="">
+          <v:shape id="_x0000_i1065" type="#_x0000_t75" style="width:5in;height:259.35pt" o:ole="">
             <v:imagedata r:id="rId63" o:title=""/>
           </v:shape>
-          <o:OLEObject Type="Embed" ProgID="PBrush" ShapeID="_x0000_i1033" DrawAspect="Content" ObjectID="_1425783383" r:id="rId64"/>
+          <o:OLEObject Type="Embed" ProgID="PBrush" ShapeID="_x0000_i1065" DrawAspect="Content" ObjectID="_1424527052" r:id="rId64"/>
         </w:object>
       </w:r>
       <w:r>
@@ -5931,7 +6406,10 @@
         <w:spacing w:after="120"/>
       </w:pPr>
       <w:r>
-        <w:t>Fig 42. Non-manifold vertices (found during mesh check) following the error messages on Fig 41, related to gaps between trimming curve and underlying surface.</w:t>
+        <w:t>Fig 42. Non-manifold vertices (found</w:t>
+      </w:r>
+      <w:r>
+        <w:t xml:space="preserve"> during mesh check) following the error messages on Fig 41, related to gaps between trimming curve and underlying surface.</w:t>
       </w:r>
     </w:p>
     <w:p>
@@ -5941,7 +6419,13 @@
       </w:pPr>
       <w:r>
         <w:lastRenderedPageBreak/>
-        <w:t>Fig 43 shows the output of the mesh quality check (see also discussion above and Fig 30) in the message window of ICEM CFD mesh generation code. The “Multiple edges” and “Single Edges” problem is related here to the presence of the coinciding trimming curves on the fracture and fault surfaces. However as we do not use edge elements in our computations that will not introduce any errors to the solution, moreover these elements will be disregarded during translation. The real problem here is the presence of non-manifold vertices.</w:t>
+        <w:t>Fig 43 shows the output of the mesh quality check (see also discussion above and Fig 30) in the message window of ICEM CFD mesh gener</w:t>
+      </w:r>
+      <w:r>
+        <w:t xml:space="preserve">ation code. The “Multiple edges” and “Single Edges” problem is related here to the presence of the coinciding trimming curves on the fracture and fault surfaces. However as we do not use edge elements in our computations that will not introduce any errors </w:t>
+      </w:r>
+      <w:r>
+        <w:t>to the solution, moreover these elements will be disregarded during translation. The real problem here is the presence of non-manifold vertices.</w:t>
       </w:r>
     </w:p>
     <w:p>
@@ -6012,7 +6496,10 @@
         <w:spacing w:after="120"/>
       </w:pPr>
       <w:r>
-        <w:t>Fig 43. Output of the mesh check, showing multiple edges, single edges and non-manifold vertices in the mesh following the above error messages, related to gaps between trimming curve and underlying surface.</w:t>
+        <w:t>Fig 43. Output of the mesh check, showing multiple edges, single edges and non-manifold vertices in the mesh</w:t>
+      </w:r>
+      <w:r>
+        <w:t xml:space="preserve"> following the above error messages, related to gaps between trimming curve and underlying surface.</w:t>
       </w:r>
     </w:p>
     <w:p>
@@ -6021,7 +6508,10 @@
         <w:jc w:val="both"/>
       </w:pPr>
       <w:r>
-        <w:t>To correct it, we should increase parameter “Edge criterion” to 0.02-0.03 and that will eliminate non-manifold vertices, giving the valid mesh suitable for computations, shown in Fig 1.</w:t>
+        <w:t xml:space="preserve">To correct it, we should increase parameter “Edge criterion” to 0.02-0.03 and that will eliminate non-manifold vertices, giving the valid mesh suitable for </w:t>
+      </w:r>
+      <w:r>
+        <w:t>computations, shown in Fig 1.</w:t>
       </w:r>
     </w:p>
     <w:p>
@@ -6117,7 +6607,13 @@
         <w:rPr>
           <w:sz w:val="22"/>
         </w:rPr>
-        <w:t>Schneiders R. http://www-users.informatik.rwth-aachen.de/~roberts/mesh generation.html.</w:t>
+        <w:t>Schneiders R. http://www-</w:t>
+      </w:r>
+      <w:r>
+        <w:rPr>
+          <w:sz w:val="22"/>
+        </w:rPr>
+        <w:t>users.informatik.rwth-aachen.de/~roberts/mesh generation.html.</w:t>
       </w:r>
     </w:p>
     <w:p>
@@ -6182,7 +6678,10 @@
         <w:spacing w:line="360" w:lineRule="auto"/>
       </w:pPr>
       <w:r>
-        <w:t xml:space="preserve">CAD – Computer Aided Design, mostly preparation, processing and output of drawings on computers. </w:t>
+        <w:t>CAD – Computer Aided Design, m</w:t>
+      </w:r>
+      <w:r>
+        <w:t xml:space="preserve">ostly preparation, processing and output of drawings on computers. </w:t>
       </w:r>
     </w:p>
     <w:p>
@@ -6198,7 +6697,10 @@
         <w:spacing w:line="360" w:lineRule="auto"/>
       </w:pPr>
       <w:r>
-        <w:t>BREP – Boundary Representation, a format for representation of 3D free form objects by it’s boundary, defined by NURBS curves and surfaces. BREP essentially uses NURBS approximation of the outer boundary to define the shape of the object.</w:t>
+        <w:t>BREP – Boundary Representation, a format for representation of 3D free form objects by it</w:t>
+      </w:r>
+      <w:r>
+        <w:t>’s boundary, defined by NURBS curves and surfaces. BREP essentially uses NURBS approximation of the outer boundary to define the shape of the object.</w:t>
       </w:r>
     </w:p>
     <w:p>
@@ -6214,7 +6716,10 @@
         <w:spacing w:line="360" w:lineRule="auto"/>
       </w:pPr>
       <w:r>
-        <w:t>Taper – narrowed toward a point;</w:t>
+        <w:t>Taper – narrowed toward a poi</w:t>
+      </w:r>
+      <w:r>
+        <w:t>nt;</w:t>
       </w:r>
     </w:p>
     <w:p>
@@ -6277,6 +6782,12 @@
         <w:gridCol w:w="2650"/>
       </w:tblGrid>
       <w:tr>
+        <w:tblPrEx>
+          <w:tblCellMar>
+            <w:top w:w="0" w:type="dxa"/>
+            <w:bottom w:w="0" w:type="dxa"/>
+          </w:tblCellMar>
+        </w:tblPrEx>
         <w:trPr>
           <w:cantSplit/>
           <w:tblHeader/>
@@ -6328,6 +6839,12 @@
         </w:tc>
       </w:tr>
       <w:tr>
+        <w:tblPrEx>
+          <w:tblCellMar>
+            <w:top w:w="0" w:type="dxa"/>
+            <w:bottom w:w="0" w:type="dxa"/>
+          </w:tblCellMar>
+        </w:tblPrEx>
         <w:trPr>
           <w:cantSplit/>
           <w:trHeight w:val="2618"/>
@@ -6394,10 +6911,10 @@
             </w:pPr>
             <w:r>
               <w:object w:dxaOrig="2624" w:dyaOrig="2161">
-                <v:shape id="_x0000_i1034" type="#_x0000_t75" style="width:130pt;height:87.35pt" o:ole="" fillcolor="window">
+                <v:shape id="_x0000_i1067" type="#_x0000_t75" style="width:130pt;height:87.35pt" o:ole="" fillcolor="window">
                   <v:imagedata r:id="rId68" o:title=""/>
                 </v:shape>
-                <o:OLEObject Type="Embed" ProgID="Word.Picture.8" ShapeID="_x0000_i1034" DrawAspect="Content" ObjectID="_1425783384" r:id="rId69"/>
+                <o:OLEObject Type="Embed" ProgID="Word.Picture.8" ShapeID="_x0000_i1067" DrawAspect="Content" ObjectID="_1424527053" r:id="rId69"/>
               </w:object>
             </w:r>
             <w:r>
@@ -6425,10 +6942,10 @@
             </w:pPr>
             <w:r>
               <w:object w:dxaOrig="3155" w:dyaOrig="1441">
-                <v:shape id="_x0000_i1035" type="#_x0000_t75" style="width:123.35pt;height:76.65pt" o:ole="" fillcolor="window">
+                <v:shape id="_x0000_i1068" type="#_x0000_t75" style="width:123.35pt;height:76.65pt" o:ole="" fillcolor="window">
                   <v:imagedata r:id="rId70" o:title=""/>
                 </v:shape>
-                <o:OLEObject Type="Embed" ProgID="Word.Picture.8" ShapeID="_x0000_i1035" DrawAspect="Content" ObjectID="_1425783385" r:id="rId71"/>
+                <o:OLEObject Type="Embed" ProgID="Word.Picture.8" ShapeID="_x0000_i1068" DrawAspect="Content" ObjectID="_1424527054" r:id="rId71"/>
               </w:object>
             </w:r>
             <w:r>
@@ -6451,10 +6968,10 @@
             </w:pPr>
             <w:r>
               <w:object w:dxaOrig="2898" w:dyaOrig="1681">
-                <v:shape id="_x0000_i1036" type="#_x0000_t75" style="width:117.35pt;height:84pt" o:ole="" fillcolor="window">
+                <v:shape id="_x0000_i1069" type="#_x0000_t75" style="width:117.35pt;height:84pt" o:ole="" fillcolor="window">
                   <v:imagedata r:id="rId72" o:title=""/>
                 </v:shape>
-                <o:OLEObject Type="Embed" ProgID="Word.Picture.8" ShapeID="_x0000_i1036" DrawAspect="Content" ObjectID="_1425783386" r:id="rId73"/>
+                <o:OLEObject Type="Embed" ProgID="Word.Picture.8" ShapeID="_x0000_i1069" DrawAspect="Content" ObjectID="_1424527055" r:id="rId73"/>
               </w:object>
             </w:r>
           </w:p>
@@ -6526,6 +7043,12 @@
         </w:tc>
       </w:tr>
       <w:tr>
+        <w:tblPrEx>
+          <w:tblCellMar>
+            <w:top w:w="0" w:type="dxa"/>
+            <w:bottom w:w="0" w:type="dxa"/>
+          </w:tblCellMar>
+        </w:tblPrEx>
         <w:trPr>
           <w:cantSplit/>
           <w:trHeight w:val="1134"/>
@@ -6587,10 +7110,10 @@
             </w:pPr>
             <w:r>
               <w:object w:dxaOrig="3155" w:dyaOrig="1544">
-                <v:shape id="_x0000_i1037" type="#_x0000_t75" style="width:148pt;height:72.65pt" o:ole="" fillcolor="window">
+                <v:shape id="_x0000_i1070" type="#_x0000_t75" style="width:148pt;height:72.65pt" o:ole="" fillcolor="window">
                   <v:imagedata r:id="rId74" o:title=""/>
                 </v:shape>
-                <o:OLEObject Type="Embed" ProgID="Word.Picture.8" ShapeID="_x0000_i1037" DrawAspect="Content" ObjectID="_1425783387" r:id="rId75"/>
+                <o:OLEObject Type="Embed" ProgID="Word.Picture.8" ShapeID="_x0000_i1070" DrawAspect="Content" ObjectID="_1424527056" r:id="rId75"/>
               </w:object>
             </w:r>
           </w:p>
@@ -6599,7 +7122,10 @@
               <w:jc w:val="center"/>
             </w:pPr>
             <w:r>
-              <w:t>Vertex on an edge does not match underlying curve</w:t>
+              <w:t>Vertex on an ed</w:t>
+            </w:r>
+            <w:r>
+              <w:t>ge does not match underlying curve</w:t>
             </w:r>
           </w:p>
           <w:p>
@@ -6623,10 +7149,10 @@
             </w:pPr>
             <w:r>
               <w:object w:dxaOrig="2469" w:dyaOrig="1784">
-                <v:shape id="_x0000_i1038" type="#_x0000_t75" style="width:113.35pt;height:82pt" o:ole="" fillcolor="window">
+                <v:shape id="_x0000_i1071" type="#_x0000_t75" style="width:113.35pt;height:82pt" o:ole="" fillcolor="window">
                   <v:imagedata r:id="rId76" o:title=""/>
                 </v:shape>
-                <o:OLEObject Type="Embed" ProgID="Word.Picture.8" ShapeID="_x0000_i1038" DrawAspect="Content" ObjectID="_1425783388" r:id="rId77"/>
+                <o:OLEObject Type="Embed" ProgID="Word.Picture.8" ShapeID="_x0000_i1071" DrawAspect="Content" ObjectID="_1424527057" r:id="rId77"/>
               </w:object>
             </w:r>
           </w:p>
@@ -6654,10 +7180,10 @@
             </w:pPr>
             <w:r>
               <w:object w:dxaOrig="3053" w:dyaOrig="1664">
-                <v:shape id="_x0000_i1039" type="#_x0000_t75" style="width:112.65pt;height:61.35pt" o:ole="" fillcolor="window">
+                <v:shape id="_x0000_i1072" type="#_x0000_t75" style="width:112.65pt;height:61.35pt" o:ole="" fillcolor="window">
                   <v:imagedata r:id="rId78" o:title=""/>
                 </v:shape>
-                <o:OLEObject Type="Embed" ProgID="Word.Picture.8" ShapeID="_x0000_i1039" DrawAspect="Content" ObjectID="_1425783389" r:id="rId79"/>
+                <o:OLEObject Type="Embed" ProgID="Word.Picture.8" ShapeID="_x0000_i1072" DrawAspect="Content" ObjectID="_1424527058" r:id="rId79"/>
               </w:object>
             </w:r>
           </w:p>
@@ -6742,6 +7268,12 @@
         <w:gridCol w:w="1440"/>
       </w:tblGrid>
       <w:tr>
+        <w:tblPrEx>
+          <w:tblCellMar>
+            <w:top w:w="0" w:type="dxa"/>
+            <w:bottom w:w="0" w:type="dxa"/>
+          </w:tblCellMar>
+        </w:tblPrEx>
         <w:trPr>
           <w:cantSplit/>
           <w:trHeight w:val="449"/>
@@ -6768,7 +7300,10 @@
               <w:jc w:val="center"/>
             </w:pPr>
             <w:r>
-              <w:t>Type of CAD error</w:t>
+              <w:t>Type of CAD</w:t>
+            </w:r>
+            <w:r>
+              <w:t xml:space="preserve"> error</w:t>
             </w:r>
           </w:p>
         </w:tc>
@@ -6793,6 +7328,12 @@
         </w:tc>
       </w:tr>
       <w:tr>
+        <w:tblPrEx>
+          <w:tblCellMar>
+            <w:top w:w="0" w:type="dxa"/>
+            <w:bottom w:w="0" w:type="dxa"/>
+          </w:tblCellMar>
+        </w:tblPrEx>
         <w:trPr>
           <w:cantSplit/>
           <w:trHeight w:val="1134"/>
@@ -6853,10 +7394,10 @@
             </w:pPr>
             <w:r>
               <w:object w:dxaOrig="2590" w:dyaOrig="2727">
-                <v:shape id="_x0000_i1040" type="#_x0000_t75" style="width:129.35pt;height:106.65pt" o:ole="" fillcolor="window">
+                <v:shape id="_x0000_i1073" type="#_x0000_t75" style="width:129.35pt;height:106.65pt" o:ole="" fillcolor="window">
                   <v:imagedata r:id="rId80" o:title=""/>
                 </v:shape>
-                <o:OLEObject Type="Embed" ProgID="Word.Picture.8" ShapeID="_x0000_i1040" DrawAspect="Content" ObjectID="_1425783390" r:id="rId81"/>
+                <o:OLEObject Type="Embed" ProgID="Word.Picture.8" ShapeID="_x0000_i1073" DrawAspect="Content" ObjectID="_1424527059" r:id="rId81"/>
               </w:object>
             </w:r>
           </w:p>
@@ -6958,10 +7499,10 @@
                 <w:b/>
               </w:rPr>
               <w:object w:dxaOrig="4476" w:dyaOrig="1818">
-                <v:shape id="_x0000_i1041" type="#_x0000_t75" style="width:208pt;height:94.65pt" o:ole="" fillcolor="window">
+                <v:shape id="_x0000_i1075" type="#_x0000_t75" style="width:208pt;height:94.65pt" o:ole="" fillcolor="window">
                   <v:imagedata r:id="rId83" o:title=""/>
                 </v:shape>
-                <o:OLEObject Type="Embed" ProgID="Word.Picture.8" ShapeID="_x0000_i1041" DrawAspect="Content" ObjectID="_1425783391" r:id="rId84"/>
+                <o:OLEObject Type="Embed" ProgID="Word.Picture.8" ShapeID="_x0000_i1075" DrawAspect="Content" ObjectID="_1424527060" r:id="rId84"/>
               </w:object>
             </w:r>
           </w:p>
@@ -7004,6 +7545,12 @@
         </w:tc>
       </w:tr>
       <w:tr>
+        <w:tblPrEx>
+          <w:tblCellMar>
+            <w:top w:w="0" w:type="dxa"/>
+            <w:bottom w:w="0" w:type="dxa"/>
+          </w:tblCellMar>
+        </w:tblPrEx>
         <w:trPr>
           <w:cantSplit/>
           <w:trHeight w:val="2033"/>
@@ -7073,10 +7620,10 @@
             </w:pPr>
             <w:r>
               <w:object w:dxaOrig="3756" w:dyaOrig="3944">
-                <v:shape id="_x0000_i1042" type="#_x0000_t75" style="width:82.65pt;height:86.65pt" o:ole="" fillcolor="window">
+                <v:shape id="_x0000_i1076" type="#_x0000_t75" style="width:82.65pt;height:86.65pt" o:ole="" fillcolor="window">
                   <v:imagedata r:id="rId85" o:title=""/>
                 </v:shape>
-                <o:OLEObject Type="Embed" ProgID="Word.Picture.8" ShapeID="_x0000_i1042" DrawAspect="Content" ObjectID="_1425783392" r:id="rId86"/>
+                <o:OLEObject Type="Embed" ProgID="Word.Picture.8" ShapeID="_x0000_i1076" DrawAspect="Content" ObjectID="_1424527061" r:id="rId86"/>
               </w:object>
             </w:r>
           </w:p>
@@ -7085,7 +7632,10 @@
               <w:jc w:val="center"/>
             </w:pPr>
             <w:r>
-              <w:t>Long thin face</w:t>
+              <w:t>Long th</w:t>
+            </w:r>
+            <w:r>
+              <w:t>in face</w:t>
             </w:r>
           </w:p>
         </w:tc>
@@ -7101,10 +7651,10 @@
             </w:pPr>
             <w:r>
               <w:object w:dxaOrig="3756" w:dyaOrig="2470">
-                <v:shape id="_x0000_i1043" type="#_x0000_t75" style="width:128pt;height:85.35pt" o:ole="" fillcolor="window">
+                <v:shape id="_x0000_i1077" type="#_x0000_t75" style="width:128pt;height:85.35pt" o:ole="" fillcolor="window">
                   <v:imagedata r:id="rId87" o:title=""/>
                 </v:shape>
-                <o:OLEObject Type="Embed" ProgID="Word.Picture.8" ShapeID="_x0000_i1043" DrawAspect="Content" ObjectID="_1425783393" r:id="rId88"/>
+                <o:OLEObject Type="Embed" ProgID="Word.Picture.8" ShapeID="_x0000_i1077" DrawAspect="Content" ObjectID="_1424527062" r:id="rId88"/>
               </w:object>
             </w:r>
           </w:p>
@@ -7138,6 +7688,12 @@
         </w:tc>
       </w:tr>
       <w:tr>
+        <w:tblPrEx>
+          <w:tblCellMar>
+            <w:top w:w="0" w:type="dxa"/>
+            <w:bottom w:w="0" w:type="dxa"/>
+          </w:tblCellMar>
+        </w:tblPrEx>
         <w:trPr>
           <w:cantSplit/>
           <w:trHeight w:val="1134"/>
@@ -7194,10 +7750,10 @@
             </w:pPr>
             <w:r>
               <w:object w:dxaOrig="5041" w:dyaOrig="2058">
-                <v:shape id="_x0000_i1044" type="#_x0000_t75" style="width:154pt;height:52.65pt" o:ole="" fillcolor="window">
+                <v:shape id="_x0000_i1078" type="#_x0000_t75" style="width:154pt;height:52.65pt" o:ole="" fillcolor="window">
                   <v:imagedata r:id="rId89" o:title=""/>
                 </v:shape>
-                <o:OLEObject Type="Embed" ProgID="Word.Picture.8" ShapeID="_x0000_i1044" DrawAspect="Content" ObjectID="_1425783394" r:id="rId90"/>
+                <o:OLEObject Type="Embed" ProgID="Word.Picture.8" ShapeID="_x0000_i1078" DrawAspect="Content" ObjectID="_1424527063" r:id="rId90"/>
               </w:object>
             </w:r>
           </w:p>
@@ -7222,10 +7778,10 @@
             </w:pPr>
             <w:r>
               <w:object w:dxaOrig="4835" w:dyaOrig="1716">
-                <v:shape id="_x0000_i1045" type="#_x0000_t75" style="width:181.35pt;height:45.35pt" o:ole="" fillcolor="window">
+                <v:shape id="_x0000_i1079" type="#_x0000_t75" style="width:181.35pt;height:45.35pt" o:ole="" fillcolor="window">
                   <v:imagedata r:id="rId91" o:title=""/>
                 </v:shape>
-                <o:OLEObject Type="Embed" ProgID="Word.Picture.8" ShapeID="_x0000_i1045" DrawAspect="Content" ObjectID="_1425783395" r:id="rId92"/>
+                <o:OLEObject Type="Embed" ProgID="Word.Picture.8" ShapeID="_x0000_i1079" DrawAspect="Content" ObjectID="_1424527064" r:id="rId92"/>
               </w:object>
             </w:r>
           </w:p>
@@ -7290,8 +7846,10 @@
         <w:pStyle w:val="Heading2"/>
       </w:pPr>
       <w:r>
-        <w:lastRenderedPageBreak/>
-        <w:t>Spatially-Variably Refined Meshes from PSLG’s</w:t>
+        <w:t xml:space="preserve">Spatially-Variably Refined Meshes from </w:t>
+      </w:r>
+      <w:r>
+        <w:t>PSLG’s</w:t>
       </w:r>
       <w:bookmarkEnd w:id="0"/>
       <w:bookmarkEnd w:id="1"/>
@@ -7318,7 +7876,13 @@
           <w:rPr>
             <w:rStyle w:val="Hyperlink"/>
           </w:rPr>
-          <w:t>http://www.cs.cmu.edu/~quake/triangle.html</w:t>
+          <w:t>http://www.cs.cmu.</w:t>
+        </w:r>
+        <w:r>
+          <w:rPr>
+            <w:rStyle w:val="Hyperlink"/>
+          </w:rPr>
+          <w:t>edu/~quake/triangle.html</w:t>
         </w:r>
       </w:hyperlink>
       <w:r>
@@ -7340,7 +7904,13 @@
         <w:t>GeometryPreprocessor.exe</w:t>
       </w:r>
       <w:r>
-        <w:t xml:space="preserve"> by SKM is provided with CSP to create “.poly” input files for Triangle using “.dxf” files as input (DXF is a graphics interchange format created by AutoCAD. One must make sure that the DXF file format is compatible with the original DXF standard specification (new AutoCAD files are not, those up to version 12 are). A number of other rules must be adhered to when creating a DXF file for the</w:t>
+        <w:t xml:space="preserve"> </w:t>
+      </w:r>
+      <w:r>
+        <w:t>by SKM is provided with CSP to create “.poly” input files for Triangle using “.dxf” files as input (DXF is a graphics interchange format created by AutoCAD. One must make sure that the DXF file format is compatible with the original DXF standard specificat</w:t>
+      </w:r>
+      <w:r>
+        <w:t>ion (new AutoCAD files are not, those up to version 12 are). A number of other rules must be adhered to when creating a DXF file for the</w:t>
       </w:r>
       <w:r>
         <w:rPr>
@@ -7382,7 +7952,10 @@
         <w:jc w:val="both"/>
       </w:pPr>
       <w:r>
-        <w:t>The first polygon in the drawing must be the bounding rectangle/graph (drawn as a closed polygon, not as a rectangle and insuring that the origin is in 0.0, 0.0).</w:t>
+        <w:t>The first polygon in the drawing must be the bounding rectangle/graph (drawn as a closed</w:t>
+      </w:r>
+      <w:r>
+        <w:t xml:space="preserve"> polygon, not as a rectangle and insuring that the origin is in 0.0, 0.0).</w:t>
       </w:r>
     </w:p>
     <w:p>
@@ -7408,7 +7981,10 @@
         <w:jc w:val="both"/>
       </w:pPr>
       <w:r>
-        <w:t>Draw polygons and lines, but do not smooth any of these. Also duplicate polygon segments must be avoided. Thus, at least one of two polygons which share a boundary, must be an open polygon.</w:t>
+        <w:t>Draw polygons and lines, but do not smooth any of these. Also duplica</w:t>
+      </w:r>
+      <w:r>
+        <w:t>te polygon segments must be avoided. Thus, at least one of two polygons which share a boundary, must be an open polygon.</w:t>
       </w:r>
     </w:p>
     <w:p>
@@ -7421,7 +7997,13 @@
         <w:jc w:val="both"/>
       </w:pPr>
       <w:r>
-        <w:t xml:space="preserve">“Triangle” expects minimum angle bounds for the triangular finite-elements it generates. These should not be violated by any intersections of lines in the drawing or by angles inside the polygons themselves (Triangle cannot discriminate between wanted and unwanted angle bounds and will therefore continue to refine the model until it runs out of numerical precision). The angle bound (option </w:t>
+        <w:t>“Triangle” expects minimum angle bounds for the triangular finite-elements it generates. These should not be violated by any intersecti</w:t>
+      </w:r>
+      <w:r>
+        <w:t>ons of lines in the drawing or by angles inside the polygons themselves (Triangle cannot discriminate between wanted and unwanted angle bounds and will therefore continue to refine the model until it runs out of numerical precision). The angle bound (optio</w:t>
+      </w:r>
+      <w:r>
+        <w:t xml:space="preserve">n </w:t>
       </w:r>
       <w:r>
         <w:rPr>
@@ -7452,7 +8034,10 @@
         <w:t>material points</w:t>
       </w:r>
       <w:r>
-        <w:t xml:space="preserve">” to assign properties to polygon- or line-delimited regions in the model. One can pick such points manually and create a regional property list inside of the </w:t>
+        <w:t>” to assign properties to polygon- or line-delimited regions in the model. One can pick suc</w:t>
+      </w:r>
+      <w:r>
+        <w:t xml:space="preserve">h points manually and create a regional property list inside of the </w:t>
       </w:r>
       <w:r>
         <w:rPr>
@@ -7485,7 +8070,10 @@
         <w:t>GeometryPreprocessor</w:t>
       </w:r>
       <w:r>
-        <w:t xml:space="preserve"> assign these points on the basis of specific fill colors applied to closed polygons in the drawing. The </w:t>
+        <w:t xml:space="preserve"> assign these points on th</w:t>
+      </w:r>
+      <w:r>
+        <w:t xml:space="preserve">e basis of specific fill colors applied to closed polygons in the drawing. The </w:t>
       </w:r>
       <w:r>
         <w:rPr>
@@ -7495,7 +8083,10 @@
         <w:t>GeometryPreprocessor</w:t>
       </w:r>
       <w:r>
-        <w:t xml:space="preserve"> program will prompt the user for property values which shall be assigned for each color. However, preparing the material points list by hand (Option 1) is highly recommended over the more advanced option 2 since the conversion algorithm is much more robust.</w:t>
+        <w:t xml:space="preserve"> program will prompt the user for property values which shall be assigned for each color. However, preparing the material points list by hand (Option 1) is h</w:t>
+      </w:r>
+      <w:r>
+        <w:t>ighly recommended over the more advanced option 2 since the conversion algorithm is much more robust.</w:t>
       </w:r>
     </w:p>
     <w:p>
@@ -7518,7 +8109,13 @@
         <w:t>GeometryPreprocessor</w:t>
       </w:r>
       <w:r>
-        <w:t xml:space="preserve"> expects at least one drawing layer specification. If the drawing program does not indicate the name of the default layer, the DXF file can be examined directly since it is in text format. Many drawing programs call the initial layer DEFAULT layer. Use input layer names in capital letters since DXF file content is not case sensitive.</w:t>
+        <w:t xml:space="preserve"> ex</w:t>
+      </w:r>
+      <w:r>
+        <w:t xml:space="preserve">pects at least one drawing layer specification. If the drawing program does not indicate the name of the default layer, the DXF file can be examined directly since it is in text format. Many drawing programs call the initial layer DEFAULT layer. Use input </w:t>
+      </w:r>
+      <w:r>
+        <w:t>layer names in capital letters since DXF file content is not case sensitive.</w:t>
       </w:r>
     </w:p>
     <w:p>
@@ -7531,11 +8128,11 @@
         <w:jc w:val="both"/>
       </w:pPr>
       <w:r>
-        <w:t xml:space="preserve">In the “.poly” files one can specify a maximum triangle size for each PSLG region. Otherwise, Triangle will make the mesh as coarse as possible given the </w:t>
-      </w:r>
-      <w:r>
         <w:lastRenderedPageBreak/>
-        <w:t xml:space="preserve">amount of geometric detail in the model. The </w:t>
+        <w:t>In the “.poly” files one can specify a maximum triangle size for each PSLG region. Otherwise, Triangle will make the mesh as coarse as possible given the amount of geometric detai</w:t>
+      </w:r>
+      <w:r>
+        <w:t xml:space="preserve">l in the model. The </w:t>
       </w:r>
       <w:r>
         <w:rPr>
@@ -7558,7 +8155,10 @@
         <w:jc w:val="both"/>
       </w:pPr>
       <w:r>
-        <w:t xml:space="preserve">The PSLG must be exact ! - Duplicate region boundaries must be avoided and filled polygons which overlap each other cannot be used to mimic cross-cutting relationships. Triangle removes duplicate points, but the more of such glitches occur the more likely it is that one will get a corrupted mesh. The error reporting of Triangle (options </w:t>
+        <w:t>The PSLG must be exact ! - Duplicate region boundaries must be avoided and filled polygons which overlap each other cannot be used t</w:t>
+      </w:r>
+      <w:r>
+        <w:t xml:space="preserve">o mimic cross-cutting relationships. Triangle removes duplicate points, but the more of such glitches occur the more likely it is that one will get a corrupted mesh. The error reporting of Triangle (options </w:t>
       </w:r>
       <w:r>
         <w:rPr>
@@ -7580,7 +8180,10 @@
         <w:jc w:val="both"/>
       </w:pPr>
       <w:r>
-        <w:t>When running Triangle (on a PC or Unix/Irix machine) one must give angle bounds for the triangulation and also request a “</w:t>
+        <w:t>When running Triangle (on a P</w:t>
+      </w:r>
+      <w:r>
+        <w:t>C or Unix/Irix machine) one must give angle bounds for the triangulation and also request a “</w:t>
       </w:r>
       <w:r>
         <w:rPr>
@@ -7598,7 +8201,10 @@
         <w:t>triangle –h</w:t>
       </w:r>
       <w:r>
-        <w:t xml:space="preserve"> for what the options mean):</w:t>
+        <w:t xml:space="preserve"> for what t</w:t>
+      </w:r>
+      <w:r>
+        <w:t>he options mean):</w:t>
       </w:r>
     </w:p>
     <w:p>
@@ -7645,7 +8251,13 @@
         <w:t>GeometryPreprocessor</w:t>
       </w:r>
       <w:r>
-        <w:t xml:space="preserve"> (Option 2) program helps to identify faulty input geometries by writing a separate DXF file (*.faulty.dxf”) containing polygons that violate the angle bounds for Triangle. This, however, is useful only for input geometries which consist entirely of closed polygons. Furthermore, Option 2 reports if it cannot find a unique material point for a polygon by outputting the coordinates of the problematic polygon as well as those of the polygon which contains the ambiguous material point. In most cases the reason for this type of error are duplicate or overlapping polygons. The </w:t>
+        <w:t xml:space="preserve"> (Option 2) program helps to identify faulty input geometries by writing a separate DXF file (*.faulty.dxf”) containing polygons that violate the angle bounds for T</w:t>
+      </w:r>
+      <w:r>
+        <w:t>riangle. This, however, is useful only for input geometries which consist entirely of closed polygons. Furthermore, Option 2 reports if it cannot find a unique material point for a polygon by outputting the coordinates of the problematic polygon as well as</w:t>
+      </w:r>
+      <w:r>
+        <w:t xml:space="preserve"> those of the polygon which contains the ambiguous material point. In most cases the reason for this type of error are duplicate or overlapping polygons. The </w:t>
       </w:r>
       <w:r>
         <w:rPr>
@@ -7655,33 +8267,48 @@
         <w:t>GeometryPreprocessor</w:t>
       </w:r>
       <w:r>
-        <w:t xml:space="preserve"> (Option 2) will fail to detect small angles that arise where polygons intersect. Such locations (in model coordinates) will however be reported by ‘Triangle’ which is useful for fixing these errors.</w:t>
-      </w:r>
-    </w:p>
-    <w:p>
-      <w:pPr>
-        <w:jc w:val="both"/>
-      </w:pPr>
-    </w:p>
-    <w:p>
-      <w:pPr>
-        <w:jc w:val="both"/>
-      </w:pPr>
-      <w:r>
-        <w:t>Triangle creates “.node, .ele” and “.neigh” files with a number corresponding to the refinement level (one can refine the same mesh several times to test for mesh convergence and mesh sensitivity of a computation). With the verbose meshing option, some useful mesh diagnostics will be reported in the meshing process. One can also examine the quality of meshes visually, with the program “ShowMe”. This program was also written by J. Shewchuk but runs only on platforms with X-windows capabilities.</w:t>
-      </w:r>
-    </w:p>
-    <w:p>
-      <w:pPr>
-        <w:jc w:val="both"/>
-      </w:pPr>
-    </w:p>
-    <w:p>
-      <w:pPr>
-        <w:jc w:val="both"/>
-      </w:pPr>
-      <w:r>
-        <w:t>While a Triangle output mesh may be perfectly fine in terms of angle bounds etc., it may still contain knots where clusters of extremely small elements were created. This is most certainly the case when the reported mesh statistics indicate the existence of elements with an area below 1.0e-3. In this case two very closely spaced points in a polygon, or a failed point snap leaving a minute gap in the model, are the most likely culprits.</w:t>
+        <w:t xml:space="preserve"> (Option 2) will fail to detect small angles that arise where polygons interse</w:t>
+      </w:r>
+      <w:r>
+        <w:t>ct. Such locations (in model coordinates) will however be reported by ‘Triangle’ which is useful for fixing these errors.</w:t>
+      </w:r>
+    </w:p>
+    <w:p>
+      <w:pPr>
+        <w:jc w:val="both"/>
+      </w:pPr>
+    </w:p>
+    <w:p>
+      <w:pPr>
+        <w:jc w:val="both"/>
+      </w:pPr>
+      <w:r>
+        <w:t>Triangle creates “.node, .ele” and “.neigh” files with a number corresponding to the refinement level (one can refine the same mesh s</w:t>
+      </w:r>
+      <w:r>
+        <w:t>everal times to test for mesh convergence and mesh sensitivity of a computation). With the verbose meshing option, some useful mesh diagnostics will be reported in the meshing process. One can also examine the quality of meshes visually, with the program “</w:t>
+      </w:r>
+      <w:r>
+        <w:t>ShowMe”. This program was also written by J. Shewchuk but runs only on platforms with X-windows capabilities.</w:t>
+      </w:r>
+    </w:p>
+    <w:p>
+      <w:pPr>
+        <w:jc w:val="both"/>
+      </w:pPr>
+    </w:p>
+    <w:p>
+      <w:pPr>
+        <w:jc w:val="both"/>
+      </w:pPr>
+      <w:r>
+        <w:t>While a Triangle output mesh may be perfectly fine in terms of angle bounds etc., it may still contain knots where clusters of extremely small el</w:t>
+      </w:r>
+      <w:r>
+        <w:t>ements were created. This is most certainly the case when the reported mesh statistics indicate the existence of elements with an area below 1.0e-3. In this case two very closely spaced points in a polygon, or a failed point snap leaving a minute gap in th</w:t>
+      </w:r>
+      <w:r>
+        <w:t>e model, are the most likely culprits.</w:t>
       </w:r>
     </w:p>
     <w:p>
@@ -7734,28 +8361,35 @@
           <w:rStyle w:val="CODE"/>
           <w:sz w:val="18"/>
         </w:rPr>
-        <w:t>CSP_VSet&lt;csp_float,2&gt;   vset;</w:t>
-      </w:r>
-    </w:p>
-    <w:p>
-      <w:pPr>
+        <w:t>CSP_VSet&lt;csp_float,</w:t>
+      </w:r>
+      <w:r>
         <w:rPr>
           <w:rStyle w:val="CODE"/>
           <w:sz w:val="18"/>
         </w:rPr>
-      </w:pPr>
-      <w:r>
+        <w:t>2&gt;   vset;</w:t>
+      </w:r>
+    </w:p>
+    <w:p>
+      <w:pPr>
         <w:rPr>
           <w:rStyle w:val="CODE"/>
           <w:sz w:val="18"/>
         </w:rPr>
-        <w:t xml:space="preserve">char           </w:t>
-      </w:r>
+      </w:pPr>
       <w:r>
         <w:rPr>
           <w:rStyle w:val="CODE"/>
           <w:sz w:val="18"/>
         </w:rPr>
+        <w:t xml:space="preserve">char           </w:t>
+      </w:r>
+      <w:r>
+        <w:rPr>
+          <w:rStyle w:val="CODE"/>
+          <w:sz w:val="18"/>
+        </w:rPr>
         <w:tab/>
         <w:t xml:space="preserve">    fname[200];</w:t>
       </w:r>
@@ -7780,6 +8414,7 @@
           <w:rStyle w:val="CODE"/>
           <w:sz w:val="18"/>
         </w:rPr>
+        <w:lastRenderedPageBreak/>
         <w:t>cout &lt;&lt;"\nmain: Enter name of 'Triangle' input file set: ";</w:t>
       </w:r>
     </w:p>
@@ -7871,7 +8506,13 @@
         <w:t>ReadTriangle2DMesh()</w:t>
       </w:r>
       <w:r>
-        <w:t xml:space="preserve"> reads the set of input text files (.node, .ele, .neigh) created by Triangle and puts the results into the CSP_Vset with the name ‘vset’. Property values will be stored and interpreted as the element variable “permeability”.  A fast way of arriving from this data at desired values of other properties is to first create element Group objects for each of the permeability values and then use the Group class interface to modify the corresponding regional properties:</w:t>
+        <w:t xml:space="preserve"> reads</w:t>
+      </w:r>
+      <w:r>
+        <w:t xml:space="preserve"> the set of input text files (.node, .ele, .neigh) created by Triangle and puts the results into the CSP_Vset with the name ‘vset’. Property values will be stored and interpreted as the element variable “permeability”.  A fast way of arriving from this dat</w:t>
+      </w:r>
+      <w:r>
+        <w:t>a at desired values of other properties is to first create element Group objects for each of the permeability values and then use the Group class interface to modify the corresponding regional properties:</w:t>
       </w:r>
     </w:p>
     <w:p>
@@ -7908,7 +8549,14 @@
           <w:rStyle w:val="CODE"/>
           <w:sz w:val="18"/>
         </w:rPr>
-        <w:t>my_new_model.GroupsFromPropertyValues( "permeability", group_names );</w:t>
+        <w:t>my_new_model.GroupsFromP</w:t>
+      </w:r>
+      <w:r>
+        <w:rPr>
+          <w:rStyle w:val="CODE"/>
+          <w:sz w:val="18"/>
+        </w:rPr>
+        <w:t>ropertyValues( "permeability", group_names );</w:t>
       </w:r>
     </w:p>
     <w:p>
@@ -7941,7 +8589,10 @@
         <w:t>Trouble Shooting.</w:t>
       </w:r>
       <w:r>
-        <w:t xml:space="preserve"> There are many checks that CSP performs on mesh topology and additional checks can be invoked while running Triangle by using the –C option. If one still gets a message from the Solver, e.g., </w:t>
+        <w:t xml:space="preserve"> There are many checks that CSP performs on mesh topology and additional checks can be invoked while runn</w:t>
+      </w:r>
+      <w:r>
+        <w:t xml:space="preserve">ing Triangle by using the –C option. If one still gets a message from the Solver, e.g., </w:t>
       </w:r>
       <w:r>
         <w:rPr>
@@ -7950,7 +8601,10 @@
         <w:t>DIAGONAL NOT POSITIVE</w:t>
       </w:r>
       <w:r>
-        <w:t>, the most likely reason for this is that one of the region points failed to lie inside the target region and the Triangle flag –O (no holes) was specified. In this case, Triangle assigns a zero material property value to the Elements in that region. Clearly this value will be propagated into the global solution matrix. One can see whether this is the case by examining the “*.</w:t>
+        <w:t>, the most likely reason for this is that one of the region points failed to lie inside the target region and the Triangle flag –O (no holes) was s</w:t>
+      </w:r>
+      <w:r>
+        <w:t>pecified. In this case, Triangle assigns a zero material property value to the Elements in that region. Clearly this value will be propagated into the global solution matrix. One can see whether this is the case by examining the “*.</w:t>
       </w:r>
       <w:r>
         <w:rPr>
@@ -7959,7 +8613,10 @@
         <w:t>1.ele</w:t>
       </w:r>
       <w:r>
-        <w:t>” file with the material properties of the elements.</w:t>
+        <w:t>” file with the mat</w:t>
+      </w:r>
+      <w:r>
+        <w:t>erial properties of the elements.</w:t>
       </w:r>
     </w:p>
     <w:p/>
@@ -7992,7 +8649,14 @@
           <w:rFonts w:ascii="Times New Roman" w:eastAsia="Times New Roman" w:hAnsi="Times New Roman"/>
           <w:szCs w:val="24"/>
         </w:rPr>
-        <w:t xml:space="preserve">The following documentation stems from Mandefro Belayneh’s PhD thesis entitled “Analysis of natural fracture networks in massive and well-bedded carbonates and the impacts of these networks on fluid flow in dual porosity modeling.” (Imperial College London). Mandefro created extremely intricate fractured limestone models with Rhino and encounted all possible caveats of PSLG’s in this process. </w:t>
+        <w:t>The following documentation stems from Mandefro Belayneh’s PhD thesis entitled “Analysis of natural fracture networks in massive and well-bedded carbonates and the impacts of these networks on</w:t>
+      </w:r>
+      <w:r>
+        <w:rPr>
+          <w:rFonts w:ascii="Times New Roman" w:eastAsia="Times New Roman" w:hAnsi="Times New Roman"/>
+          <w:szCs w:val="24"/>
+        </w:rPr>
+        <w:t xml:space="preserve"> fluid flow in dual porosity modeling.” (Imperial College London). Mandefro created extremely intricate fractured limestone models with Rhino and encounted all possible caveats of PSLG’s in this process. </w:t>
       </w:r>
     </w:p>
     <w:p>
@@ -8014,7 +8678,10 @@
         <w:t>CAD representation</w:t>
       </w:r>
       <w:r>
-        <w:t>: as points, lines, poly-lines in 2D, surfaces and poly-surfaces in 3D.</w:t>
+        <w:t>: as points, lines, poly-lines i</w:t>
+      </w:r>
+      <w:r>
+        <w:t>n 2D, surfaces and poly-surfaces in 3D.</w:t>
       </w:r>
     </w:p>
     <w:p>
@@ -8058,7 +8725,10 @@
         <w:t>TM</w:t>
       </w:r>
       <w:r>
-        <w:t xml:space="preserve"> commercial software package. In the ‘properties’ dialogue box, initial settings are set before proceeding to the next step. Unless otherwise stated, all the measurements are in SI units.</w:t>
+        <w:t xml:space="preserve"> comm</w:t>
+      </w:r>
+      <w:r>
+        <w:t>ercial software package. In the ‘properties’ dialogue box, initial settings are set before proceeding to the next step. Unless otherwise stated, all the measurements are in SI units.</w:t>
       </w:r>
     </w:p>
     <w:p>
@@ -8077,7 +8747,10 @@
         <w:t>Absolute tolerance</w:t>
       </w:r>
       <w:r>
-        <w:t xml:space="preserve"> (0.001) in metres is one order of magnitude smaller than the smallest feature in the model. The smallest feature in the model is 1mm by default. </w:t>
+        <w:t xml:space="preserve"> (0.001) in metres is one</w:t>
+      </w:r>
+      <w:r>
+        <w:t xml:space="preserve"> order of magnitude smaller than the smallest feature in the model. The smallest feature in the model is 1mm by default. </w:t>
       </w:r>
       <w:r>
         <w:rPr>
@@ -8087,7 +8760,10 @@
         <w:t>Relative tolerance</w:t>
       </w:r>
       <w:r>
-        <w:t xml:space="preserve"> (0.01) is the ratio of the smallest to the largest feature expressed as percentage. If the smallest and largest features in the model have magnitudes of 0.001m and 10m, the relative tolerance will be 0.01. </w:t>
+        <w:t xml:space="preserve"> (0.01) is the ratio of the smallest to the largest feature expressed as percentage. If the smallest and largest feat</w:t>
+      </w:r>
+      <w:r>
+        <w:t xml:space="preserve">ures in the model have magnitudes of 0.001m and 10m, the relative tolerance will be 0.01. </w:t>
       </w:r>
       <w:r>
         <w:rPr>
@@ -8106,6 +8782,7 @@
         <w:jc w:val="both"/>
       </w:pPr>
       <w:r>
+        <w:lastRenderedPageBreak/>
         <w:t xml:space="preserve">The </w:t>
       </w:r>
       <w:r>
@@ -8153,71 +8830,89 @@
           <w:b/>
           <w:i/>
         </w:rPr>
-        <w:t>grid extents</w:t>
-      </w:r>
-      <w:r>
-        <w:t xml:space="preserve">. These properties are dependent on the size of the 2D map </w:t>
-      </w:r>
-      <w:r>
-        <w:lastRenderedPageBreak/>
-        <w:t>under consideration. After setting these properties, the joint/fracture trace map can be imported to Rhinoceros.</w:t>
-      </w:r>
-    </w:p>
-    <w:p>
-      <w:pPr>
-        <w:ind w:firstLine="720"/>
-        <w:jc w:val="both"/>
-      </w:pPr>
-      <w:r>
-        <w:t>To assign an aperture for each joint trace map, each joint has to be offset by the magnitude of the effective hydraulic aperture of the joint (</w:t>
-      </w:r>
-      <w:r>
-        <w:rPr>
-          <w:i/>
-        </w:rPr>
-        <w:t>e.g.</w:t>
-      </w:r>
-      <w:r>
-        <w:t xml:space="preserve"> 0.003 and 0.005m). Joint aperture is the distance measured perpendicular to the plane between the opposite walls of a joint. Joint surfaces are far from being planar and the distance between the two varies along the fracture. The boundary object that bounds the fracture trace map on the </w:t>
-      </w:r>
-      <w:r>
-        <w:rPr>
-          <w:b/>
-        </w:rPr>
-        <w:t>default layer</w:t>
-      </w:r>
-      <w:r>
-        <w:t xml:space="preserve"> is carefully redrawn. The fracture traces are drawn as poly-lines. The poly-lines in the middle of the model are closed poly-lines whereas the ones adjoining the boundary object are open. All points along the boundary lines intersecting the boundary object should be precisely snapped.</w:t>
-      </w:r>
-    </w:p>
-    <w:p>
-      <w:pPr>
-        <w:ind w:firstLine="720"/>
-        <w:jc w:val="both"/>
-      </w:pPr>
-      <w:r>
-        <w:t>On a different drawing layer, each region has to be defined by material points. Each fracture bounded block is bounded by a poly-line defined by material points with co-ordinates (x,y) in the 2D plane and (x,y,z) in 3D space. These points serve to uniquely identify fracture bounded blocks (matrix) and fractures within the model, as shown in Table 1. The assignment of the material points shown in Table 1 can be done using Microsoft Excel and saved as a tab-delimited text document.</w:t>
-      </w:r>
-    </w:p>
-    <w:p>
-      <w:pPr>
-        <w:spacing w:line="360" w:lineRule="auto"/>
-        <w:jc w:val="both"/>
-      </w:pPr>
-    </w:p>
-    <w:p>
-      <w:pPr>
-        <w:spacing w:line="360" w:lineRule="auto"/>
-        <w:jc w:val="both"/>
-        <w:rPr>
-          <w:i/>
-        </w:rPr>
-      </w:pPr>
+        <w:t>grid e</w:t>
+      </w:r>
       <w:r>
         <w:rPr>
           <w:b/>
           <w:i/>
         </w:rPr>
+        <w:t>xtents</w:t>
+      </w:r>
+      <w:r>
+        <w:t>. These properties are dependent on the size of the 2D map under consideration. After setting these properties, the joint/fracture trace map can be imported to Rhinoceros.</w:t>
+      </w:r>
+    </w:p>
+    <w:p>
+      <w:pPr>
+        <w:ind w:firstLine="720"/>
+        <w:jc w:val="both"/>
+      </w:pPr>
+      <w:r>
+        <w:t>To assign an aperture for each joint trace map, each joint has to be offset by</w:t>
+      </w:r>
+      <w:r>
+        <w:t xml:space="preserve"> the magnitude of the effective hydraulic aperture of the joint (</w:t>
+      </w:r>
+      <w:r>
+        <w:rPr>
+          <w:i/>
+        </w:rPr>
+        <w:t>e.g.</w:t>
+      </w:r>
+      <w:r>
+        <w:t xml:space="preserve"> 0.003 and 0.005m). Joint aperture is the distance measured perpendicular to the plane between the opposite walls of a joint. Joint surfaces are far from being planar and the distance bet</w:t>
+      </w:r>
+      <w:r>
+        <w:t xml:space="preserve">ween the two varies along the fracture. The boundary object that bounds the fracture trace map on the </w:t>
+      </w:r>
+      <w:r>
+        <w:rPr>
+          <w:b/>
+        </w:rPr>
+        <w:t>default layer</w:t>
+      </w:r>
+      <w:r>
+        <w:t xml:space="preserve"> is carefully redrawn. The fracture traces are drawn as poly-lines. The poly-lines in the middle of the model are closed poly-lines whereas t</w:t>
+      </w:r>
+      <w:r>
+        <w:t>he ones adjoining the boundary object are open. All points along the boundary lines intersecting the boundary object should be precisely snapped.</w:t>
+      </w:r>
+    </w:p>
+    <w:p>
+      <w:pPr>
+        <w:ind w:firstLine="720"/>
+        <w:jc w:val="both"/>
+      </w:pPr>
+      <w:r>
+        <w:t>On a different drawing layer, each region has to be defined by material points. Each fracture bounded block is</w:t>
+      </w:r>
+      <w:r>
+        <w:t xml:space="preserve"> bounded by a poly-line defined by material points with co-ordinates (x,y) in the 2D plane and (x,y,z) in 3D space. These points serve to uniquely identify fracture bounded blocks (matrix) and fractures within the model, as shown in Table 1. The assignment</w:t>
+      </w:r>
+      <w:r>
+        <w:t xml:space="preserve"> of the material points shown in Table 1 can be done using Microsoft Excel and saved as a tab-delimited text document.</w:t>
+      </w:r>
+    </w:p>
+    <w:p>
+      <w:pPr>
+        <w:spacing w:line="360" w:lineRule="auto"/>
+        <w:jc w:val="both"/>
+      </w:pPr>
+    </w:p>
+    <w:p>
+      <w:pPr>
+        <w:spacing w:line="360" w:lineRule="auto"/>
+        <w:jc w:val="both"/>
+        <w:rPr>
+          <w:i/>
+        </w:rPr>
+      </w:pPr>
+      <w:r>
+        <w:rPr>
+          <w:b/>
+          <w:i/>
+        </w:rPr>
         <w:t xml:space="preserve">Table 1 </w:t>
       </w:r>
       <w:r>
@@ -8506,7 +9201,13 @@
         <w:jc w:val="both"/>
       </w:pPr>
       <w:r>
-        <w:t>where n represents the number of the material point within the model. The first column is a positive integer ranging from 1 to n allocated to each data point, the second to the fourth column represent the position in the 2D plane or 3D space, the fifth column represents permeability and the last column is the maximum area of the largest finite element allowed in the mesh of this region of the finite element model. Because of their different sizes, fractures and matrix will have different mesh sizes. This adaptation to size gives a unique possibility of representing and analysing the smallest features in the model. In this model, joints and matrix have permeability (k) values of 1.00e-12m</w:t>
+        <w:t>where n represents the number of the material point within the model. The first column is a positive integer ranging from 1 to n allocated to each data point, the second to the fourth column represent the p</w:t>
+      </w:r>
+      <w:r>
+        <w:t xml:space="preserve">osition in the 2D plane or 3D space, the fifth column represents permeability and the last column is the maximum area of the largest finite element allowed in the mesh of this region of the finite element model. Because of their different sizes, fractures </w:t>
+      </w:r>
+      <w:r>
+        <w:t>and matrix will have different mesh sizes. This adaptation to size gives a unique possibility of representing and analysing the smallest features in the model. In this model, joints and matrix have permeability (k) values of 1.00e-12m</w:t>
       </w:r>
       <w:r>
         <w:rPr>
@@ -8524,7 +9225,10 @@
         <w:t>2</w:t>
       </w:r>
       <w:r>
-        <w:t xml:space="preserve"> respectively. If the joints are interconnected, a single value of permeability will define the property of the network. To distinguish each block so that it can later be addressed individually, permeability variation of 1.00e-10m</w:t>
+        <w:t xml:space="preserve"> respe</w:t>
+      </w:r>
+      <w:r>
+        <w:t>ctively. If the joints are interconnected, a single value of permeability will define the property of the network. To distinguish each block so that it can later be addressed individually, permeability variation of 1.00e-10m</w:t>
       </w:r>
       <w:r>
         <w:rPr>
@@ -8533,7 +9237,16 @@
         <w:t>2</w:t>
       </w:r>
       <w:r>
-        <w:t xml:space="preserve"> has been added in order to simulate a realistic variation of permeability that would be found in rocks. This artificially enhances the permeability and enables the variations encountered in naturally fractured rock masses to be represented. In this work the specified apertures are large enough to ensure that joint permeability is always greater than the permeability of the matrix unless otherwise stated. The complete view of the joint trace map drawn using Rhinoceros commercial software with the material points assigned is shown in Fig. 1.</w:t>
+        <w:t xml:space="preserve"> has been added in order to sim</w:t>
+      </w:r>
+      <w:r>
+        <w:t>ulate a realistic variation of permeability that would be found in rocks. This artificially enhances the permeability and enables the variations encountered in naturally fractured rock masses to be represented. In this work the specified apertures are larg</w:t>
+      </w:r>
+      <w:r>
+        <w:t>e enough to ensure that joint permeability is always greater than the permeability of the matrix unless otherwise stated. The complete view of the joint trace map drawn using Rhinoceros commercial software with the material points assigned is shown in Fig.</w:t>
+      </w:r>
+      <w:r>
+        <w:t xml:space="preserve"> 1.</w:t>
       </w:r>
     </w:p>
     <w:p>
@@ -8614,7 +9327,10 @@
         <w:t>polyline chord height</w:t>
       </w:r>
       <w:r>
-        <w:t xml:space="preserve"> (0.001) and </w:t>
+        <w:t xml:space="preserve"> (0.001</w:t>
+      </w:r>
+      <w:r>
+        <w:t xml:space="preserve">) and </w:t>
       </w:r>
       <w:r>
         <w:rPr>
@@ -8666,7 +9382,10 @@
         <w:jc w:val="both"/>
       </w:pPr>
       <w:r>
-        <w:t>This program is an input file for triangleMesher and helps to identify faulty input geometries such as those violating the angle limit of 30</w:t>
+        <w:t>This program is an input file for triangleMesher and helps t</w:t>
+      </w:r>
+      <w:r>
+        <w:t>o identify faulty input geometries such as those violating the angle limit of 30</w:t>
       </w:r>
       <w:r>
         <w:rPr>
@@ -8690,7 +9409,13 @@
         <w:rPr>
           <w:b/>
         </w:rPr>
-        <w:t>Please enter the number of the drawing layers to be read from file</w:t>
+        <w:t>Please enter the number of the d</w:t>
+      </w:r>
+      <w:r>
+        <w:rPr>
+          <w:b/>
+        </w:rPr>
+        <w:t>rawing layers to be read from file</w:t>
       </w:r>
       <w:r>
         <w:t xml:space="preserve">: type 1 and press enter. </w:t>
@@ -8720,7 +9445,10 @@
         <w:t>AutoCad.dxf</w:t>
       </w:r>
       <w:r>
-        <w:t xml:space="preserve"> format and converts polylines to triangleMesher input such as </w:t>
+        <w:t xml:space="preserve"> format and converts polylines to triangleMesher input s</w:t>
+      </w:r>
+      <w:r>
+        <w:t xml:space="preserve">uch as </w:t>
       </w:r>
       <w:r>
         <w:rPr>
@@ -8756,7 +9484,10 @@
         <w:t>*.txt</w:t>
       </w:r>
       <w:r>
-        <w:t xml:space="preserve"> format from Table 1 in </w:t>
+        <w:t xml:space="preserve"> format from Table</w:t>
+      </w:r>
+      <w:r>
+        <w:t xml:space="preserve"> 1 in </w:t>
       </w:r>
       <w:r>
         <w:rPr>
@@ -8809,7 +9540,13 @@
         <w:rPr>
           <w:spacing w:val="-6"/>
         </w:rPr>
-        <w:t>. The combination of letters signifies a range of options available through -help. The number 30 denotes the minimum angle criterion in the triangle mesh (</w:t>
+        <w:t xml:space="preserve">. The </w:t>
+      </w:r>
+      <w:r>
+        <w:rPr>
+          <w:spacing w:val="-6"/>
+        </w:rPr>
+        <w:t>combination of letters signifies a range of options available through -help. The number 30 denotes the minimum angle criterion in the triangle mesh (</w:t>
       </w:r>
       <w:r>
         <w:rPr>
@@ -8822,7 +9559,13 @@
         <w:rPr>
           <w:spacing w:val="-6"/>
         </w:rPr>
-        <w:t xml:space="preserve"> that the angle between two poly-lines within the mesh should be greater than or equal to 30). The mesher creates five output files with the extensions </w:t>
+        <w:t xml:space="preserve"> that the angle between two poly-lines within the mesh should be greater than or equal to 30). The mesh</w:t>
+      </w:r>
+      <w:r>
+        <w:rPr>
+          <w:spacing w:val="-6"/>
+        </w:rPr>
+        <w:t xml:space="preserve">er creates five output files with the extensions </w:t>
       </w:r>
       <w:r>
         <w:rPr>
@@ -8848,7 +9591,13 @@
         <w:rPr>
           <w:spacing w:val="-6"/>
         </w:rPr>
-        <w:t>. The maximum number of points, triangles, segments, encroached segments and bad triangles will be displayed on the screen. In the example shown (Fig. 2) 623,975 nodes, 1,897,141 segment faces and 1,264,167 triangles are allocated. In addition to this information the mesher shows the minimum area of individual triangles in the mesh which should be greater than 1.00e-06 in this analysis.</w:t>
+        <w:t>. The maximum number of points, triangles, segments, encroached segments and bad triangles will be displayed on the screen. In the example shown (Fig. 2) 62</w:t>
+      </w:r>
+      <w:r>
+        <w:rPr>
+          <w:spacing w:val="-6"/>
+        </w:rPr>
+        <w:t>3,975 nodes, 1,897,141 segment faces and 1,264,167 triangles are allocated. In addition to this information the mesher shows the minimum area of individual triangles in the mesh which should be greater than 1.00e-06 in this analysis.</w:t>
       </w:r>
     </w:p>
     <w:p>
@@ -8867,7 +9616,13 @@
         <w:rPr>
           <w:b/>
         </w:rPr>
-        <w:t>Run CSP3D_Mesh_to_VTK.exe</w:t>
+        <w:t>Run CSP3D_Mesh_to_VTK</w:t>
+      </w:r>
+      <w:r>
+        <w:rPr>
+          <w:b/>
+        </w:rPr>
+        <w:t>.exe</w:t>
       </w:r>
     </w:p>
     <w:p>
@@ -8947,7 +9702,26 @@
         <w:rPr>
           <w:spacing w:val="-2"/>
         </w:rPr>
-        <w:t xml:space="preserve"> when there are regions in which material points are absent. Small elements will be created if extremely small regions (less than the value in the default) accidentally exist in the model or when the poly-lines (traces of joints) are not properly snapped to boundaries in ‘Rhinoceros’. Before proceeding to the next step, regions with no material point should be assigned one, and small areas need to be removed. The mesh can be displayed by copying and pasting </w:t>
+        <w:t xml:space="preserve"> when there are regions in whi</w:t>
+      </w:r>
+      <w:r>
+        <w:rPr>
+          <w:spacing w:val="-2"/>
+        </w:rPr>
+        <w:t xml:space="preserve">ch material points are absent. Small elements will be created if extremely small regions (less than the value in the default) accidentally exist in the model or when the poly-lines (traces of joints) are not properly snapped to boundaries in ‘Rhinoceros’. </w:t>
+      </w:r>
+      <w:r>
+        <w:rPr>
+          <w:spacing w:val="-2"/>
+        </w:rPr>
+        <w:t xml:space="preserve">Before proceeding to the next step, regions with no material point should be assigned one, and small areas need to be removed. The mesh can be displayed by copying and </w:t>
+      </w:r>
+      <w:r>
+        <w:rPr>
+          <w:spacing w:val="-2"/>
+        </w:rPr>
+        <w:lastRenderedPageBreak/>
+        <w:t xml:space="preserve">pasting </w:t>
       </w:r>
       <w:r>
         <w:rPr>
@@ -8973,7 +9747,13 @@
         <w:rPr>
           <w:spacing w:val="-2"/>
         </w:rPr>
-        <w:t xml:space="preserve"> files into the VTK examples directory as shown in Fig. 2.</w:t>
+        <w:t xml:space="preserve"> files into the VTK examples directory </w:t>
+      </w:r>
+      <w:r>
+        <w:rPr>
+          <w:spacing w:val="-2"/>
+        </w:rPr>
+        <w:t>as shown in Fig. 2.</w:t>
       </w:r>
     </w:p>
     <w:p>
@@ -8988,8 +9768,19 @@
         <w:rPr>
           <w:spacing w:val="-8"/>
         </w:rPr>
-        <w:lastRenderedPageBreak/>
-        <w:t>Compared to the ‘finite grid difference methods’ in which all objects are discretized with equal resolution, the unstructured grids of the combined finite element and finite volume methods have the advantage of flexibility in grid size and are therefore capable of representing the smallest features, such as fractures, reasonably well (Fig. 2). In finite difference methods, the properties of the material are assumed to be continuous and uniform. A continuous material within the model can be represented as a set of discrete points arranged as an equally spaced grid. The unknown variables in the equation are solved at the nodes. Associated with each node or block are the known values. There are two types of nodal representations: (i) ‘</w:t>
+        <w:t xml:space="preserve">Compared to the ‘finite grid difference methods’ in which all objects are discretized with equal resolution, the unstructured grids of the combined finite element and finite volume methods have the advantage of flexibility in grid size </w:t>
+      </w:r>
+      <w:r>
+        <w:rPr>
+          <w:spacing w:val="-8"/>
+        </w:rPr>
+        <w:t xml:space="preserve">and are therefore capable of representing the smallest features, such as fractures, reasonably well (Fig. 2). In finite difference methods, the properties of the material are assumed to be continuous and uniform. A continuous material within the model can </w:t>
+      </w:r>
+      <w:r>
+        <w:rPr>
+          <w:spacing w:val="-8"/>
+        </w:rPr>
+        <w:t>be represented as a set of discrete points arranged as an equally spaced grid. The unknown variables in the equation are solved at the nodes. Associated with each node or block are the known values. There are two types of nodal representations: (i) ‘</w:t>
       </w:r>
       <w:r>
         <w:rPr>
@@ -8997,13 +9788,7 @@
           <w:iCs/>
           <w:spacing w:val="-8"/>
         </w:rPr>
-        <w:t>block centred grid</w:t>
-      </w:r>
-      <w:r>
-        <w:rPr>
-          <w:spacing w:val="-8"/>
-        </w:rPr>
-        <w:t>’ where the nodes are placed at the centre of the grid and (ii) ‘</w:t>
+        <w:t xml:space="preserve">block </w:t>
       </w:r>
       <w:r>
         <w:rPr>
@@ -9011,13 +9796,33 @@
           <w:iCs/>
           <w:spacing w:val="-8"/>
         </w:rPr>
+        <w:t>centred grid</w:t>
+      </w:r>
+      <w:r>
+        <w:rPr>
+          <w:spacing w:val="-8"/>
+        </w:rPr>
+        <w:t>’ where the nodes are placed at the centre of the grid and (ii) ‘</w:t>
+      </w:r>
+      <w:r>
+        <w:rPr>
+          <w:i/>
+          <w:iCs/>
+          <w:spacing w:val="-8"/>
+        </w:rPr>
         <w:t>mesh centred grid</w:t>
       </w:r>
       <w:r>
         <w:rPr>
           <w:spacing w:val="-8"/>
         </w:rPr>
-        <w:t>’ where the nodes are placed at the intersection of the grids. The finite difference method is commonly employed in hydrogeology where mesh- and grid-centred methods are most convenient in situations where head and flux are specified respectively (Fetter, 2001). The grid is regular with the rows and columns representing small increments in x (</w:t>
+        <w:t>’ where the nodes are placed at the intersection of the grids. The finite difference method is commonly employed in hydrogeology where mesh- and grid-centred meth</w:t>
+      </w:r>
+      <w:r>
+        <w:rPr>
+          <w:spacing w:val="-8"/>
+        </w:rPr>
+        <w:t>ods are most convenient in situations where head and flux are specified respectively (Fetter, 2001). The grid is regular with the rows and columns representing small increments in x (</w:t>
       </w:r>
       <w:r>
         <w:rPr>
@@ -9067,7 +9872,13 @@
         <w:rPr>
           <w:spacing w:val="-8"/>
         </w:rPr>
-        <w:t>y) directions respectively from the reference point.</w:t>
+        <w:t>y) directions respectively from the reference point</w:t>
+      </w:r>
+      <w:r>
+        <w:rPr>
+          <w:spacing w:val="-8"/>
+        </w:rPr>
+        <w:t>.</w:t>
       </w:r>
     </w:p>
     <w:p>
@@ -9187,7 +9998,13 @@
         <w:rPr>
           <w:spacing w:val="-6"/>
         </w:rPr>
-        <w:t xml:space="preserve"> created when running the GeometricPreprocessor.exe program into </w:t>
+        <w:t xml:space="preserve"> created when running the Ge</w:t>
+      </w:r>
+      <w:r>
+        <w:rPr>
+          <w:spacing w:val="-6"/>
+        </w:rPr>
+        <w:t xml:space="preserve">ometricPreprocessor.exe program into </w:t>
       </w:r>
       <w:r>
         <w:rPr>
@@ -9200,7 +10017,13 @@
         <w:rPr>
           <w:spacing w:val="-6"/>
         </w:rPr>
-        <w:t xml:space="preserve"> This will show conductive areas in red and the surrounding matrix in blue (Fig. 4). Thus it can be used to detect incorrectly assigned areas, for example when the joint traces are not properly snapped to the boundary line or matrix blocks are not constructed from closed poly lines. In the latter case, the model will flood with red indicating that the matrix has the same permeability as the fractures.</w:t>
+        <w:t xml:space="preserve"> This will show conductive areas in red and the surrounding matrix in blue (Fig. 4). Thus it can be used to detect incorrectly assigned areas, for example when the joint traces are not properly snapp</w:t>
+      </w:r>
+      <w:r>
+        <w:rPr>
+          <w:spacing w:val="-6"/>
+        </w:rPr>
+        <w:t>ed to the boundary line or matrix blocks are not constructed from closed poly lines. In the latter case, the model will flood with red indicating that the matrix has the same permeability as the fractures.</w:t>
       </w:r>
     </w:p>
     <w:p>
@@ -9228,7 +10051,10 @@
         <w:jc w:val="both"/>
       </w:pPr>
       <w:r>
-        <w:t xml:space="preserve">Copy and paste the five files </w:t>
+        <w:t>Copy and paste the</w:t>
+      </w:r>
+      <w:r>
+        <w:t xml:space="preserve"> five files </w:t>
       </w:r>
       <w:r>
         <w:rPr>
@@ -9272,7 +10098,13 @@
         <w:rPr>
           <w:i/>
         </w:rPr>
-        <w:t xml:space="preserve"> Configuration file for the linear flow analysis in CSP3D.</w:t>
+        <w:t xml:space="preserve"> Configuration file for the linear flow analysis in CSP</w:t>
+      </w:r>
+      <w:r>
+        <w:rPr>
+          <w:i/>
+        </w:rPr>
+        <w:t>3D.</w:t>
       </w:r>
     </w:p>
     <w:p>
@@ -9471,6 +10303,7 @@
         <w:jc w:val="both"/>
       </w:pPr>
       <w:r>
+        <w:lastRenderedPageBreak/>
         <w:t># property assignment to model subregions</w:t>
       </w:r>
     </w:p>
@@ -9505,7 +10338,6 @@
         <w:jc w:val="both"/>
       </w:pPr>
       <w:r>
-        <w:lastRenderedPageBreak/>
         <w:t>joints</w:t>
       </w:r>
       <w:r>
@@ -9627,7 +10459,13 @@
         <w:t>*.1.neigh</w:t>
       </w:r>
       <w:r>
-        <w:t xml:space="preserve"> and this configuration file displays the properties of the model described in Table 2. The permeability at each nodal point, each finite element and neighbouring elements will be computed. The user will then be prompted to indicate whether he/she (i) requires the output in the form of JPEG images of the pressure and velocity distribution or (ii) if the user would like to group integral by group volume or if he/she (iii) would like to vary permeability in a single group or if he/she (iv) would like to model transient flow.</w:t>
+        <w:t xml:space="preserve"> and this configuration file displays the properties of the model described in Table 2. The permeability at each nodal point, each finite eleme</w:t>
+      </w:r>
+      <w:r>
+        <w:t xml:space="preserve">nt and neighbouring elements will be computed. The user will then be prompted to indicate whether he/she (i) requires the output in the form of JPEG images of the pressure and velocity distribution or (ii) if the user would like to group integral by group </w:t>
+      </w:r>
+      <w:r>
+        <w:t>volume or if he/she (iii) would like to vary permeability in a single group or if he/she (iv) would like to model transient flow.</w:t>
       </w:r>
     </w:p>
     <w:p>
@@ -9642,7 +10480,13 @@
         <w:rPr>
           <w:b/>
         </w:rPr>
-        <w:t>fluid-pressure0.vtk</w:t>
+        <w:t>fluid-p</w:t>
+      </w:r>
+      <w:r>
+        <w:rPr>
+          <w:b/>
+        </w:rPr>
+        <w:t>ressure0.vtk</w:t>
       </w:r>
       <w:r>
         <w:t xml:space="preserve">, </w:t>
@@ -9681,7 +10525,10 @@
         <w:t>Fluid-pressure0.vtk</w:t>
       </w:r>
       <w:r>
-        <w:t xml:space="preserve"> depicts the pressure distribution within the model for a given far-field pressure. The output file </w:t>
+        <w:t xml:space="preserve"> depicts the pressure distribution within the model for a given far-fiel</w:t>
+      </w:r>
+      <w:r>
+        <w:t xml:space="preserve">d pressure. The output file </w:t>
       </w:r>
       <w:r>
         <w:rPr>
@@ -9705,7 +10552,13 @@
         <w:rPr>
           <w:b/>
         </w:rPr>
-        <w:t>Flux_histogram.bins</w:t>
+        <w:t>Flux_histo</w:t>
+      </w:r>
+      <w:r>
+        <w:rPr>
+          <w:b/>
+        </w:rPr>
+        <w:t>gram.bins</w:t>
       </w:r>
       <w:r>
         <w:t xml:space="preserve"> creates </w:t>
@@ -9726,7 +10579,10 @@
         <w:t>matrix-volume_flux.txt</w:t>
       </w:r>
       <w:r>
-        <w:t xml:space="preserve"> which are the velocities of fluid within the joints and matrix respectively, computed as a range of normalised frequency versus velocity (as class intervals) which will later be opened with Microsoft Excel</w:t>
+        <w:t xml:space="preserve"> which are the velocities of fluid within the joints and matrix respectively, computed as a range of normalised frequency versus velocity (as class intervals) which will later be opened wit</w:t>
+      </w:r>
+      <w:r>
+        <w:t>h Microsoft Excel</w:t>
       </w:r>
       <w:r>
         <w:rPr>
@@ -9750,7 +10606,19 @@
         <w:rPr>
           <w:spacing w:val="-2"/>
         </w:rPr>
-        <w:t>A hydrostatic far-field fluid pressure gradient has been assigned to the models in order to give flow velocities a physical meaning. A fixed (Dirichlet) fluid pressure is applied on the two opposing edges of the model. The other two edges are treated as no flow boundaries. In the model, this makes the fractures impermeable on the no-flow boundary region.</w:t>
+        <w:t>A hydrostatic far-field fluid pressure gradient has been assigned to the models i</w:t>
+      </w:r>
+      <w:r>
+        <w:rPr>
+          <w:spacing w:val="-2"/>
+        </w:rPr>
+        <w:t>n order to give flow velocities a physical meaning. A fixed (Dirichlet) fluid pressure is applied on the two opposing edges of the model. The other two edges are treated as no flow boundaries. In the model, this makes the fractures impermeable on the no-fl</w:t>
+      </w:r>
+      <w:r>
+        <w:rPr>
+          <w:spacing w:val="-2"/>
+        </w:rPr>
+        <w:t>ow boundary region.</w:t>
       </w:r>
     </w:p>
     <w:p>
@@ -9816,7 +10684,10 @@
         <w:t>CSP_GocadInterface</w:t>
       </w:r>
       <w:r>
-        <w:t xml:space="preserve">. CSP can write GoCad ‘TSolid’ and TSurf’ files and it can read GoCad output in the same format. Clearly, the GoCad program has a very extensive documentation by itself. File formats are briefly explained in the publically available part of the GoCad documentation at </w:t>
+        <w:t>. CSP can write GoCad ‘TSolid’ and TSurf’ files and it</w:t>
+      </w:r>
+      <w:r>
+        <w:t xml:space="preserve"> can read GoCad output in the same format. Clearly, the GoCad program has a very extensive documentation by itself. File formats are briefly explained in the publically available part of the GoCad documentation at </w:t>
       </w:r>
     </w:p>
     <w:p>
@@ -9830,7 +10701,13 @@
         <w:rPr>
           <w:rStyle w:val="Hyperlink"/>
         </w:rPr>
-        <w:t>http://www.ensg.u-nancy.fr/GOCAD/Welcome.html</w:t>
+        <w:t>http://www.ensg.u-nancy.fr/GOCAD/Welcome</w:t>
+      </w:r>
+      <w:r>
+        <w:rPr>
+          <w:rStyle w:val="Hyperlink"/>
+        </w:rPr>
+        <w:t>.html</w:t>
       </w:r>
       <w:r>
         <w:t>).</w:t>
@@ -9846,7 +10723,10 @@
         <w:jc w:val="both"/>
       </w:pPr>
       <w:r>
-        <w:t>Geometry building in GoCad is difficult, not in terms of creating individual surfaces but in terms of achieving a volumetric decomposition with correct surface intersections as is needed before a useful 3D mesh can be generated. Hence, the program Rhinoceros (R. McNeel &amp; Associates) is recommended as a more flexible tool to build initial three-dimensional object descriptions for input into GoCad where these geometries can be meshed.</w:t>
+        <w:t>Geometry building in GoCad is difficult, not in terms of creating individual surfaces but in terms of achieving a volumetric decomposition with correct surface intersections as is needed before a useful 3D mesh can be generated. Hence, the program</w:t>
+      </w:r>
+      <w:r>
+        <w:t xml:space="preserve"> Rhinoceros (R. McNeel &amp; Associates) is recommended as a more flexible tool to build initial three-dimensional object descriptions for input into GoCad where these geometries can be meshed.</w:t>
       </w:r>
     </w:p>
     <w:p>
@@ -9877,7 +10757,10 @@
         <w:jc w:val="both"/>
       </w:pPr>
       <w:r>
-        <w:t>If closed surfaces have been prepared for 3D volumetric meshing in GoCad or other meshing tools one must first check whether these surfaces have any holes i.e. naked edges. If Rhino is used for the geometry generation, choose: Analysis -&gt; Edge Tools  -&gt; Show Naked Edges.</w:t>
+        <w:t>If closed surfaces have been prepared for 3D volumetri</w:t>
+      </w:r>
+      <w:r>
+        <w:t>c meshing in GoCad or other meshing tools one must first check whether these surfaces have any holes i.e. naked edges. If Rhino is used for the geometry generation, choose: Analysis -&gt; Edge Tools  -&gt; Show Naked Edges.</w:t>
       </w:r>
     </w:p>
     <w:p>
@@ -9889,7 +10772,10 @@
         <w:jc w:val="both"/>
       </w:pPr>
       <w:r>
-        <w:t>Naked edges can be capped by surfaces which are joined to repair the closed surface.</w:t>
+        <w:t xml:space="preserve">Naked edges can be capped by surfaces </w:t>
+      </w:r>
+      <w:r>
+        <w:t>which are joined to repair the closed surface.</w:t>
       </w:r>
     </w:p>
     <w:p>
@@ -9908,20 +10794,33 @@
           <w:i/>
           <w:iCs/>
         </w:rPr>
-        <w:t>GoCad has difficulties with triangulated surfaces over which triangle size varies a lot.</w:t>
-      </w:r>
-    </w:p>
-    <w:p>
-      <w:pPr>
-        <w:jc w:val="both"/>
-      </w:pPr>
-    </w:p>
-    <w:p>
-      <w:pPr>
-        <w:jc w:val="both"/>
-      </w:pPr>
-      <w:r>
-        <w:t>When one outputs Rhino geometry as raw triangles (File -&gt; Export Selected -&gt; filename and dropdown menu option “triangulated surfaces (*.raw)), as is necessary to bring these objects into GoCad, Rhino must first create triangle meshes from the analytical NURBS curves (non-uniform regular B-splines) which it uses internally to describe geometry. This process is controlled by the output menu. Rhino will first break the surface down into quadrilaterals, the properties of which the user can control. These can be viewed with the preview command. The actual triangles will only be displayed in part.</w:t>
+        <w:t>GoCad h</w:t>
+      </w:r>
+      <w:r>
+        <w:rPr>
+          <w:i/>
+          <w:iCs/>
+        </w:rPr>
+        <w:t>as difficulties with triangulated surfaces over which triangle size varies a lot.</w:t>
+      </w:r>
+    </w:p>
+    <w:p>
+      <w:pPr>
+        <w:jc w:val="both"/>
+      </w:pPr>
+    </w:p>
+    <w:p>
+      <w:pPr>
+        <w:jc w:val="both"/>
+      </w:pPr>
+      <w:r>
+        <w:t>When one outputs Rhino geometry as raw triangles (File -&gt; Export Selected -&gt; filename and dropdown menu option “triangulated surfaces (*.raw)), as is necessary to bring thes</w:t>
+      </w:r>
+      <w:r>
+        <w:t xml:space="preserve">e objects into GoCad, Rhino must first create triangle meshes from the analytical NURBS curves (non-uniform regular B-splines) which it uses internally to describe geometry. This process is controlled by the output menu. Rhino will first break the surface </w:t>
+      </w:r>
+      <w:r>
+        <w:t>down into quadrilaterals, the properties of which the user can control. These can be viewed with the preview command. The actual triangles will only be displayed in part.</w:t>
       </w:r>
     </w:p>
     <w:p>
@@ -10004,7 +10903,13 @@
         <w:rPr>
           <w:sz w:val="20"/>
         </w:rPr>
-        <w:t>Figure 14: “raw triangles” output menu in the NURBS modeling program Rhino (version 1.1-2.0).</w:t>
+        <w:t>Figure 14: “raw triangles” output menu in the NURBS modeling program Rhino (versi</w:t>
+      </w:r>
+      <w:r>
+        <w:rPr>
+          <w:sz w:val="20"/>
+        </w:rPr>
+        <w:t>on 1.1-2.0).</w:t>
       </w:r>
     </w:p>
     <w:p>
@@ -10032,7 +10937,10 @@
         <w:t>Max angle:</w:t>
       </w:r>
       <w:r>
-        <w:t xml:space="preserve"> Angle between NURBS and actual triangle plane. The smaller, the more triangles are generated and the better the surface is matched.</w:t>
+        <w:t xml:space="preserve"> </w:t>
+      </w:r>
+      <w:r>
+        <w:t>Angle between NURBS and actual triangle plane. The smaller, the more triangles are generated and the better the surface is matched.</w:t>
       </w:r>
     </w:p>
     <w:p>
@@ -10062,7 +10970,10 @@
         <w:t>Min edge length:</w:t>
       </w:r>
       <w:r>
-        <w:t xml:space="preserve"> Lower bound on quadrilateral edges such that the meshes do not get too fine.</w:t>
+        <w:t xml:space="preserve"> Lower b</w:t>
+      </w:r>
+      <w:r>
+        <w:t>ound on quadrilateral edges such that the meshes do not get too fine.</w:t>
       </w:r>
     </w:p>
     <w:p>
@@ -10092,7 +11003,10 @@
         <w:t>Max distance:</w:t>
       </w:r>
       <w:r>
-        <w:t xml:space="preserve"> Gives alternative way to “Max angle” in terms of specifying how well the mesh will actually match the triangulated surfaces.</w:t>
+        <w:t xml:space="preserve"> Gives alternative way </w:t>
+      </w:r>
+      <w:r>
+        <w:t>to “Max angle” in terms of specifying how well the mesh will actually match the triangulated surfaces.</w:t>
       </w:r>
     </w:p>
     <w:p>
@@ -10129,7 +11043,14 @@
           <w:i/>
           <w:iCs/>
         </w:rPr>
-        <w:t>CSP Geometry Preprocessor</w:t>
+        <w:t>CSP Geometry Prepro</w:t>
+      </w:r>
+      <w:r>
+        <w:rPr>
+          <w:i/>
+          <w:iCs/>
+        </w:rPr>
+        <w:t>cessor</w:t>
       </w:r>
       <w:bookmarkEnd w:id="8"/>
     </w:p>
@@ -10153,7 +11074,13 @@
         <w:t>GeometryPreprocessor.exe</w:t>
       </w:r>
       <w:r>
-        <w:t xml:space="preserve">) is needed to transform the Rhino output into input files for GoCad. Option 3 or 4 are currently used for the processing of triangulated surfaces from Rhino. Use the possible coordinate transformation only for models relating to the Sigma mine project. The preprocessor will list the objects by their Rhino name prompting the user for a specification of the GoCad object type (see GoCad documentation for an explanation of the deeper significance of the available options for geological objects). The preprocessor will write a GoCad TSurf file for each surface object. These files can be read directly in GoCad using the: File -&gt; Load Object option. </w:t>
+        <w:t>) is needed to transform the Rhino output into input files for GoCad. Option 3 or 4 are currently used for the processing of triangulated surfaces from Rhino. Use the possible coordinat</w:t>
+      </w:r>
+      <w:r>
+        <w:t>e transformation only for models relating to the Sigma mine project. The preprocessor will list the objects by their Rhino name prompting the user for a specification of the GoCad object type (see GoCad documentation for an explanation of the deeper signif</w:t>
+      </w:r>
+      <w:r>
+        <w:t xml:space="preserve">icance of the available options for geological objects). The preprocessor will write a GoCad TSurf file for each surface object. These files can be read directly in GoCad using the: File -&gt; Load Object option. </w:t>
       </w:r>
     </w:p>
     <w:p>
@@ -10178,7 +11105,6 @@
           <w:i/>
           <w:iCs/>
         </w:rPr>
-        <w:lastRenderedPageBreak/>
         <w:t>In Gocad</w:t>
       </w:r>
       <w:bookmarkEnd w:id="9"/>
@@ -10193,7 +11119,13 @@
         <w:jc w:val="both"/>
       </w:pPr>
       <w:r>
-        <w:t>Rule 1: Save project after each processing step since GoCad is prone to crash without warning. Once a triangulated surface from Rhino has been imported into the current GoCad project, it must be examined again for its suitability for meshing. If a closed surface shall be meshed using tetrahedra, it first must be tested for holes which may have accidentially been created when Rhino carried out the triangulation of the NURBS surfaces. The steps in GoCaD are:</w:t>
+        <w:t>Rule 1: Save project after each p</w:t>
+      </w:r>
+      <w:r>
+        <w:t>rocessing step since GoCad is prone to crash without warning. Once a triangulated surface from Rhino has been imported into the current GoCad project, it must be examined again for its suitability for meshing. If a closed surface shall be meshed using tetr</w:t>
+      </w:r>
+      <w:r>
+        <w:t>ahedra, it first must be tested for holes which may have accidentially been created when Rhino carried out the triangulation of the NURBS surfaces. The steps in GoCaD are:</w:t>
       </w:r>
     </w:p>
     <w:p>
@@ -10219,7 +11151,10 @@
         <w:jc w:val="both"/>
       </w:pPr>
       <w:r>
-        <w:t xml:space="preserve">2. Test surfaces for holes by choosing </w:t>
+        <w:t>2. T</w:t>
+      </w:r>
+      <w:r>
+        <w:t xml:space="preserve">est surfaces for holes by choosing </w:t>
       </w:r>
       <w:r>
         <w:rPr>
@@ -10242,20 +11177,26 @@
         <w:jc w:val="both"/>
       </w:pPr>
       <w:r>
-        <w:t>3. Complicated closed surfaces should be tetrahedralized individually, before creating a model which is meshed as a whole. This way, potential errors are located and detected before time is invested into complex model building.</w:t>
-      </w:r>
-    </w:p>
-    <w:p>
-      <w:pPr>
-        <w:jc w:val="both"/>
-      </w:pPr>
-    </w:p>
-    <w:p>
-      <w:pPr>
-        <w:jc w:val="both"/>
-      </w:pPr>
-      <w:r>
-        <w:t>4. If there are problems meshing individual volumes, - under the Edit menu - options can be found to improve surface meshes (Since GoCad cannot move nodes on surface meshes when building the volumetric meshes, this may help). Try the options:</w:t>
+        <w:t>3. Co</w:t>
+      </w:r>
+      <w:r>
+        <w:t>mplicated closed surfaces should be tetrahedralized individually, before creating a model which is meshed as a whole. This way, potential errors are located and detected before time is invested into complex model building.</w:t>
+      </w:r>
+    </w:p>
+    <w:p>
+      <w:pPr>
+        <w:jc w:val="both"/>
+      </w:pPr>
+    </w:p>
+    <w:p>
+      <w:pPr>
+        <w:jc w:val="both"/>
+      </w:pPr>
+      <w:r>
+        <w:t>4. If there are problems meshing</w:t>
+      </w:r>
+      <w:r>
+        <w:t xml:space="preserve"> individual volumes, - under the Edit menu - options can be found to improve surface meshes (Since GoCad cannot move nodes on surface meshes when building the volumetric meshes, this may help). Try the options:</w:t>
       </w:r>
     </w:p>
     <w:p>
@@ -10309,104 +11250,114 @@
           <w:rFonts w:ascii="Courier New" w:hAnsi="Courier New" w:cs="Courier New"/>
           <w:sz w:val="20"/>
         </w:rPr>
-        <w:t>-&gt; Switch Triangle</w:t>
-      </w:r>
-    </w:p>
-    <w:p>
-      <w:pPr>
-        <w:ind w:left="1440" w:firstLine="720"/>
-        <w:jc w:val="both"/>
+        <w:t>-</w:t>
+      </w:r>
+      <w:r>
         <w:rPr>
           <w:rFonts w:ascii="Courier New" w:hAnsi="Courier New" w:cs="Courier New"/>
           <w:sz w:val="20"/>
         </w:rPr>
-      </w:pPr>
-      <w:r>
+        <w:t>&gt; Switch Triangle</w:t>
+      </w:r>
+    </w:p>
+    <w:p>
+      <w:pPr>
+        <w:ind w:left="1440" w:firstLine="720"/>
+        <w:jc w:val="both"/>
         <w:rPr>
           <w:rFonts w:ascii="Courier New" w:hAnsi="Courier New" w:cs="Courier New"/>
           <w:sz w:val="20"/>
         </w:rPr>
-        <w:t>-&gt; Remove Mercedes.</w:t>
-      </w:r>
-    </w:p>
-    <w:p>
-      <w:pPr>
-        <w:jc w:val="both"/>
-      </w:pPr>
-    </w:p>
-    <w:p>
-      <w:pPr>
-        <w:jc w:val="both"/>
-      </w:pPr>
-      <w:r>
-        <w:t>to improve surface meshes while examining these in the display window.</w:t>
-      </w:r>
-    </w:p>
-    <w:p>
-      <w:pPr>
-        <w:jc w:val="both"/>
-      </w:pPr>
-    </w:p>
-    <w:p>
-      <w:pPr>
-        <w:jc w:val="both"/>
-      </w:pPr>
-      <w:r>
-        <w:t xml:space="preserve">5. Create a geological model from closed surfaces, open surfaces, and the bounding box (this will not copy properties which must therefore be assigned to the model at a later stage). The model is created by: </w:t>
-      </w:r>
-    </w:p>
-    <w:p>
-      <w:pPr>
-        <w:jc w:val="both"/>
-      </w:pPr>
-    </w:p>
-    <w:p>
-      <w:pPr>
-        <w:jc w:val="both"/>
+      </w:pPr>
+      <w:r>
         <w:rPr>
           <w:rFonts w:ascii="Courier New" w:hAnsi="Courier New" w:cs="Courier New"/>
           <w:sz w:val="20"/>
         </w:rPr>
-      </w:pPr>
-      <w:r>
+        <w:t>-&gt; Remove Mercedes.</w:t>
+      </w:r>
+    </w:p>
+    <w:p>
+      <w:pPr>
+        <w:jc w:val="both"/>
+      </w:pPr>
+    </w:p>
+    <w:p>
+      <w:pPr>
+        <w:jc w:val="both"/>
+      </w:pPr>
+      <w:r>
+        <w:t>to improve surface meshes while examining these in the display window.</w:t>
+      </w:r>
+    </w:p>
+    <w:p>
+      <w:pPr>
+        <w:jc w:val="both"/>
+      </w:pPr>
+    </w:p>
+    <w:p>
+      <w:pPr>
+        <w:jc w:val="both"/>
+      </w:pPr>
+      <w:r>
+        <w:t>5. Create a geological model from closed surfaces, open surfaces, and the bounding box (this will not copy properties which must therefore be ass</w:t>
+      </w:r>
+      <w:r>
+        <w:t xml:space="preserve">igned to the model at a later stage). The model is created by: </w:t>
+      </w:r>
+    </w:p>
+    <w:p>
+      <w:pPr>
+        <w:jc w:val="both"/>
+      </w:pPr>
+    </w:p>
+    <w:p>
+      <w:pPr>
+        <w:jc w:val="both"/>
         <w:rPr>
           <w:rFonts w:ascii="Courier New" w:hAnsi="Courier New" w:cs="Courier New"/>
           <w:sz w:val="20"/>
         </w:rPr>
-        <w:t>Model -&gt; From Surfaces (in the Surface mode).</w:t>
-      </w:r>
-    </w:p>
-    <w:p>
-      <w:pPr>
-        <w:jc w:val="both"/>
-      </w:pPr>
-    </w:p>
-    <w:p>
-      <w:pPr>
-        <w:jc w:val="both"/>
-      </w:pPr>
-      <w:r>
-        <w:t>6. Change from General to Solid mode and mesh the model by calling:</w:t>
-      </w:r>
-    </w:p>
-    <w:p>
-      <w:pPr>
-        <w:jc w:val="both"/>
-      </w:pPr>
-    </w:p>
-    <w:p>
-      <w:pPr>
-        <w:jc w:val="both"/>
+      </w:pPr>
+      <w:r>
         <w:rPr>
           <w:rFonts w:ascii="Courier New" w:hAnsi="Courier New" w:cs="Courier New"/>
           <w:sz w:val="20"/>
         </w:rPr>
-      </w:pPr>
-      <w:r>
+        <w:t>Model -&gt; From Surfaces (in the Surface mode).</w:t>
+      </w:r>
+    </w:p>
+    <w:p>
+      <w:pPr>
+        <w:jc w:val="both"/>
+      </w:pPr>
+    </w:p>
+    <w:p>
+      <w:pPr>
+        <w:jc w:val="both"/>
+      </w:pPr>
+      <w:r>
+        <w:t>6. Change from General to Solid mode and mesh the model by calling:</w:t>
+      </w:r>
+    </w:p>
+    <w:p>
+      <w:pPr>
+        <w:jc w:val="both"/>
+      </w:pPr>
+    </w:p>
+    <w:p>
+      <w:pPr>
+        <w:jc w:val="both"/>
         <w:rPr>
           <w:rFonts w:ascii="Courier New" w:hAnsi="Courier New" w:cs="Courier New"/>
           <w:sz w:val="20"/>
         </w:rPr>
+      </w:pPr>
+      <w:r>
+        <w:rPr>
+          <w:rFonts w:ascii="Courier New" w:hAnsi="Courier New" w:cs="Courier New"/>
+          <w:sz w:val="20"/>
+        </w:rPr>
         <w:t xml:space="preserve"> New (Solid) -&gt; From Model.</w:t>
       </w:r>
     </w:p>
@@ -10420,7 +11371,10 @@
         <w:jc w:val="both"/>
       </w:pPr>
       <w:r>
-        <w:t>Various options exist: Choose all three ! -  “to densify”, “</w:t>
+        <w:t>Various options exist: Choose all three ! -  “</w:t>
+      </w:r>
+      <w:r>
+        <w:t>to densify”, “</w:t>
       </w:r>
       <w:r>
         <w:rPr>
@@ -10430,7 +11384,10 @@
         <w:t>get constraint faces</w:t>
       </w:r>
       <w:r>
-        <w:t xml:space="preserve">”, and “copy properties”.  If  the constraint faces are omitted, Gocad will only output a single TVOLUME object such that CSP will not be able to discern different model regions. Worse ! – CSP will not be able to read the file correctly, because GoCad will present the property information in a different way. </w:t>
+        <w:t xml:space="preserve">”, and “copy properties”.  If  the constraint faces are omitted, Gocad will only output a single TVOLUME object such that CSP will not be able to discern different model regions. Worse ! – CSP will not be able to read the </w:t>
+      </w:r>
+      <w:r>
+        <w:t xml:space="preserve">file correctly, because GoCad will present the property information in a different way. </w:t>
       </w:r>
     </w:p>
     <w:p>
@@ -10439,20 +11396,30 @@
         <w:jc w:val="both"/>
       </w:pPr>
       <w:r>
-        <w:t>With option “To densify” selected, GoCad may crash, especially when trying to allocate memory for its expensive octrees. However, this option must be selected, because, otherwise, GoCad will not insert node points inside the surface-delimited volumes which define the model. If  “to densify” is omitted pointy tetrahedra will reach from one side of a volume to the other !</w:t>
-      </w:r>
-    </w:p>
-    <w:p>
-      <w:pPr>
-        <w:jc w:val="both"/>
-      </w:pPr>
-    </w:p>
-    <w:p>
-      <w:pPr>
-        <w:jc w:val="both"/>
-      </w:pPr>
-      <w:r>
-        <w:t>7. Assign material properties to the model. Only one property named “permeability” is needed by CSP. From the space subdivision given by this property other material regions can be derived later after defining CSP groups. Choosing</w:t>
+        <w:t>With option “To densify” selected, GoCad may crash, especially when trying to allocate memory for its expensive octrees. However, this option must be selected, because</w:t>
+      </w:r>
+      <w:r>
+        <w:t xml:space="preserve">, otherwise, GoCad will not insert node points inside the surface-delimited </w:t>
+      </w:r>
+      <w:r>
+        <w:lastRenderedPageBreak/>
+        <w:t>volumes which define the model. If  “to densify” is omitted pointy tetrahedra will reach from one side of a volume to the other !</w:t>
+      </w:r>
+    </w:p>
+    <w:p>
+      <w:pPr>
+        <w:jc w:val="both"/>
+      </w:pPr>
+    </w:p>
+    <w:p>
+      <w:pPr>
+        <w:jc w:val="both"/>
+      </w:pPr>
+      <w:r>
+        <w:t xml:space="preserve">7. Assign material properties to the model. Only </w:t>
+      </w:r>
+      <w:r>
+        <w:t>one property named “permeability” is needed by CSP. From the space subdivision given by this property other material regions can be derived later after defining CSP groups. Choosing</w:t>
       </w:r>
     </w:p>
     <w:p>
@@ -10486,33 +11453,48 @@
         <w:jc w:val="both"/>
       </w:pPr>
       <w:r>
-        <w:t>brings up a dialog which allows to define the property. Select each of the surface assigning properties by entering property name (“permeability”), unit, and NODATA Value. The latter value permits to assign property values which are unique to the tetrahedralized volumes delimited by the closed surfaces to which the property was assigned. However, only one NODATA value is currently recognized per Tsolid input file.</w:t>
-      </w:r>
-    </w:p>
-    <w:p>
-      <w:pPr>
-        <w:jc w:val="both"/>
-      </w:pPr>
-    </w:p>
-    <w:p>
-      <w:pPr>
-        <w:jc w:val="both"/>
-      </w:pPr>
-      <w:r>
-        <w:t>8. Output model as GoCad TSolid object (Save Object As...) with extension *.so.  Open this file in a text editor to see whether the material properties were assigned correctly and whether it contains the right number of TVOLUME descriptors corresponding to the volumina delimited by the input surfaces. Warning: If the property “permeability” is missing or other properties are included, the standard CSP MeshInterface object will not be able to read the “Tsolid” file.</w:t>
-      </w:r>
-    </w:p>
-    <w:p>
-      <w:pPr>
-        <w:jc w:val="both"/>
-      </w:pPr>
-    </w:p>
-    <w:p>
-      <w:pPr>
-        <w:jc w:val="both"/>
-      </w:pPr>
-      <w:r>
-        <w:t>When the GoCad Tsolid file is generated on a UNIX system and CSP is used on a PC, care must be taken to ftp this textfile correctly to the PC file system. The “ascii” option must be used in ftp in order to turn unix line breaks into PC-suitable ones. If the file is opened in CodeWarrior, the line breaks can be changed after the transfer using the respective editor bar, drop-down menu.</w:t>
+        <w:t>brings up a dialog which allows to define the propert</w:t>
+      </w:r>
+      <w:r>
+        <w:t>y. Select each of the surface assigning properties by entering property name (“permeability”), unit, and NODATA Value. The latter value permits to assign property values which are unique to the tetrahedralized volumes delimited by the closed surfaces to wh</w:t>
+      </w:r>
+      <w:r>
+        <w:t>ich the property was assigned. However, only one NODATA value is currently recognized per Tsolid input file.</w:t>
+      </w:r>
+    </w:p>
+    <w:p>
+      <w:pPr>
+        <w:jc w:val="both"/>
+      </w:pPr>
+    </w:p>
+    <w:p>
+      <w:pPr>
+        <w:jc w:val="both"/>
+      </w:pPr>
+      <w:r>
+        <w:t>8. Output model as GoCad TSolid object (Save Object As...) with extension *.so.  Open this file in a text editor to see whether the material prope</w:t>
+      </w:r>
+      <w:r>
+        <w:t>rties were assigned correctly and whether it contains the right number of TVOLUME descriptors corresponding to the volumina delimited by the input surfaces. Warning: If the property “permeability” is missing or other properties are included, the standard C</w:t>
+      </w:r>
+      <w:r>
+        <w:t>SP MeshInterface object will not be able to read the “Tsolid” file.</w:t>
+      </w:r>
+    </w:p>
+    <w:p>
+      <w:pPr>
+        <w:jc w:val="both"/>
+      </w:pPr>
+    </w:p>
+    <w:p>
+      <w:pPr>
+        <w:jc w:val="both"/>
+      </w:pPr>
+      <w:r>
+        <w:t xml:space="preserve">When the GoCad Tsolid file is generated on a UNIX system and CSP is used on a PC, care must be taken to ftp this textfile correctly to the PC file system. The “ascii” option must be used </w:t>
+      </w:r>
+      <w:r>
+        <w:t>in ftp in order to turn unix line breaks into PC-suitable ones. If the file is opened in CodeWarrior, the line breaks can be changed after the transfer using the respective editor bar, drop-down menu.</w:t>
       </w:r>
     </w:p>
     <w:p>
@@ -10543,7 +11525,13 @@
         <w:jc w:val="both"/>
       </w:pPr>
       <w:r>
-        <w:t xml:space="preserve">The calculate range dialog in the GoCad property menu does not work. If fractures are to be included as planes or other surfaces shall be output explicitly for computations, those must be used which GoCad creates in conjunction with the generation of the Solid. Only these are compatible with the solids in that their triangles represent the faces of the adjacent tetrahedra. If this approach is used, however, there appears to be no way of correctly transferring assigned property values to the </w:t>
+        <w:t>The calculate range dialog in the GoCad proper</w:t>
+      </w:r>
+      <w:r>
+        <w:t>ty menu does not work. If fractures are to be included as planes or other surfaces shall be output explicitly for computations, those must be used which GoCad creates in conjunction with the generation of the Solid. Only these are compatible with the solid</w:t>
+      </w:r>
+      <w:r>
+        <w:t xml:space="preserve">s in that their triangles represent the faces of the adjacent tetrahedra. If this approach is used, however, there appears to be no way of correctly transferring assigned property values to the </w:t>
       </w:r>
       <w:r>
         <w:rPr>
@@ -10573,7 +11561,10 @@
       </w:pPr>
       <w:bookmarkStart w:id="11" w:name="_Toc506274839"/>
       <w:r>
-        <w:t>3D Mixed Tetrahedral &amp; Triangular Element Meshes From GoCad</w:t>
+        <w:t>3D Mixed Tetrahedral &amp; Triangu</w:t>
+      </w:r>
+      <w:r>
+        <w:t>lar Element Meshes From GoCad</w:t>
       </w:r>
       <w:bookmarkEnd w:id="11"/>
     </w:p>
@@ -10583,21 +11574,29 @@
         <w:jc w:val="both"/>
       </w:pPr>
       <w:r>
-        <w:t xml:space="preserve">In three-dimensional fluid-flow models, it is possible to represent planar zones which are more permeable than the surrounding rock by triangular surface meshes. In such models, each triangular element shares the nodes of, and lies in between two adjacent tetrahedral elements which still have eachother as neighbors. The neighbors of the triangular elements forming the surface mesh are assigned as they would be in 2-D models. Thus, only triangles feature in neighbor lists of triangles and only tetrahedra feature in the neighbor lists of tetrahedra. </w:t>
-      </w:r>
-    </w:p>
-    <w:p>
-      <w:pPr>
-        <w:jc w:val="both"/>
-      </w:pPr>
-    </w:p>
-    <w:p>
-      <w:pPr>
-        <w:jc w:val="both"/>
-      </w:pPr>
-      <w:r>
-        <w:lastRenderedPageBreak/>
-        <w:t xml:space="preserve">Since the triangles are oriented arbitrarily in space, a special mapping from 3D to the triangles local (2D) coordinate system must be applied. Thus far, this is only implemented for the </w:t>
+        <w:t>In three-dimensional fluid-flow models, it is possible to represent planar zones which are more permeable than the surrounding rock by triangular surface meshes. In such models, each triangular element shares the nodes of, an</w:t>
+      </w:r>
+      <w:r>
+        <w:t>d lies in between two adjacent tetrahedral elements which still have eachother as neighbors. The neighbors of the triangular elements forming the surface mesh are assigned as they would be in 2-D models. Thus, only triangles feature in neighbor lists of tr</w:t>
+      </w:r>
+      <w:r>
+        <w:t xml:space="preserve">iangles and only tetrahedra feature in the neighbor lists of tetrahedra. </w:t>
+      </w:r>
+    </w:p>
+    <w:p>
+      <w:pPr>
+        <w:jc w:val="both"/>
+      </w:pPr>
+    </w:p>
+    <w:p>
+      <w:pPr>
+        <w:jc w:val="both"/>
+      </w:pPr>
+      <w:r>
+        <w:t>Since the triangles are oriented arbitrarily in space, a special mapping from 3D to the triangles local (2D) coordinate system must be applied. Thus far, this is only implemented fo</w:t>
+      </w:r>
+      <w:r>
+        <w:t xml:space="preserve">r the </w:t>
       </w:r>
       <w:r>
         <w:rPr>
@@ -10619,23 +11618,36 @@
         <w:jc w:val="both"/>
       </w:pPr>
       <w:r>
-        <w:t xml:space="preserve">Mixed triangular-tetrahedral meshes will contain far less elements than equivalent meshes where planar objects have a volumetric representation. As an alternative application of the mixed surface-volume mesh capability, one may use it to compute and assign boundary conditions on irregular 3D boundaries or interpolate displacements on fault planes. Importantly, CSP also supports the input of material property values from surface meshes such that these can be used as input data or for comparison with modeling results. This capability facilitates a </w:t>
+        <w:t>Mixed triangular-tetrahedral meshes will contain far less elements than equivalent meshes</w:t>
+      </w:r>
+      <w:r>
+        <w:t xml:space="preserve"> where planar objects have a volumetric representation. As an alternative application of the mixed surface-volume mesh capability, one may use it to compute and assign boundary conditions on irregular 3D boundaries or interpolate displacements on fault pla</w:t>
+      </w:r>
+      <w:r>
+        <w:t xml:space="preserve">nes. Importantly, CSP also supports the input of material property values from surface meshes such that these can be used as input data or for comparison with modeling results. This capability facilitates a </w:t>
       </w:r>
       <w:r>
         <w:rPr>
           <w:i/>
           <w:iCs/>
         </w:rPr>
-        <w:t>direct comparison of modeling results with surface-based information from mining or seismics</w:t>
-      </w:r>
-      <w:r>
-        <w:t xml:space="preserve">. Through the CSP interface to GoCad one can also use its </w:t>
+        <w:t>direct comparison of modeling results with surfac</w:t>
       </w:r>
       <w:r>
         <w:rPr>
           <w:i/>
           <w:iCs/>
         </w:rPr>
+        <w:t>e-based information from mining or seismics</w:t>
+      </w:r>
+      <w:r>
+        <w:t xml:space="preserve">. Through the CSP interface to GoCad one can also use its </w:t>
+      </w:r>
+      <w:r>
+        <w:rPr>
+          <w:i/>
+          <w:iCs/>
+        </w:rPr>
         <w:t>smooth interpolation capabilities</w:t>
       </w:r>
       <w:r>
@@ -10652,7 +11664,10 @@
         <w:jc w:val="both"/>
       </w:pPr>
       <w:r>
-        <w:t xml:space="preserve">With surface elements, one should also be able to model </w:t>
+        <w:t>With sur</w:t>
+      </w:r>
+      <w:r>
+        <w:t xml:space="preserve">face elements, one should also be able to model </w:t>
       </w:r>
       <w:r>
         <w:rPr>
@@ -10692,7 +11707,10 @@
         <w:t>MeshInterface</w:t>
       </w:r>
       <w:r>
-        <w:t xml:space="preserve"> class object reads GoCad surfaces with associated property information and stores this information in a CSP_VSet.</w:t>
+        <w:t xml:space="preserve"> class object reads GoCad surfaces with associat</w:t>
+      </w:r>
+      <w:r>
+        <w:t>ed property information and stores this information in a CSP_VSet.</w:t>
       </w:r>
     </w:p>
     <w:p>
@@ -10730,7 +11748,10 @@
         <w:t>CSP_VSetConverter:</w:t>
       </w:r>
       <w:r>
-        <w:t xml:space="preserve"> Converts CSP_VSet for element type which is being used.</w:t>
+        <w:t xml:space="preserve"> Converts CSP_</w:t>
+      </w:r>
+      <w:r>
+        <w:t>VSet for element type which is being used.</w:t>
       </w:r>
     </w:p>
     <w:p>
@@ -10749,7 +11770,10 @@
         <w:t>CSP_MeshManager:</w:t>
       </w:r>
       <w:r>
-        <w:t xml:space="preserve"> Renumbers nodes in CSP_VSet, identifying to which nodes inside the already existing SuperGroup the new nodes correspond to. This comparison is carried out for the node coordinates up to a user-defined precision. If corresponding coordinates can not be found in the SuperGroup object, a fatal error is reported.</w:t>
+        <w:t xml:space="preserve"> Renumbers nodes in CSP_VSet, identifying to which nodes inside the already existing SuperGroup the new nodes correspond to. This comparison is carried out for the node coordinates up to a user-def</w:t>
+      </w:r>
+      <w:r>
+        <w:t>ined precision. If corresponding coordinates can not be found in the SuperGroup object, a fatal error is reported.</w:t>
       </w:r>
     </w:p>
     <w:p>
@@ -10768,7 +11792,10 @@
         <w:t>CSP_MemoryManager</w:t>
       </w:r>
       <w:r>
-        <w:t>: Assigns the property data to the SuperGroup model. This requires the creation of new storage for element variables assigned to the new planar elements.</w:t>
+        <w:t>: Assigns the property data to the SuperGroup model. This requires the creation of new storage for element variables assigne</w:t>
+      </w:r>
+      <w:r>
+        <w:t>d to the new planar elements.</w:t>
       </w:r>
     </w:p>
     <w:p>
@@ -10796,7 +11823,10 @@
         <w:t>AddGroupFrom( CSP_VSet, element type )</w:t>
       </w:r>
       <w:r>
-        <w:t xml:space="preserve"> builds group from supplied element and node lists. This method uses the new element ID’s to form a Group object which corresponds to the added surface mesh. It entails the steps from above, using the corresponding Managers.</w:t>
+        <w:t xml:space="preserve"> builds group from supplied element and node lists. This method uses the new element ID’s to form a Group object which corresponds to the added surface </w:t>
+      </w:r>
+      <w:r>
+        <w:t>mesh. It entails the steps from above, using the corresponding Managers.</w:t>
       </w:r>
     </w:p>
     <w:p/>
@@ -10805,7 +11835,10 @@
         <w:jc w:val="both"/>
       </w:pPr>
       <w:r>
-        <w:t>Example code 14, illustrates how mixed meshes from GoCad are used in a 3D steady-state fluid-flow simulation. Very importantly, when exporting the surfaces from GoCad, only surfaces created together with the solids can be used, because GoCad modifies original surface meshes when it creates the solids.</w:t>
+        <w:t xml:space="preserve">Example code 14, illustrates how mixed meshes from GoCad are used in a 3D steady-state fluid-flow simulation. Very importantly, when exporting the surfaces from GoCad, only surfaces </w:t>
+      </w:r>
+      <w:r>
+        <w:t>created together with the solids can be used, because GoCad modifies original surface meshes when it creates the solids.</w:t>
       </w:r>
     </w:p>
     <w:p>
@@ -10818,7 +11851,6 @@
         <w:pStyle w:val="Heading2"/>
       </w:pPr>
       <w:r>
-        <w:lastRenderedPageBreak/>
         <w:br w:type="page"/>
       </w:r>
       <w:r>
@@ -10842,7 +11874,15 @@
           <w:szCs w:val="24"/>
           <w:lang w:val="en-GB"/>
         </w:rPr>
-        <w:t>Stephan’s step by step procedures for ICEM Tetra, volume, and surface meshes as well as the procedure of extruding surfaces to wedge layers with PRISM.</w:t>
+        <w:t>Stephan’s step by step procedures for ICEM Tetra, volume, and surface meshes as well as the proced</w:t>
+      </w:r>
+      <w:r>
+        <w:rPr>
+          <w:rFonts w:ascii="Times New Roman" w:eastAsia="Times New Roman" w:hAnsi="Times New Roman"/>
+          <w:szCs w:val="24"/>
+          <w:lang w:val="en-GB"/>
+        </w:rPr>
+        <w:t>ure of extruding surfaces to wedge layers with PRISM.</w:t>
       </w:r>
     </w:p>
     <w:p>
@@ -10886,20 +11926,29 @@
         <w:jc w:val="both"/>
       </w:pPr>
       <w:r>
-        <w:t>geometrical objects imported from an IGES (stereolithography file) to get them ready to run the mesher. Note that for this process a 3-button mouse is essential. Left button to select, middle button to enter selection, right button to end sequence of commands and to confirm operations.</w:t>
-      </w:r>
-    </w:p>
-    <w:p>
-      <w:pPr>
-        <w:jc w:val="both"/>
-      </w:pPr>
-    </w:p>
-    <w:p>
-      <w:pPr>
-        <w:jc w:val="both"/>
-      </w:pPr>
-      <w:r>
-        <w:t xml:space="preserve">ICEM's interface actions are monitored in the status window at the bottom which also provides help with commands. On the right there is an object display window which allows to select objects and display properties such as “Tetra size”, named material points, full or simple surfaces etc. See also the web documentation at </w:t>
+        <w:t>g</w:t>
+      </w:r>
+      <w:r>
+        <w:t>eometrical objects imported from an IGES (stereolithography file) to get them ready to run the mesher. Note that for this process a 3-button mouse is essential. Left button to select, middle button to enter selection, right button to end sequence of comman</w:t>
+      </w:r>
+      <w:r>
+        <w:t>ds and to confirm operations.</w:t>
+      </w:r>
+    </w:p>
+    <w:p>
+      <w:pPr>
+        <w:jc w:val="both"/>
+      </w:pPr>
+    </w:p>
+    <w:p>
+      <w:pPr>
+        <w:jc w:val="both"/>
+      </w:pPr>
+      <w:r>
+        <w:t>ICEM's interface actions are monitored in the status window at the bottom which also provides help with commands. On the right there is an object display window which allows to select objects and display properties such as “T</w:t>
+      </w:r>
+      <w:r>
+        <w:t xml:space="preserve">etra size”, named material points, full or simple surfaces etc. See also the web documentation at </w:t>
       </w:r>
     </w:p>
     <w:p/>
@@ -10928,20 +11977,29 @@
         <w:jc w:val="both"/>
       </w:pPr>
       <w:r>
-        <w:t>Step 1: Create a new project and corresponding) directory tree by typing a subdirectory name into the target directory which shall contain the model. Older projects available under the “previous projects” dropdown menu.</w:t>
-      </w:r>
-    </w:p>
-    <w:p>
-      <w:pPr>
-        <w:jc w:val="both"/>
-      </w:pPr>
-    </w:p>
-    <w:p>
-      <w:pPr>
-        <w:jc w:val="both"/>
-      </w:pPr>
-      <w:r>
-        <w:t>Step 2: Copy geometry *.stl or IGES file into the import/ directory inside the new project and import the geometry with the corresponding option in the ICEM top menu. Before choosing the file, select the file type as STL. (There are direct interfaces such as STL, IGES, or VDA in contrast to import options which require geometry preprocessing in DDN).</w:t>
+        <w:t xml:space="preserve">Step 1: Create a new project and corresponding) directory </w:t>
+      </w:r>
+      <w:r>
+        <w:t>tree by typing a subdirectory name into the target directory which shall contain the model. Older projects available under the “previous projects” dropdown menu.</w:t>
+      </w:r>
+    </w:p>
+    <w:p>
+      <w:pPr>
+        <w:jc w:val="both"/>
+      </w:pPr>
+    </w:p>
+    <w:p>
+      <w:pPr>
+        <w:jc w:val="both"/>
+      </w:pPr>
+      <w:r>
+        <w:t>Step 2: Copy geometry *.stl or IGES file into the import/ directory inside the new project an</w:t>
+      </w:r>
+      <w:r>
+        <w:t>d import the geometry with the corresponding option in the ICEM top menu. Before choosing the file, select the file type as STL. (There are direct interfaces such as STL, IGES, or VDA in contrast to import options which require geometry preprocessing in DD</w:t>
+      </w:r>
+      <w:r>
+        <w:t>N).</w:t>
       </w:r>
     </w:p>
     <w:p>
@@ -10999,24 +12057,36 @@
         <w:jc w:val="both"/>
       </w:pPr>
       <w:r>
-        <w:t xml:space="preserve">Surfaces: Submenu surface -&gt; create -&gt; segment surface: In order to build individual surfaces from the input geometry which is first treated as a whole one must segment it into surfaces. First, the whole is segmented, then the subsurfaces are created and added to “families” of surfaces using the “change family” command. NB: Objects in each family must still have unique names in order to be recognized and stored as entities. IMPORTANT: To get tetra to honour free surfaces in a model, boundary </w:t>
+        <w:t>Surfaces: Submenu surface -&gt; create -&gt; segment surfac</w:t>
+      </w:r>
+      <w:r>
+        <w:t>e: In order to build individual surfaces from the input geometry which is first treated as a whole one must segment it into surfaces. First, the whole is segmented, then the subsurfaces are created and added to “families” of surfaces using the “change fami</w:t>
+      </w:r>
+      <w:r>
+        <w:t xml:space="preserve">ly” command. NB: Objects in each family must still have unique names in order to be recognized and stored as entities. IMPORTANT: To get tetra to honour free surfaces in a model, boundary </w:t>
       </w:r>
       <w:r>
         <w:lastRenderedPageBreak/>
-        <w:t>conditions must be defined on these (“boco’s”). This is done in the “Edit mesh” menu, in the mesh parameters subsection.</w:t>
-      </w:r>
-    </w:p>
-    <w:p>
-      <w:pPr>
-        <w:jc w:val="both"/>
-      </w:pPr>
-    </w:p>
-    <w:p>
-      <w:pPr>
-        <w:jc w:val="both"/>
-      </w:pPr>
-      <w:r>
-        <w:t>Curves: Submenu curves -&gt; create -&gt; segment curve: Curves are necessary such that the mesher will honor sharp edges, i.e. derivative breaks in the input objects. Given the options in the submenu, choose “from both” and enter an angle tolerance which is small enough such that surface undulations are captured.</w:t>
+        <w:t xml:space="preserve">conditions must be defined on these (“boco’s”). This is done in the </w:t>
+      </w:r>
+      <w:r>
+        <w:t>“Edit mesh” menu, in the mesh parameters subsection.</w:t>
+      </w:r>
+    </w:p>
+    <w:p>
+      <w:pPr>
+        <w:jc w:val="both"/>
+      </w:pPr>
+    </w:p>
+    <w:p>
+      <w:pPr>
+        <w:jc w:val="both"/>
+      </w:pPr>
+      <w:r>
+        <w:t>Curves: Submenu curves -&gt; create -&gt; segment curve: Curves are necessary such that the mesher will honor sharp edges, i.e. derivative breaks in the input objects. Given the options in the submenu, choose</w:t>
+      </w:r>
+      <w:r>
+        <w:t xml:space="preserve"> “from both” and enter an angle tolerance which is small enough such that surface undulations are captured.</w:t>
       </w:r>
     </w:p>
     <w:p/>
@@ -11025,7 +12095,16 @@
         <w:jc w:val="both"/>
       </w:pPr>
       <w:r>
-        <w:t>Material points: Geometry -&gt; Material -&gt; Create -&gt; Screen Midpoint: Points with unique names define the subvolumes which are delimited by closed surfaces or surface groups. These points are later associated with the tetrahedral meshes (triangle meshes are associated with surfaces). Material points are used also to associate properties with volumes. To get a material point to lie inside a volume choose create -&gt; midpoints and click on a range of surface edges such that the coordinate average of the chosen point will lie in the delimited volume. So-called ORFN tetrahedra etc. always lie outside of the considered volume. When choosing midpoints use curves rather than surfaces to locate the point.</w:t>
+        <w:t>Material points: Geometry -&gt; Material -&gt; Create -&gt; Screen Midpoint: Points with unique names define the subvolumes which are delimited by closed su</w:t>
+      </w:r>
+      <w:r>
+        <w:t>rfaces or surface groups. These points are later associated with the tetrahedral meshes (triangle meshes are associated with surfaces). Material points are used also to associate properties with volumes. To get a material point to lie inside a volume choos</w:t>
+      </w:r>
+      <w:r>
+        <w:t>e create -&gt; midpoints and click on a range of surface edges such that the coordinate average of the chosen point will lie in the delimited volume. So-called ORFN tetrahedra etc. always lie outside of the considered volume. When choosing midpoints use curve</w:t>
+      </w:r>
+      <w:r>
+        <w:t>s rather than surfaces to locate the point.</w:t>
       </w:r>
     </w:p>
     <w:p>
@@ -11051,7 +12130,10 @@
         <w:jc w:val="both"/>
       </w:pPr>
       <w:r>
-        <w:t>(Model): Geometry -&gt; Surface -&gt; Mesh params -&gt; Model -&gt; enter size etc.: The overall model parameters are set. Apart from sensible default parameters which are chosen by Tetra given an entry of zero, important parameters to set manually are:</w:t>
+        <w:t>(Model): Geom</w:t>
+      </w:r>
+      <w:r>
+        <w:t>etry -&gt; Surface -&gt; Mesh params -&gt; Model -&gt; enter size etc.: The overall model parameters are set. Apart from sensible default parameters which are chosen by Tetra given an entry of zero, important parameters to set manually are:</w:t>
       </w:r>
     </w:p>
     <w:p>
@@ -11068,7 +12150,10 @@
         <w:t>Ref size</w:t>
       </w:r>
       <w:r>
-        <w:t>: Scale factor to change the size of all elements in the model.</w:t>
+        <w:t xml:space="preserve">: Scale factor to </w:t>
+      </w:r>
+      <w:r>
+        <w:t>change the size of all elements in the model.</w:t>
       </w:r>
     </w:p>
     <w:p>
@@ -11119,7 +12204,10 @@
         <w:t>Cells in gap:</w:t>
       </w:r>
       <w:r>
-        <w:t xml:space="preserve"> Used when natural size is on, in order to limit refinement in gaps or other narrow crevaces or small-angled slits in the model.</w:t>
+        <w:t xml:space="preserve"> Used when natural size is on, in order to limit refinement in gaps or other narro</w:t>
+      </w:r>
+      <w:r>
+        <w:t>w crevaces or small-angled slits in the model.</w:t>
       </w:r>
     </w:p>
     <w:p>
@@ -11162,7 +12250,10 @@
         <w:t>Fast Transition (tick box):</w:t>
       </w:r>
       <w:r>
-        <w:t xml:space="preserve"> To get a steep element-size gradient between coarsely and finely refined model regions, thereby limiting the size of the overall model. Use this option first before optimizing the model for later production runs.</w:t>
+        <w:t xml:space="preserve"> To get a steep eleme</w:t>
+      </w:r>
+      <w:r>
+        <w:t>nt-size gradient between coarsely and finely refined model regions, thereby limiting the size of the overall model. Use this option first before optimizing the model for later production runs.</w:t>
       </w:r>
     </w:p>
     <w:p>
@@ -11179,20 +12270,26 @@
         <w:t>Define thin cuts</w:t>
       </w:r>
       <w:r>
-        <w:t>: Specify to the mesher which surfaces are very close together, itentionally, such that Tetra is not allowed to violate their spacing in an attempt to match the size constraints applied to the elements. In order to use this command, the surfaces must belong to different families.</w:t>
-      </w:r>
-    </w:p>
-    <w:p>
-      <w:pPr>
-        <w:jc w:val="both"/>
-      </w:pPr>
-    </w:p>
-    <w:p>
-      <w:pPr>
-        <w:jc w:val="both"/>
-      </w:pPr>
-      <w:r>
-        <w:t>A good magic number for the refinement is 12.</w:t>
+        <w:t>: Specify to the mesher which surfaces are ver</w:t>
+      </w:r>
+      <w:r>
+        <w:t>y close together, itentionally, such that Tetra is not allowed to violate their spacing in an attempt to match the size constraints applied to the elements. In order to use this command, the surfaces must belong to different families.</w:t>
+      </w:r>
+    </w:p>
+    <w:p>
+      <w:pPr>
+        <w:jc w:val="both"/>
+      </w:pPr>
+    </w:p>
+    <w:p>
+      <w:pPr>
+        <w:jc w:val="both"/>
+      </w:pPr>
+      <w:r>
+        <w:t xml:space="preserve">A good magic number </w:t>
+      </w:r>
+      <w:r>
+        <w:t>for the refinement is 12.</w:t>
       </w:r>
     </w:p>
     <w:p>
@@ -11214,7 +12311,13 @@
         <w:jc w:val="both"/>
       </w:pPr>
       <w:r>
-        <w:t>(Families): Geometry -&gt; Surface -&gt; Mesh params -&gt; families -&gt; Select family -&gt; Accept -&gt; enter: Size (tetrahedra target ideal size), Height, Ratio (mesh gradient), Minimum Size, Maximum Deviation (relative to input geometry which shall be matched by the mesher), Width (up to what distance from the surface or curve, the mesh shall have the element size defined for the entity). For all options, 0, presents a default value which prompts tetra to place its own choice. At least, the Size and minimum size should be set by the user.</w:t>
+        <w:t>(Families): Geometry -&gt; Surface -&gt; Mesh params -&gt; families -&gt; Select family -&gt; Accept -&gt; enter: Size (tetrahedra target ideal size), Height, R</w:t>
+      </w:r>
+      <w:r>
+        <w:t>atio (mesh gradient), Minimum Size, Maximum Deviation (relative to input geometry which shall be matched by the mesher), Width (up to what distance from the surface or curve, the mesh shall have the element size defined for the entity). For all options, 0,</w:t>
+      </w:r>
+      <w:r>
+        <w:t xml:space="preserve"> presents a default value which prompts tetra to place its own choice. At least, the Size and minimum size should be set by the user.</w:t>
       </w:r>
     </w:p>
     <w:p>
@@ -11236,20 +12339,26 @@
         <w:jc w:val="both"/>
       </w:pPr>
       <w:r>
-        <w:t>The tetra mesher will attempt to achieve the global element size as defined in the model menu away from the constraint surfaces or curves.</w:t>
-      </w:r>
-    </w:p>
-    <w:p>
-      <w:pPr>
-        <w:jc w:val="both"/>
-      </w:pPr>
-    </w:p>
-    <w:p>
-      <w:pPr>
-        <w:jc w:val="both"/>
-      </w:pPr>
-      <w:r>
-        <w:t xml:space="preserve">Surface entity mesh parameters: For each surface, subsequently a refinement in terms of a desired minimum element size is specified by selecting the corresponding family and then setting the criterion. In this context, ratio refers to the allowed mesh gradient, width to element size, mas deviation to deviations from curves. </w:t>
+        <w:t>The tetra mesher will attempt to achieve the global element size as defi</w:t>
+      </w:r>
+      <w:r>
+        <w:t>ned in the model menu away from the constraint surfaces or curves.</w:t>
+      </w:r>
+    </w:p>
+    <w:p>
+      <w:pPr>
+        <w:jc w:val="both"/>
+      </w:pPr>
+    </w:p>
+    <w:p>
+      <w:pPr>
+        <w:jc w:val="both"/>
+      </w:pPr>
+      <w:r>
+        <w:t>Surface entity mesh parameters: For each surface, subsequently a refinement in terms of a desired minimum element size is specified by selecting the corresponding family and then setting t</w:t>
+      </w:r>
+      <w:r>
+        <w:t xml:space="preserve">he criterion. In this context, ratio refers to the allowed mesh gradient, width to element size, mas deviation to deviations from curves. </w:t>
       </w:r>
     </w:p>
     <w:p>
@@ -11271,7 +12380,13 @@
         <w:jc w:val="both"/>
       </w:pPr>
       <w:r>
-        <w:t>Step 5: Boundary conditions: Choose Geometry -&gt; Bound conds -&gt; select family -&gt; New b.c.: For a “generic” solver values can be assigned through this menu. One types “INT” into the type-selection box upon which another box menu appears into which the variable name, an integer identifier, and a variable value can be entered (assigning uniform first order boundary values).</w:t>
+        <w:t>Step 5: Boundary conditi</w:t>
+      </w:r>
+      <w:r>
+        <w:t>ons: Choose Geometry -&gt; Bound conds -&gt; select family -&gt; New b.c.: For a “generic” solver values can be assigned through this menu. One types “INT” into the type-selection box upon which another box menu appears into which the variable name, an integer iden</w:t>
+      </w:r>
+      <w:r>
+        <w:t>tifier, and a variable value can be entered (assigning uniform first order boundary values).</w:t>
       </w:r>
     </w:p>
     <w:p>
@@ -11297,7 +12412,10 @@
         <w:jc w:val="both"/>
       </w:pPr>
       <w:r>
-        <w:t>Step 4: Invoke the mesher: Meshing  -&gt; Tetra -&gt; Interactive from CAD -&gt; Fix non-manifold (sticking tetrahedra). Quit the mesher when it has completed and everything is O.K. This will put one back into the general ICEM menu.</w:t>
+        <w:t>Step 4: Invoke the mesher: Meshing  -&gt; Tetra -&gt; Interactive from CAD -&gt; Fix non-manifold (sticking tetrahedra). Quit the mesher when it has comp</w:t>
+      </w:r>
+      <w:r>
+        <w:t>leted and everything is O.K. This will put one back into the general ICEM menu.</w:t>
       </w:r>
     </w:p>
     <w:p>
@@ -11314,7 +12432,13 @@
       </w:pPr>
       <w:r>
         <w:tab/>
-        <w:t>The mesher first meshes the entire model and then uses a “flood fill” technique to assign tetrahedra to volumes, starting sweeps at the material points. After the mesher has executed, thin green lines will arise following edges of tetrahedra, at where these have squeezed through holes in closed surfaces. NB: If green lines indicate holes, these can be patched using the “close holes” and the “mesh repair” (Edit Mesh menu) options. After such a repair, an additional floodfill must be carried out.</w:t>
+        <w:t>The mesher first meshes the entire model and then uses a “flood fill” technique to assign tetrahedra to volumes, starting sweeps at the material points. After the mesher has</w:t>
+      </w:r>
+      <w:r>
+        <w:t xml:space="preserve"> executed, thin green lines will arise following edges of tetrahedra, at where these have squeezed through holes in closed surfaces. NB: If green lines indicate holes, these can be patched using the “close holes” and the “mesh repair” (Edit Mesh menu) opti</w:t>
+      </w:r>
+      <w:r>
+        <w:t>ons. After such a repair, an additional floodfill must be carried out.</w:t>
       </w:r>
     </w:p>
     <w:p>
@@ -11340,33 +12464,45 @@
         <w:jc w:val="both"/>
       </w:pPr>
       <w:r>
-        <w:t>The default *tetin file contains the initial input geometry for the mesher. The cut- and uncut domain files contain the mesh. To visualize the mesh first select the material points referring to the meshed volumes and, second,  select surface element types from the “Types” section to be displayed in the Display menu. The correct domain file must have been loaded before (File -&gt; Domain File -&gt; Load -&gt; cut.domain).</w:t>
-      </w:r>
-    </w:p>
-    <w:p>
-      <w:pPr>
-        <w:jc w:val="both"/>
-      </w:pPr>
-    </w:p>
-    <w:p>
-      <w:pPr>
-        <w:jc w:val="both"/>
-      </w:pPr>
-      <w:r>
-        <w:t>To avoid lengthy rendering use surface meshes only in order navigate the geometry in the following steps:</w:t>
-      </w:r>
-    </w:p>
-    <w:p>
-      <w:pPr>
-        <w:jc w:val="both"/>
-      </w:pPr>
-    </w:p>
-    <w:p>
-      <w:pPr>
-        <w:jc w:val="both"/>
-      </w:pPr>
-      <w:r>
-        <w:t xml:space="preserve">Step 5:  Edit Mesh  Tick box -&gt; Diagnostics -&gt; Quality: This and other options in the diagnostics drop-down menu must be checked sequentially to get an understanding of how well the mesher performed. The determinant option should give values greater than 0.4 for the tetrahedra and the triangles. If this is not the case initially, the mesh quality can be improved with the smooth command. Bad tetrahedra can be smoothed out using the “Smooth” button or edited manually if odd intersections have formed. </w:t>
+        <w:t>The default *tetin file contains the initial input geometry for the mesher. The cut- and uncut domain files contain the mesh. To visualize the mesh first select the</w:t>
+      </w:r>
+      <w:r>
+        <w:t xml:space="preserve"> material points referring to the meshed volumes and, second,  select surface element types from the “Types” section to be displayed in the Display menu. The correct domain file must have been loaded before (File -&gt; Domain File -&gt; Load -&gt; cut.domain).</w:t>
+      </w:r>
+    </w:p>
+    <w:p>
+      <w:pPr>
+        <w:jc w:val="both"/>
+      </w:pPr>
+    </w:p>
+    <w:p>
+      <w:pPr>
+        <w:jc w:val="both"/>
+      </w:pPr>
+      <w:r>
+        <w:t xml:space="preserve">To </w:t>
+      </w:r>
+      <w:r>
+        <w:t>avoid lengthy rendering use surface meshes only in order navigate the geometry in the following steps:</w:t>
+      </w:r>
+    </w:p>
+    <w:p>
+      <w:pPr>
+        <w:jc w:val="both"/>
+      </w:pPr>
+    </w:p>
+    <w:p>
+      <w:pPr>
+        <w:jc w:val="both"/>
+      </w:pPr>
+      <w:r>
+        <w:t xml:space="preserve">Step 5:  Edit Mesh  Tick box -&gt; Diagnostics -&gt; Quality: This and other options in the diagnostics drop-down menu must be checked sequentially to get an </w:t>
+      </w:r>
+      <w:r>
+        <w:t>understanding of how well the mesher performed. The determinant option should give values greater than 0.4 for the tetrahedra and the triangles. If this is not the case initially, the mesh quality can be improved with the smooth command. Bad tetrahedra can</w:t>
+      </w:r>
+      <w:r>
+        <w:t xml:space="preserve"> be smoothed out using the “Smooth” button or edited manually if odd intersections have formed. </w:t>
       </w:r>
       <w:r>
         <w:lastRenderedPageBreak/>
@@ -11379,7 +12515,10 @@
       </w:pPr>
       <w:r>
         <w:tab/>
-        <w:t>Apart from the quality histogram, the whole range of error cheques listed in the Diagnostics menu should be performed (Triangle boxes are empty regions between tetrahedra).</w:t>
+        <w:t>Apart from the quality</w:t>
+      </w:r>
+      <w:r>
+        <w:t xml:space="preserve"> histogram, the whole range of error cheques listed in the Diagnostics menu should be performed (Triangle boxes are empty regions between tetrahedra).</w:t>
       </w:r>
     </w:p>
     <w:p>
@@ -11399,7 +12538,13 @@
         <w:t xml:space="preserve">Cross sections </w:t>
       </w:r>
       <w:r>
-        <w:t>(of one or a few elements thickness): Display menu -&gt;  tick Display Subset -&gt; Modify -&gt; Element selection window -&gt; tick cut plane:  Define a cutplane and move it such that it intersects the model at the target position. With the “Layer” menu additional element layers can be added to the single-element thick initial layer in which elements from different families are visualized with different colors. Recommended display setting: Display options -&gt; Solid /Wireframe, Shrink 50% to see individual tetrahedra such that there shapes can be evaluated.</w:t>
+        <w:t>(of one or a few elements thickness): Display menu -&gt;  tick Display Subset -&gt; Modify -&gt; E</w:t>
+      </w:r>
+      <w:r>
+        <w:t>lement selection window -&gt; tick cut plane:  Define a cutplane and move it such that it intersects the model at the target position. With the “Layer” menu additional element layers can be added to the single-element thick initial layer in which elements fro</w:t>
+      </w:r>
+      <w:r>
+        <w:t>m different families are visualized with different colors. Recommended display setting: Display options -&gt; Solid /Wireframe, Shrink 50% to see individual tetrahedra such that there shapes can be evaluated.</w:t>
       </w:r>
     </w:p>
     <w:p>
@@ -11426,7 +12571,10 @@
         <w:jc w:val="both"/>
       </w:pPr>
       <w:r>
-        <w:t>Environment variables which must be set for ICEM are:</w:t>
+        <w:t>Environment variables whic</w:t>
+      </w:r>
+      <w:r>
+        <w:t>h must be set for ICEM are:</w:t>
       </w:r>
     </w:p>
     <w:p>
@@ -11447,7 +12595,10 @@
         <w:jc w:val="both"/>
       </w:pPr>
       <w:r>
-        <w:t>ICEM_LICENSEFILE which the lmgrd.exe uses to retrieve the licensing information for icem. In order for this to work, the icem control panel (.opts) file must be copied into the control panel directory.</w:t>
+        <w:t xml:space="preserve">ICEM_LICENSEFILE which the lmgrd.exe uses to retrieve the licensing information for icem. In order for this to work, the icem control panel (.opts) file must be copied into the control panel </w:t>
+      </w:r>
+      <w:r>
+        <w:t>directory.</w:t>
       </w:r>
     </w:p>
     <w:p>
@@ -11474,7 +12625,10 @@
         <w:jc w:val="both"/>
       </w:pPr>
       <w:r>
-        <w:t>When the mesh is output, line elements corresponding to curves which were honoured, triangular elements corresponding to surfaces, and tetrahedral elements corresponding to volumes are output automatically. These elements will have unique numbers and associated boundary values are output as well.</w:t>
+        <w:t>When the mesh is output, line elements corresponding to curves which were honoured, triangular elements corresponding to surfaces, and tetrahedral elements corresponding to volumes are output automatically. These elements will h</w:t>
+      </w:r>
+      <w:r>
+        <w:t>ave unique numbers and associated boundary values are output as well.</w:t>
       </w:r>
     </w:p>
     <w:p>
@@ -11507,20 +12661,29 @@
         <w:t>Element Types.</w:t>
       </w:r>
       <w:r>
-        <w:t xml:space="preserve"> Changing element interpolation to target setting: Edit Mesh -&gt; Change Type -&gt; choose for instance TETRA_10, TRI_6, BAR_4 to replace the standard types TETRA_4, TRI_6, and BAR_2 into higher-order elements. Tetra actually projects the midside nodes onto the target surfaces which shall be matched by the geometry.</w:t>
-      </w:r>
-    </w:p>
-    <w:p>
-      <w:pPr>
-        <w:jc w:val="both"/>
-      </w:pPr>
-    </w:p>
-    <w:p>
-      <w:pPr>
-        <w:jc w:val="both"/>
-      </w:pPr>
-      <w:r>
-        <w:t>Ulrike Wolf's CSP interface needs to be invoked in order to output data in CSP format. This also requires that all the boundaries and boundary edges of the model are stored as ICEM "families" with the corresponding CSP names as described in the CSP User's Guide.</w:t>
+        <w:t xml:space="preserve"> Changing </w:t>
+      </w:r>
+      <w:r>
+        <w:t>element interpolation to target setting: Edit Mesh -&gt; Change Type -&gt; choose for instance TETRA_10, TRI_6, BAR_4 to replace the standard types TETRA_4, TRI_6, and BAR_2 into higher-order elements. Tetra actually projects the midside nodes onto the target su</w:t>
+      </w:r>
+      <w:r>
+        <w:t>rfaces which shall be matched by the geometry.</w:t>
+      </w:r>
+    </w:p>
+    <w:p>
+      <w:pPr>
+        <w:jc w:val="both"/>
+      </w:pPr>
+    </w:p>
+    <w:p>
+      <w:pPr>
+        <w:jc w:val="both"/>
+      </w:pPr>
+      <w:r>
+        <w:t>Ulrike Wolf's CSP interface needs to be invoked in order to output data in CSP format. This also requires that all the boundaries and boundary edges of the model are stored as ICEM "families" with the corresp</w:t>
+      </w:r>
+      <w:r>
+        <w:t>onding CSP names as described in the CSP User's Guide.</w:t>
       </w:r>
     </w:p>
     <w:p>
@@ -11541,7 +12704,6 @@
         <w:jc w:val="both"/>
       </w:pPr>
       <w:r>
-        <w:lastRenderedPageBreak/>
         <w:t>Creating tapered volumes from surfaces with Tetra’s Prism Mesher</w:t>
       </w:r>
     </w:p>
@@ -11570,20 +12732,32 @@
         <w:jc w:val="both"/>
       </w:pPr>
       <w:r>
-        <w:t>1. Set CAD tolerances to desired values and build model topology representing fractures and faults as surfaces. Create  intersection curves and export to SAT or IGES. NB: The tolerances for curves surrounding surfaces in the IGES file must be exactly the ones you set for the Rhino CAD. It is impossible for to regenerate curves that are shared by multiple surfaces inside MED because this will create artificial thin cuts. For isolated surfaces, however, this can be done if there is a mismatch between surfaces and boundary curves. Note also that if the surface margins consist of multiple curves, points need to be created in MED where these curves connect. Otherwise the geometrical description is incomplete. To do this go: Geometry -&gt; Points -&gt; Create -&gt; Extract from Curves.</w:t>
-      </w:r>
-    </w:p>
-    <w:p>
-      <w:pPr>
-        <w:jc w:val="both"/>
-      </w:pPr>
-    </w:p>
-    <w:p>
-      <w:pPr>
-        <w:jc w:val="both"/>
-      </w:pPr>
-      <w:r>
-        <w:t xml:space="preserve">2. Read model topology file and create volume and surface mesh as usual using tetra and poly-element type post-processing. Get the surfaces to mesh with triangles by making them internal walls. Make sure that surface element shape and quality are optimised. </w:t>
+        <w:t>1. Set CAD tolerances to desired values and</w:t>
+      </w:r>
+      <w:r>
+        <w:t xml:space="preserve"> build model topology representing fractures and faults as surfaces. Create  intersection curves and export to SAT or IGES. NB: The tolerances for curves surrounding surfaces in the IGES file must be exactly the ones you set for the Rhino CAD. It is imposs</w:t>
+      </w:r>
+      <w:r>
+        <w:t>ible for to regenerate curves that are shared by multiple surfaces inside MED because this will create artificial thin cuts. For isolated surfaces, however, this can be done if there is a mismatch between surfaces and boundary curves. Note also that if the</w:t>
+      </w:r>
+      <w:r>
+        <w:t xml:space="preserve"> surface margins consist of multiple curves, points need to be created in MED where these curves connect. Otherwise the geometrical description is incomplete. To do this go: Geometry -&gt; Points -&gt; Create -&gt; Extract from Curves.</w:t>
+      </w:r>
+    </w:p>
+    <w:p>
+      <w:pPr>
+        <w:jc w:val="both"/>
+      </w:pPr>
+    </w:p>
+    <w:p>
+      <w:pPr>
+        <w:jc w:val="both"/>
+      </w:pPr>
+      <w:r>
+        <w:t xml:space="preserve">2. Read model topology file </w:t>
+      </w:r>
+      <w:r>
+        <w:t xml:space="preserve">and create volume and surface mesh as usual using tetra and poly-element type post-processing. Get the surfaces to mesh with triangles by making them internal walls. Make sure that surface element shape and quality are optimised. </w:t>
       </w:r>
     </w:p>
     <w:p>
@@ -11597,7 +12771,10 @@
         <w:jc w:val="both"/>
       </w:pPr>
       <w:r>
-        <w:t>3. Bring up PRISM in the meshing menu (this procedure will create the prism_params file in the current project directory):</w:t>
+        <w:t>3. Bring up PRISM in the</w:t>
+      </w:r>
+      <w:r>
+        <w:t xml:space="preserve"> meshing menu (this procedure will create the prism_params file in the current project directory):</w:t>
       </w:r>
     </w:p>
     <w:p>
@@ -11646,7 +12823,10 @@
         <w:t>Specify growth law</w:t>
       </w:r>
       <w:r>
-        <w:t xml:space="preserve"> i.e. the thickness evolution of the successive prism layers that will be grown. If an exponent of 1 is chosen the layer thickness stays constant. Use this option to mesh faults or fractures.</w:t>
+        <w:t xml:space="preserve"> i.e. the thickness evolution of the s</w:t>
+      </w:r>
+      <w:r>
+        <w:t>uccessive prism layers that will be grown. If an exponent of 1 is chosen the layer thickness stays constant. Use this option to mesh faults or fractures.</w:t>
       </w:r>
     </w:p>
     <w:p>
@@ -11688,7 +12868,10 @@
         <w:t>Height ratio.</w:t>
       </w:r>
       <w:r>
-        <w:t xml:space="preserve"> This should be 1.0 if one wants to keep the thickness of the successively grown prism layers constant.</w:t>
+        <w:t xml:space="preserve"> This should be 1.</w:t>
+      </w:r>
+      <w:r>
+        <w:t>0 if one wants to keep the thickness of the successively grown prism layers constant.</w:t>
       </w:r>
     </w:p>
     <w:p>
@@ -11793,7 +12976,13 @@
         <w:t>New volume family.</w:t>
       </w:r>
       <w:r>
-        <w:t xml:space="preserve"> In order to group the newly generated prism elements into a new family of choice, for instance, the name of the fracture surface with a _volume appended. One can be more specific and devise two different families for the top and the bottom elements, respectively. This is allows to assign diverse properties to the faults.</w:t>
+        <w:t xml:space="preserve"> In order to group the newly generated prism elements into</w:t>
+      </w:r>
+      <w:r>
+        <w:t xml:space="preserve"> a new family of choice, for instance, the name of the fracture surface with a _volume appended. One can be more specific and devise two different families for the top and the bottom elements, respectively. This is allows to assign diverse properties to th</w:t>
+      </w:r>
+      <w:r>
+        <w:t>e faults.</w:t>
       </w:r>
     </w:p>
     <w:p>
@@ -11811,6 +13000,7 @@
           <w:i/>
           <w:iCs/>
         </w:rPr>
+        <w:lastRenderedPageBreak/>
         <w:t>Ratio multiplier.</w:t>
       </w:r>
       <w:r>
@@ -11834,7 +13024,6 @@
         <w:rPr>
           <w:rFonts w:ascii="Courier New" w:hAnsi="Courier New" w:cs="Courier New"/>
         </w:rPr>
-        <w:lastRenderedPageBreak/>
         <w:t xml:space="preserve">extend_pyramids </w:t>
       </w:r>
       <w:r>
@@ -11856,7 +13045,10 @@
         <w:jc w:val="both"/>
       </w:pPr>
       <w:r>
-        <w:t>This last step is absolutely essential to avoid that orphan pyramids that extend into space are created.</w:t>
+        <w:t>This last step is a</w:t>
+      </w:r>
+      <w:r>
+        <w:t>bsolutely essential to avoid that orphan pyramids that extend into space are created.</w:t>
       </w:r>
     </w:p>
     <w:p>
@@ -11879,7 +13071,10 @@
         <w:jc w:val="both"/>
       </w:pPr>
       <w:r>
-        <w:t>The taper angle at the tip of the extruded fault is controlled indirectly by the prism (pyramid) element thickness (of each individual layer) and the element aspect ratio as determined by the element size of the original triangle surface mesh.</w:t>
+        <w:t>The taper angle at the tip of the extruded fault is controlled indirectly by the prism (pyramid) element thickness (of each individual l</w:t>
+      </w:r>
+      <w:r>
+        <w:t>ayer) and the element aspect ratio as determined by the element size of the original triangle surface mesh.</w:t>
       </w:r>
     </w:p>
     <w:p>
@@ -11888,7 +13083,10 @@
         <w:jc w:val="both"/>
       </w:pPr>
       <w:r>
-        <w:t>Currently the downside of prism meshing is that fracture terminations at intersections with other fractures will force these be pinched to zero element thickness in the meshing process. Sequential prism meshing may be the answer to this problem. Give it a try !</w:t>
+        <w:t>Currently the downside of prism meshing is that fracture terminations at intersections with other fractures will force these be pinched to zero elem</w:t>
+      </w:r>
+      <w:r>
+        <w:t>ent thickness in the meshing process. Sequential prism meshing may be the answer to this problem. Give it a try !</w:t>
       </w:r>
     </w:p>
     <w:p>
@@ -11963,7 +13161,13 @@
         <w:rPr>
           <w:rFonts w:ascii="Courier New" w:hAnsi="Courier New" w:cs="Courier New"/>
         </w:rPr>
-        <w:t>surface_file prism-test1/SKM3fracs-for-prisms.tin</w:t>
+        <w:t>surface_file prism-test1</w:t>
+      </w:r>
+      <w:r>
+        <w:rPr>
+          <w:rFonts w:ascii="Courier New" w:hAnsi="Courier New" w:cs="Courier New"/>
+        </w:rPr>
+        <w:t>/SKM3fracs-for-prisms.tin</w:t>
       </w:r>
     </w:p>
     <w:p>
@@ -12128,7 +13332,13 @@
         <w:rPr>
           <w:rFonts w:ascii="Courier New" w:hAnsi="Courier New" w:cs="Courier New"/>
         </w:rPr>
-        <w:t>smoothing_steps 6</w:t>
+        <w:t>smoothi</w:t>
+      </w:r>
+      <w:r>
+        <w:rPr>
+          <w:rFonts w:ascii="Courier New" w:hAnsi="Courier New" w:cs="Courier New"/>
+        </w:rPr>
+        <w:t>ng_steps 6</w:t>
       </w:r>
     </w:p>
     <w:p>
@@ -12216,7 +13426,6 @@
         <w:pStyle w:val="Heading2"/>
       </w:pPr>
       <w:r>
-        <w:lastRenderedPageBreak/>
         <w:t>Processing CAD models in ICEM</w:t>
       </w:r>
     </w:p>
@@ -12279,7 +13488,10 @@
         <w:jc w:val="both"/>
       </w:pPr>
       <w:r>
-        <w:t>Import Geometry -&gt;IGES to TETIN (select your file and accept)</w:t>
+        <w:t>Import Geometry -&gt;IGES to TETIN (select your fi</w:t>
+      </w:r>
+      <w:r>
+        <w:t>le and accept)</w:t>
       </w:r>
     </w:p>
     <w:p>
@@ -12330,7 +13542,10 @@
         <w:jc w:val="both"/>
       </w:pPr>
       <w:r>
-        <w:t>Change Family.  Select surfaces to add to separate families such as TOP, BOTTOM, LEFT, RIGHT, BACK and FRONT, as well as other surfaces such as faults etc.</w:t>
+        <w:t>Change Family.  Select surfaces to add to separate families such as TOP, BOTTOM, LE</w:t>
+      </w:r>
+      <w:r>
+        <w:t>FT, RIGHT, BACK and FRONT, as well as other surfaces such as faults etc.</w:t>
       </w:r>
     </w:p>
     <w:p>
@@ -12392,7 +13607,10 @@
         <w:jc w:val="both"/>
       </w:pPr>
       <w:r>
-        <w:t>If no curves are present in the geometry, they can be created in ICEM by:</w:t>
+        <w:t>If no curves are present in the geometry, they can</w:t>
+      </w:r>
+      <w:r>
+        <w:t xml:space="preserve"> be created in ICEM by:</w:t>
       </w:r>
     </w:p>
     <w:p>
@@ -12448,7 +13666,10 @@
         <w:jc w:val="both"/>
       </w:pPr>
       <w:r>
-        <w:t>Points are only needed where a FE node must be located such as at the bounding box corner, fault intersection edges or other sharp, angular intersections.  They do not need to be family specific.  There family can be changed by:</w:t>
+        <w:t>Points are only needed where a FE node must be located such as at the bounding box corner, fault intersection edges or other sharp, angular int</w:t>
+      </w:r>
+      <w:r>
+        <w:t>ersections.  They do not need to be family specific.  There family can be changed by:</w:t>
       </w:r>
     </w:p>
     <w:p>
@@ -12555,7 +13776,10 @@
         <w:jc w:val="both"/>
       </w:pPr>
       <w:r>
-        <w:t>To delete points:</w:t>
+        <w:t>To delete points</w:t>
+      </w:r>
+      <w:r>
+        <w:t>:</w:t>
       </w:r>
     </w:p>
     <w:p>
@@ -12597,6 +13821,7 @@
         <w:jc w:val="both"/>
       </w:pPr>
       <w:r>
+        <w:lastRenderedPageBreak/>
         <w:tab/>
         <w:t>Select (then select points to delete) OR (delete) All Visible.</w:t>
       </w:r>
@@ -12659,7 +13884,10 @@
       </w:pPr>
       <w:r>
         <w:tab/>
-        <w:t>Screen Midpoint (select 2 points on the screen and a Material Point will be created which lies in the centre of that line.  Give the MP a name or select its appropriate family then ensure the MP lies within the volume by zooming-in).</w:t>
+        <w:t xml:space="preserve">Screen Midpoint (select 2 points on the screen and a Material Point will be </w:t>
+      </w:r>
+      <w:r>
+        <w:t>created which lies in the centre of that line.  Give the MP a name or select its appropriate family then ensure the MP lies within the volume by zooming-in).</w:t>
       </w:r>
     </w:p>
     <w:p>
@@ -12701,20 +13929,26 @@
         <w:jc w:val="both"/>
       </w:pPr>
       <w:r>
-        <w:t>Save As Tetin (Geometry) File (chose a name e.g. test.tin and location).</w:t>
-      </w:r>
-    </w:p>
-    <w:p>
-      <w:pPr>
-        <w:jc w:val="both"/>
-      </w:pPr>
-    </w:p>
-    <w:p>
-      <w:pPr>
-        <w:jc w:val="both"/>
-      </w:pPr>
-      <w:r>
-        <w:t>Please note that it is recommended to give all of the files created from this point onwards the same name as the .tin file, with only the extension varying.  Also, it is recommended to save the .tin file several times during this pre-processing stage, this is especially true for complex geometries.</w:t>
+        <w:t xml:space="preserve">Save </w:t>
+      </w:r>
+      <w:r>
+        <w:t>As Tetin (Geometry) File (chose a name e.g. test.tin and location).</w:t>
+      </w:r>
+    </w:p>
+    <w:p>
+      <w:pPr>
+        <w:jc w:val="both"/>
+      </w:pPr>
+    </w:p>
+    <w:p>
+      <w:pPr>
+        <w:jc w:val="both"/>
+      </w:pPr>
+      <w:r>
+        <w:t>Please note that it is recommended to give all of the files created from this point onwards the same name as the .tin file, with only the extension varying.  Also, it is recommended to sa</w:t>
+      </w:r>
+      <w:r>
+        <w:t>ve the .tin file several times during this pre-processing stage, this is especially true for complex geometries.</w:t>
       </w:r>
     </w:p>
     <w:p>
@@ -12816,6 +14050,8 @@
       </w:r>
       <w:r>
         <w:tab/>
+      </w:r>
+      <w:r>
         <w:t>Boco File (give name, e.g. tets.fbc)</w:t>
       </w:r>
     </w:p>
@@ -12918,7 +14154,10 @@
         <w:jc w:val="both"/>
       </w:pPr>
       <w:r>
-        <w:t>THEN, Click on the green tab and select BACK_OUTSIDE, accept, then save Boco File:</w:t>
+        <w:t>THEN, Click on the green tab and select BACK_OUTSIDE, accept, then save</w:t>
+      </w:r>
+      <w:r>
+        <w:t xml:space="preserve"> Boco File:</w:t>
       </w:r>
     </w:p>
     <w:p>
@@ -12947,6 +14186,7 @@
         <w:jc w:val="both"/>
       </w:pPr>
       <w:r>
+        <w:lastRenderedPageBreak/>
         <w:t>SAVE AS</w:t>
       </w:r>
     </w:p>
@@ -13089,7 +14329,10 @@
         <w:jc w:val="both"/>
       </w:pPr>
       <w:r>
-        <w:t>Select reference size and view by ticking the ‘display’ box</w:t>
+        <w:t xml:space="preserve">Select reference </w:t>
+      </w:r>
+      <w:r>
+        <w:t>size and view by ticking the ‘display’ box</w:t>
       </w:r>
     </w:p>
     <w:p>
@@ -13140,7 +14383,10 @@
         <w:jc w:val="both"/>
       </w:pPr>
       <w:r>
-        <w:t>This will apply to the whole model, if however you want smaller elements in certain families:</w:t>
+        <w:t>This will apply to the whole model,</w:t>
+      </w:r>
+      <w:r>
+        <w:t xml:space="preserve"> if however you want smaller elements in certain families:</w:t>
       </w:r>
     </w:p>
     <w:p>
@@ -13178,7 +14424,10 @@
         <w:jc w:val="both"/>
       </w:pPr>
       <w:r>
-        <w:t>Selected Families (select families and assign element sizes to them – these sizes are based on the previously assigned model reference size so 0.5 will mean elements half the size of the model reference size.  If the family is an internal surface, select ‘internal wall’.  Repeat for all required families.</w:t>
+        <w:t xml:space="preserve">Selected Families (select families and assign element sizes to them – these sizes are based on the previously assigned model reference size so 0.5 will mean elements half </w:t>
+      </w:r>
+      <w:r>
+        <w:t>the size of the model reference size.  If the family is an internal surface, select ‘internal wall’.  Repeat for all required families.</w:t>
       </w:r>
     </w:p>
     <w:p>
@@ -13242,7 +14491,10 @@
         <w:jc w:val="both"/>
       </w:pPr>
       <w:r>
-        <w:t>N.B.  All of the families will have the model element sizes unless specified differently in the ‘select family’ process.</w:t>
+        <w:t>N.B.  All</w:t>
+      </w:r>
+      <w:r>
+        <w:t xml:space="preserve"> of the families will have the model element sizes unless specified differently in the ‘select family’ process.</w:t>
       </w:r>
     </w:p>
     <w:p>
@@ -13297,6 +14549,7 @@
         <w:jc w:val="both"/>
       </w:pPr>
       <w:r>
+        <w:lastRenderedPageBreak/>
         <w:t>SAVE AS</w:t>
       </w:r>
     </w:p>
@@ -13335,7 +14588,13 @@
         <w:rPr>
           <w:b/>
         </w:rPr>
-        <w:t>Mesh Generation:</w:t>
+        <w:t>Mes</w:t>
+      </w:r>
+      <w:r>
+        <w:rPr>
+          <w:b/>
+        </w:rPr>
+        <w:t>h Generation:</w:t>
       </w:r>
     </w:p>
     <w:p>
@@ -13402,7 +14661,10 @@
         <w:jc w:val="both"/>
       </w:pPr>
       <w:r>
-        <w:t>Look at the mesh, remembering that different families can be turned on/off, as can different element types.</w:t>
+        <w:t>Look at the mesh, re</w:t>
+      </w:r>
+      <w:r>
+        <w:t>membering that different families can be turned on/off, as can different element types.</w:t>
       </w:r>
     </w:p>
     <w:p>
@@ -13428,7 +14690,10 @@
         <w:jc w:val="both"/>
       </w:pPr>
       <w:r>
-        <w:t>If you are not happy, change the element sizes assigned in the tetin file (as described previously) and repeat the meshing process.  It is important to note that the mesh can be coarsened or refined by post-mesh generation processing.  Here, there are many options but the most common/usefull will be described:</w:t>
+        <w:t>If you are not happy, change the element sizes assigned in the tetin file (as des</w:t>
+      </w:r>
+      <w:r>
+        <w:t>cribed previously) and repeat the meshing process.  It is important to note that the mesh can be coarsened or refined by post-mesh generation processing.  Here, there are many options but the most common/usefull will be described:</w:t>
       </w:r>
     </w:p>
     <w:p>
@@ -13447,7 +14712,13 @@
         <w:rPr>
           <w:b/>
         </w:rPr>
-        <w:t>Post-Mesh Generation Processing:</w:t>
+        <w:t>Post-Mesh Generation Pro</w:t>
+      </w:r>
+      <w:r>
+        <w:rPr>
+          <w:b/>
+        </w:rPr>
+        <w:t>cessing:</w:t>
       </w:r>
     </w:p>
     <w:p>
@@ -13502,7 +14773,10 @@
         <w:jc w:val="both"/>
       </w:pPr>
       <w:r>
-        <w:t>N.B.  Different element types can be smoothed or frozen (see bottom right corner).  Also, in the ‘advanced options’, there is the option of implementing a Laplacian Smoother.</w:t>
+        <w:t>N.B.  Different element types can be smoothed or frozen (se</w:t>
+      </w:r>
+      <w:r>
+        <w:t>e bottom right corner).  Also, in the ‘advanced options’, there is the option of implementing a Laplacian Smoother.</w:t>
       </w:r>
     </w:p>
     <w:p>
@@ -13528,7 +14802,10 @@
         <w:jc w:val="both"/>
       </w:pPr>
       <w:r>
-        <w:t>Another usefull option is the refine option.  This can be applied a singular ‘rogue element’ of several elements or an entire family:</w:t>
+        <w:t>Another usefull option is the refine option.  This can be applied a si</w:t>
+      </w:r>
+      <w:r>
+        <w:t>ngular ‘rogue element’ of several elements or an entire family:</w:t>
       </w:r>
     </w:p>
     <w:p>
@@ -13592,20 +14869,23 @@
         <w:jc w:val="both"/>
       </w:pPr>
       <w:r>
-        <w:t>The mesh can be viewed as a solid, wireframe or mixed, by clicking ‘Display Options’ on the right-hand side column and selecting the desired viewing option.</w:t>
-      </w:r>
-    </w:p>
-    <w:p>
-      <w:pPr>
-        <w:jc w:val="both"/>
-      </w:pPr>
-    </w:p>
-    <w:p>
-      <w:pPr>
-        <w:jc w:val="both"/>
-      </w:pPr>
-      <w:r>
         <w:lastRenderedPageBreak/>
+        <w:t>The mesh can be vie</w:t>
+      </w:r>
+      <w:r>
+        <w:t>wed as a solid, wireframe or mixed, by clicking ‘Display Options’ on the right-hand side column and selecting the desired viewing option.</w:t>
+      </w:r>
+    </w:p>
+    <w:p>
+      <w:pPr>
+        <w:jc w:val="both"/>
+      </w:pPr>
+    </w:p>
+    <w:p>
+      <w:pPr>
+        <w:jc w:val="both"/>
+      </w:pPr>
+      <w:r>
         <w:t>Once happy, save tetin file and the project.</w:t>
       </w:r>
     </w:p>
@@ -13646,7 +14926,10 @@
         <w:jc w:val="both"/>
       </w:pPr>
       <w:r>
-        <w:t>PRISM (give the prsim mesh file to be created a distinct name, e.g. testprism.uns).</w:t>
+        <w:t xml:space="preserve">PRISM (give the prsim mesh file to be created a </w:t>
+      </w:r>
+      <w:r>
+        <w:t>distinct name, e.g. testprism.uns).</w:t>
       </w:r>
     </w:p>
     <w:p>
@@ -13698,7 +14981,10 @@
         <w:jc w:val="both"/>
       </w:pPr>
       <w:r>
-        <w:t>Initial Height = element thickness (in metres)</w:t>
+        <w:t>Ini</w:t>
+      </w:r>
+      <w:r>
+        <w:t>tial Height = element thickness (in metres)</w:t>
       </w:r>
     </w:p>
     <w:p>
@@ -13769,7 +15055,10 @@
         <w:jc w:val="both"/>
       </w:pPr>
       <w:r>
-        <w:t>-Enter total height / thickness (= number of layers x 2 x initial height).</w:t>
+        <w:t>-Enter total height / thickness (= number of layers</w:t>
+      </w:r>
+      <w:r>
+        <w:t xml:space="preserve"> x 2 x initial height).</w:t>
       </w:r>
     </w:p>
     <w:p>
@@ -13900,7 +15189,10 @@
         <w:jc w:val="both"/>
       </w:pPr>
       <w:r>
-        <w:t>CSP INPUT (Click on file to put out, either test.uns or testprism.uns or both)</w:t>
+        <w:t>CSP INPUT (Click on file to pu</w:t>
+      </w:r>
+      <w:r>
+        <w:t>t out, either test.uns or testprism.uns or both)</w:t>
       </w:r>
     </w:p>
     <w:p>
@@ -13938,6 +15230,7 @@
         <w:jc w:val="both"/>
       </w:pPr>
       <w:r>
+        <w:lastRenderedPageBreak/>
         <w:t>ICEM will then write:</w:t>
       </w:r>
     </w:p>
@@ -13965,7 +15258,6 @@
         <w:jc w:val="both"/>
       </w:pPr>
       <w:r>
-        <w:lastRenderedPageBreak/>
         <w:t>Test.dat</w:t>
       </w:r>
     </w:p>
@@ -14019,7 +15311,10 @@
         <w:t>GeometryPreprocessor.exe</w:t>
       </w:r>
       <w:r>
-        <w:t xml:space="preserve"> was already described in the chapter on data input and output. It constitutes the “glue” needed to use the Triangle mesher and other programs.</w:t>
+        <w:t xml:space="preserve"> was already described in</w:t>
+      </w:r>
+      <w:r>
+        <w:t xml:space="preserve"> the chapter on data input and output. It constitutes the “glue” needed to use the Triangle mesher and other programs.</w:t>
       </w:r>
     </w:p>
     <w:p>
@@ -14041,7 +15336,10 @@
         <w:t>Triangulator</w:t>
       </w:r>
       <w:r>
-        <w:t xml:space="preserve"> for the creation of two-dimensional triangulations from regular-gridded geometry representations. This module is used internally by the SuperGroup. The source code “example1.cpp” illustrates how to use the Triangulator to generate a mesh from which a SuperGroup is build.</w:t>
+        <w:t xml:space="preserve"> for the creation of two-dimensional triangulations from regular-gridded geometry</w:t>
+      </w:r>
+      <w:r>
+        <w:t xml:space="preserve"> representations. This module is used internally by the SuperGroup. The source code “example1.cpp” illustrates how to use the Triangulator to generate a mesh from which a SuperGroup is build.</w:t>
       </w:r>
     </w:p>
     <w:p>
@@ -14063,17 +15361,30 @@
         <w:t>MeshInterface</w:t>
       </w:r>
       <w:r>
-        <w:t xml:space="preserve"> class provides further capabilities needed to pre-process GoCad and NASTRAN mesh files for the use in CSP. One of the tasks of these pre-processor methods is the identification of the neighbor elements of each finite-element. This type of data is rarely provided by third-party meshers. The </w:t>
+        <w:t xml:space="preserve"> class provides further capabilities needed to</w:t>
+      </w:r>
+      <w:r>
+        <w:t xml:space="preserve"> pre-process GoCad and NASTRAN mesh files for the use in CSP. One of the tasks of these pre-processor methods is the identification of the neighbor elements of each finite-element. This type of data is rarely provided by third-party meshers. The </w:t>
       </w:r>
       <w:r>
         <w:rPr>
           <w:b/>
           <w:bCs/>
         </w:rPr>
-        <w:t>CSP_VSetConverter</w:t>
-      </w:r>
-      <w:r>
-        <w:t xml:space="preserve"> module takes triangular and tetrahedral input meshes and inserts midside and barycentric nodes such that these meshes can be used with the higher-order finite elements from the Finite-Element Library. It also replaces those corner elements in 2D meshes which have sides on two model boundaries simultaneously. Such elements are unsuitable for computations since they would have zero degrees of freedom if boundary conditions were assigned to the two model boundaries.  </w:t>
+        <w:t>CSP_VSetCo</w:t>
+      </w:r>
+      <w:r>
+        <w:rPr>
+          <w:b/>
+          <w:bCs/>
+        </w:rPr>
+        <w:t>nverter</w:t>
+      </w:r>
+      <w:r>
+        <w:t xml:space="preserve"> module takes triangular and tetrahedral input meshes and inserts midside and barycentric nodes such that these meshes can be used with the higher-order finite elements from the Finite-Element Library. It also replaces those corner elements in 2D me</w:t>
+      </w:r>
+      <w:r>
+        <w:t xml:space="preserve">shes which have sides on two model boundaries simultaneously. Such elements are unsuitable for computations since they would have zero degrees of freedom if boundary conditions were assigned to the two model boundaries.  </w:t>
       </w:r>
     </w:p>
     <w:p>
@@ -14099,7 +15410,16 @@
         <w:pStyle w:val="BodyText"/>
       </w:pPr>
       <w:r>
-        <w:t>A set of topology manipulation classes is integrated into the CSP basic library. They comprise Point, Edge, Polygon, and Triangle classes for two-dimensional operations, and Point3D, Edge3D, and Triangle3D classes for finding line triangle intersections etc. in three dimensional space. Since these classes were based on a book on computational geometry by M. J. Lazlo, their names are prefaced with MJL_. The main reason for the integration of these classes in CSP, is the pre-processing of mesh input files containing parallel straight line graphs (PSLG’s) of models for the program Triangle.</w:t>
+        <w:t>A set of topo</w:t>
+      </w:r>
+      <w:r>
+        <w:t>logy manipulation classes is integrated into the CSP basic library. They comprise Point, Edge, Polygon, and Triangle classes for two-dimensional operations, and Point3D, Edge3D, and Triangle3D classes for finding line triangle intersections etc. in three d</w:t>
+      </w:r>
+      <w:r>
+        <w:t>imensional space. Since these classes were based on a book on computational geometry by M. J. Lazlo, their names are prefaced with MJL_. The main reason for the integration of these classes in CSP, is the pre-processing of mesh input files containing paral</w:t>
+      </w:r>
+      <w:r>
+        <w:t>lel straight line graphs (PSLG’s) of models for the program Triangle.</w:t>
       </w:r>
     </w:p>
     <w:p>
@@ -14112,7 +15432,13 @@
         <w:pStyle w:val="BodyText"/>
       </w:pPr>
       <w:r>
-        <w:t>It is an auxiliary program by SKM which reads DXF files prepared according to the specifications in Chapter 4. The interpreted files are converted into input files for the program Triangle. This program by J. Shewchuk performs constrained-conforming Delauney triangulations of excellent quality. The GeometryPreprocessor also converts raw triangulated surfaces from Rhino (R. McNeel &amp; Associates) into GoCad TSurf format. This capability permits to circumvent GoCads or TSurf’s cumbersome geometry generation routines.</w:t>
+        <w:t>It is an auxiliary program by SKM which reads DXF files prepared according to the specifications in Chapter 4. The interpreted files are converted into input files for the program Trian</w:t>
+      </w:r>
+      <w:r>
+        <w:t>gle. This program by J. Shewchuk performs constrained-conforming Delauney triangulations of excellent quality. The GeometryPreprocessor also converts raw triangulated surfaces from Rhino (R. McNeel &amp; Associates) into GoCad TSurf format. This capability per</w:t>
+      </w:r>
+      <w:r>
+        <w:t>mits to circumvent GoCads or TSurf’s cumbersome geometry generation routines.</w:t>
       </w:r>
     </w:p>
     <w:sectPr>
@@ -15968,9 +17294,7 @@
   </w:style>
   <w:style w:type="character" w:default="1" w:styleId="DefaultParagraphFont">
     <w:name w:val="Default Paragraph Font"/>
-    <w:uiPriority w:val="1"/>
     <w:semiHidden/>
-    <w:unhideWhenUsed/>
   </w:style>
   <w:style w:type="table" w:default="1" w:styleId="TableNormal">
     <w:name w:val="Normal Table"/>
@@ -16487,9 +17811,7 @@
   </w:style>
   <w:style w:type="character" w:default="1" w:styleId="DefaultParagraphFont">
     <w:name w:val="Default Paragraph Font"/>
-    <w:uiPriority w:val="1"/>
     <w:semiHidden/>
-    <w:unhideWhenUsed/>
   </w:style>
   <w:style w:type="table" w:default="1" w:styleId="TableNormal">
     <w:name w:val="Normal Table"/>
